--- a/Lab2_img_proc/report/report.docx
+++ b/Lab2_img_proc/report/report.docx
@@ -472,7 +472,7 @@
                     </pic:cNvPicPr>
                   </pic:nvPicPr>
                   <pic:blipFill>
-                    <a:blip r:embed="rId5">
+                    <a:blip r:embed="rId6">
                       <a:extLst>
                         <a:ext uri="{28A0092B-C50C-407E-A947-70E740481C1C}">
                           <a14:useLocalDpi xmlns:a14="http://schemas.microsoft.com/office/drawing/2010/main" val="0"/>
@@ -1767,22 +1767,17 @@
         <w:jc w:val="both"/>
         <w:rPr>
           <w:rFonts w:ascii="Times New Roman" w:hAnsi="Times New Roman" w:cs="Times New Roman"/>
-          <w:sz w:val="28"/>
-        </w:rPr>
-      </w:pPr>
-      <w:r>
-        <w:rPr>
-          <w:rFonts w:ascii="Times New Roman" w:hAnsi="Times New Roman" w:cs="Times New Roman"/>
-          <w:sz w:val="28"/>
-        </w:rPr>
-        <w:t>Изучить базовые методы Монте-Карло, используемые для интегрирования функций на заданном интервале, и оценить точность интегрирования и основные преимущества и недостатки этих методов</w:t>
-      </w:r>
-      <w:r>
-        <w:rPr>
-          <w:rFonts w:ascii="Times New Roman" w:hAnsi="Times New Roman" w:cs="Times New Roman"/>
-          <w:sz w:val="28"/>
-        </w:rPr>
-        <w:t>.</w:t>
+          <w:sz w:val="24"/>
+          <w:szCs w:val="24"/>
+        </w:rPr>
+      </w:pPr>
+      <w:r>
+        <w:rPr>
+          <w:rFonts w:ascii="Times New Roman" w:hAnsi="Times New Roman" w:cs="Times New Roman"/>
+          <w:sz w:val="24"/>
+          <w:szCs w:val="24"/>
+        </w:rPr>
+        <w:t>Изучить базовые методы Монте-Карло, используемые для интегрирования функций на заданном интервале, и оценить точность интегрирования и основные преимущества и недостатки этих методов.</w:t>
       </w:r>
     </w:p>
     <w:p>
@@ -1790,13 +1785,15 @@
         <w:jc w:val="both"/>
         <w:rPr>
           <w:rFonts w:ascii="Times New Roman" w:eastAsiaTheme="minorEastAsia" w:hAnsi="Times New Roman" w:cs="Times New Roman"/>
-          <w:sz w:val="28"/>
-        </w:rPr>
-      </w:pPr>
-      <w:r>
-        <w:rPr>
-          <w:rFonts w:ascii="Times New Roman" w:hAnsi="Times New Roman" w:cs="Times New Roman"/>
-          <w:sz w:val="28"/>
+          <w:sz w:val="24"/>
+          <w:szCs w:val="24"/>
+        </w:rPr>
+      </w:pPr>
+      <w:r>
+        <w:rPr>
+          <w:rFonts w:ascii="Times New Roman" w:hAnsi="Times New Roman" w:cs="Times New Roman"/>
+          <w:sz w:val="24"/>
+          <w:szCs w:val="24"/>
         </w:rPr>
         <w:t xml:space="preserve">Задана функция </w:t>
       </w:r>
@@ -1804,7 +1801,8 @@
         <m:r>
           <w:rPr>
             <w:rFonts w:ascii="Cambria Math" w:hAnsi="Cambria Math" w:cs="Times New Roman"/>
-            <w:sz w:val="28"/>
+            <w:sz w:val="24"/>
+            <w:szCs w:val="24"/>
           </w:rPr>
           <m:t>f</m:t>
         </m:r>
@@ -1814,7 +1812,8 @@
               <w:rPr>
                 <w:rFonts w:ascii="Cambria Math" w:hAnsi="Cambria Math" w:cs="Times New Roman"/>
                 <w:i/>
-                <w:sz w:val="28"/>
+                <w:sz w:val="24"/>
+                <w:szCs w:val="24"/>
               </w:rPr>
             </m:ctrlPr>
           </m:dPr>
@@ -1822,7 +1821,8 @@
             <m:r>
               <w:rPr>
                 <w:rFonts w:ascii="Cambria Math" w:hAnsi="Cambria Math" w:cs="Times New Roman"/>
-                <w:sz w:val="28"/>
+                <w:sz w:val="24"/>
+                <w:szCs w:val="24"/>
               </w:rPr>
               <m:t>x</m:t>
             </m:r>
@@ -1831,7 +1831,8 @@
         <m:r>
           <w:rPr>
             <w:rFonts w:ascii="Cambria Math" w:hAnsi="Cambria Math" w:cs="Times New Roman"/>
-            <w:sz w:val="28"/>
+            <w:sz w:val="24"/>
+            <w:szCs w:val="24"/>
           </w:rPr>
           <m:t>=</m:t>
         </m:r>
@@ -1841,7 +1842,8 @@
               <w:rPr>
                 <w:rFonts w:ascii="Cambria Math" w:hAnsi="Cambria Math" w:cs="Times New Roman"/>
                 <w:i/>
-                <w:sz w:val="28"/>
+                <w:sz w:val="24"/>
+                <w:szCs w:val="24"/>
               </w:rPr>
             </m:ctrlPr>
           </m:sSupPr>
@@ -1849,7 +1851,8 @@
             <m:r>
               <w:rPr>
                 <w:rFonts w:ascii="Cambria Math" w:hAnsi="Cambria Math" w:cs="Times New Roman"/>
-                <w:sz w:val="28"/>
+                <w:sz w:val="24"/>
+                <w:szCs w:val="24"/>
               </w:rPr>
               <m:t>x</m:t>
             </m:r>
@@ -1858,7 +1861,8 @@
             <m:r>
               <w:rPr>
                 <w:rFonts w:ascii="Cambria Math" w:hAnsi="Cambria Math" w:cs="Times New Roman"/>
-                <w:sz w:val="28"/>
+                <w:sz w:val="24"/>
+                <w:szCs w:val="24"/>
               </w:rPr>
               <m:t>2</m:t>
             </m:r>
@@ -1868,7 +1872,8 @@
       <w:r>
         <w:rPr>
           <w:rFonts w:ascii="Times New Roman" w:eastAsiaTheme="minorEastAsia" w:hAnsi="Times New Roman" w:cs="Times New Roman"/>
-          <w:sz w:val="28"/>
+          <w:sz w:val="24"/>
+          <w:szCs w:val="24"/>
         </w:rPr>
         <w:t xml:space="preserve">. Вычислить интеграл данной функции на интервале </w:t>
       </w:r>
@@ -1881,7 +1886,8 @@
               <w:rPr>
                 <w:rFonts w:ascii="Cambria Math" w:eastAsiaTheme="minorEastAsia" w:hAnsi="Cambria Math" w:cs="Times New Roman"/>
                 <w:i/>
-                <w:sz w:val="28"/>
+                <w:sz w:val="24"/>
+                <w:szCs w:val="24"/>
               </w:rPr>
             </m:ctrlPr>
           </m:dPr>
@@ -1889,7 +1895,8 @@
             <m:r>
               <w:rPr>
                 <w:rFonts w:ascii="Cambria Math" w:eastAsiaTheme="minorEastAsia" w:hAnsi="Cambria Math" w:cs="Times New Roman"/>
-                <w:sz w:val="28"/>
+                <w:sz w:val="24"/>
+                <w:szCs w:val="24"/>
               </w:rPr>
               <m:t>2, 5</m:t>
             </m:r>
@@ -1899,7 +1906,8 @@
       <w:r>
         <w:rPr>
           <w:rFonts w:ascii="Times New Roman" w:eastAsiaTheme="minorEastAsia" w:hAnsi="Times New Roman" w:cs="Times New Roman"/>
-          <w:sz w:val="28"/>
+          <w:sz w:val="24"/>
+          <w:szCs w:val="24"/>
         </w:rPr>
         <w:t>. Интеграл вычисляется:</w:t>
       </w:r>
@@ -1914,13 +1922,15 @@
         <w:jc w:val="both"/>
         <w:rPr>
           <w:rFonts w:ascii="Times New Roman" w:hAnsi="Times New Roman" w:cs="Times New Roman"/>
-          <w:sz w:val="28"/>
-        </w:rPr>
-      </w:pPr>
-      <w:r>
-        <w:rPr>
-          <w:rFonts w:ascii="Times New Roman" w:hAnsi="Times New Roman" w:cs="Times New Roman"/>
-          <w:sz w:val="28"/>
+          <w:sz w:val="24"/>
+          <w:szCs w:val="24"/>
+        </w:rPr>
+      </w:pPr>
+      <w:r>
+        <w:rPr>
+          <w:rFonts w:ascii="Times New Roman" w:hAnsi="Times New Roman" w:cs="Times New Roman"/>
+          <w:sz w:val="24"/>
+          <w:szCs w:val="24"/>
         </w:rPr>
         <w:t>Аналитически.</w:t>
       </w:r>
@@ -1935,22 +1945,17 @@
         <w:jc w:val="both"/>
         <w:rPr>
           <w:rFonts w:ascii="Times New Roman" w:hAnsi="Times New Roman" w:cs="Times New Roman"/>
-          <w:sz w:val="28"/>
-        </w:rPr>
-      </w:pPr>
-      <w:r>
-        <w:rPr>
-          <w:rFonts w:ascii="Times New Roman" w:hAnsi="Times New Roman" w:cs="Times New Roman"/>
-          <w:sz w:val="28"/>
-        </w:rPr>
-        <w:t>Простым интегрированием методом Монте-Карло</w:t>
-      </w:r>
-      <w:r>
-        <w:rPr>
-          <w:rFonts w:ascii="Times New Roman" w:hAnsi="Times New Roman" w:cs="Times New Roman"/>
-          <w:sz w:val="28"/>
-        </w:rPr>
-        <w:t>.</w:t>
+          <w:sz w:val="24"/>
+          <w:szCs w:val="24"/>
+        </w:rPr>
+      </w:pPr>
+      <w:r>
+        <w:rPr>
+          <w:rFonts w:ascii="Times New Roman" w:hAnsi="Times New Roman" w:cs="Times New Roman"/>
+          <w:sz w:val="24"/>
+          <w:szCs w:val="24"/>
+        </w:rPr>
+        <w:t>Простым интегрированием методом Монте-Карло.</w:t>
       </w:r>
     </w:p>
     <w:p>
@@ -1963,29 +1968,17 @@
         <w:jc w:val="both"/>
         <w:rPr>
           <w:rFonts w:ascii="Times New Roman" w:hAnsi="Times New Roman" w:cs="Times New Roman"/>
-          <w:sz w:val="28"/>
-        </w:rPr>
-      </w:pPr>
-      <w:r>
-        <w:rPr>
-          <w:rFonts w:ascii="Times New Roman" w:hAnsi="Times New Roman" w:cs="Times New Roman"/>
-          <w:sz w:val="28"/>
-        </w:rPr>
-        <w:t>Интегрированием методом Монте-Карло со стратификацией</w:t>
-      </w:r>
-      <w:r>
-        <w:rPr>
-          <w:rFonts w:ascii="Times New Roman" w:hAnsi="Times New Roman" w:cs="Times New Roman"/>
-          <w:sz w:val="28"/>
-        </w:rPr>
-        <w:t>.</w:t>
-      </w:r>
-      <w:r>
-        <w:rPr>
-          <w:rFonts w:ascii="Times New Roman" w:hAnsi="Times New Roman" w:cs="Times New Roman"/>
-          <w:sz w:val="28"/>
-        </w:rPr>
-        <w:t xml:space="preserve"> Использовать два варианта разбиения: с шагом 1 и с шагом 0.5.</w:t>
+          <w:sz w:val="24"/>
+          <w:szCs w:val="24"/>
+        </w:rPr>
+      </w:pPr>
+      <w:r>
+        <w:rPr>
+          <w:rFonts w:ascii="Times New Roman" w:hAnsi="Times New Roman" w:cs="Times New Roman"/>
+          <w:sz w:val="24"/>
+          <w:szCs w:val="24"/>
+        </w:rPr>
+        <w:t>Интегрированием методом Монте-Карло со стратификацией. Использовать два варианта разбиения: с шагом 1 и с шагом 0.5.</w:t>
       </w:r>
     </w:p>
     <w:p>
@@ -1998,29 +1991,17 @@
         <w:jc w:val="both"/>
         <w:rPr>
           <w:rFonts w:ascii="Times New Roman" w:hAnsi="Times New Roman" w:cs="Times New Roman"/>
-          <w:sz w:val="28"/>
-        </w:rPr>
-      </w:pPr>
-      <w:r>
-        <w:rPr>
-          <w:rFonts w:ascii="Times New Roman" w:hAnsi="Times New Roman" w:cs="Times New Roman"/>
-          <w:sz w:val="28"/>
-        </w:rPr>
-        <w:t>Интегрированием методом Монте-Карло с выборкой по значимости</w:t>
-      </w:r>
-      <w:r>
-        <w:rPr>
-          <w:rFonts w:ascii="Times New Roman" w:hAnsi="Times New Roman" w:cs="Times New Roman"/>
-          <w:sz w:val="28"/>
-        </w:rPr>
-        <w:t>.</w:t>
-      </w:r>
-      <w:r>
-        <w:rPr>
-          <w:rFonts w:ascii="Times New Roman" w:hAnsi="Times New Roman" w:cs="Times New Roman"/>
-          <w:sz w:val="28"/>
-        </w:rPr>
-        <w:t xml:space="preserve"> Использовать три варианта плотности вероятности </w:t>
+          <w:sz w:val="24"/>
+          <w:szCs w:val="24"/>
+        </w:rPr>
+      </w:pPr>
+      <w:r>
+        <w:rPr>
+          <w:rFonts w:ascii="Times New Roman" w:hAnsi="Times New Roman" w:cs="Times New Roman"/>
+          <w:sz w:val="24"/>
+          <w:szCs w:val="24"/>
+        </w:rPr>
+        <w:t xml:space="preserve">Интегрированием методом Монте-Карло с выборкой по значимости. Использовать три варианта плотности вероятности </w:t>
       </w:r>
       <m:oMath>
         <m:sSub>
@@ -2029,7 +2010,8 @@
               <w:rPr>
                 <w:rFonts w:ascii="Cambria Math" w:hAnsi="Cambria Math" w:cs="Times New Roman"/>
                 <w:i/>
-                <w:sz w:val="28"/>
+                <w:sz w:val="24"/>
+                <w:szCs w:val="24"/>
               </w:rPr>
             </m:ctrlPr>
           </m:sSubPr>
@@ -2037,7 +2019,8 @@
             <m:r>
               <w:rPr>
                 <w:rFonts w:ascii="Cambria Math" w:hAnsi="Cambria Math" w:cs="Times New Roman"/>
-                <w:sz w:val="28"/>
+                <w:sz w:val="24"/>
+                <w:szCs w:val="24"/>
               </w:rPr>
               <m:t>p</m:t>
             </m:r>
@@ -2046,7 +2029,8 @@
             <m:r>
               <w:rPr>
                 <w:rFonts w:ascii="Cambria Math" w:hAnsi="Cambria Math" w:cs="Times New Roman"/>
-                <w:sz w:val="28"/>
+                <w:sz w:val="24"/>
+                <w:szCs w:val="24"/>
               </w:rPr>
               <m:t>1</m:t>
             </m:r>
@@ -2059,7 +2043,8 @@
                 <w:rFonts w:ascii="Cambria Math" w:hAnsi="Cambria Math" w:cs="Times New Roman"/>
                 <w:i/>
                 <w:kern w:val="0"/>
-                <w:sz w:val="28"/>
+                <w:sz w:val="24"/>
+                <w:szCs w:val="24"/>
                 <w14:ligatures w14:val="none"/>
               </w:rPr>
             </m:ctrlPr>
@@ -2068,7 +2053,8 @@
             <m:r>
               <w:rPr>
                 <w:rFonts w:ascii="Cambria Math" w:hAnsi="Cambria Math" w:cs="Times New Roman"/>
-                <w:sz w:val="28"/>
+                <w:sz w:val="24"/>
+                <w:szCs w:val="24"/>
               </w:rPr>
               <m:t>x</m:t>
             </m:r>
@@ -2077,7 +2063,8 @@
         <m:r>
           <w:rPr>
             <w:rFonts w:ascii="Cambria Math" w:hAnsi="Cambria Math" w:cs="Times New Roman"/>
-            <w:sz w:val="28"/>
+            <w:sz w:val="24"/>
+            <w:szCs w:val="24"/>
           </w:rPr>
           <m:t>=</m:t>
         </m:r>
@@ -2085,7 +2072,8 @@
           <w:rPr>
             <w:rFonts w:ascii="Cambria Math" w:hAnsi="Cambria Math" w:cs="Times New Roman"/>
             <w:kern w:val="0"/>
-            <w:sz w:val="28"/>
+            <w:sz w:val="24"/>
+            <w:szCs w:val="24"/>
             <w14:ligatures w14:val="none"/>
           </w:rPr>
           <m:t xml:space="preserve">x, </m:t>
@@ -2096,7 +2084,8 @@
               <w:rPr>
                 <w:rFonts w:ascii="Cambria Math" w:hAnsi="Cambria Math" w:cs="Times New Roman"/>
                 <w:i/>
-                <w:sz w:val="28"/>
+                <w:sz w:val="24"/>
+                <w:szCs w:val="24"/>
               </w:rPr>
             </m:ctrlPr>
           </m:sSubPr>
@@ -2104,7 +2093,8 @@
             <m:r>
               <w:rPr>
                 <w:rFonts w:ascii="Cambria Math" w:hAnsi="Cambria Math" w:cs="Times New Roman"/>
-                <w:sz w:val="28"/>
+                <w:sz w:val="24"/>
+                <w:szCs w:val="24"/>
               </w:rPr>
               <m:t>p</m:t>
             </m:r>
@@ -2113,7 +2103,8 @@
             <m:r>
               <w:rPr>
                 <w:rFonts w:ascii="Cambria Math" w:hAnsi="Cambria Math" w:cs="Times New Roman"/>
-                <w:sz w:val="28"/>
+                <w:sz w:val="24"/>
+                <w:szCs w:val="24"/>
               </w:rPr>
               <m:t>2</m:t>
             </m:r>
@@ -2126,7 +2117,8 @@
                 <w:rFonts w:ascii="Cambria Math" w:hAnsi="Cambria Math" w:cs="Times New Roman"/>
                 <w:i/>
                 <w:kern w:val="0"/>
-                <w:sz w:val="28"/>
+                <w:sz w:val="24"/>
+                <w:szCs w:val="24"/>
                 <w14:ligatures w14:val="none"/>
               </w:rPr>
             </m:ctrlPr>
@@ -2135,7 +2127,8 @@
             <m:r>
               <w:rPr>
                 <w:rFonts w:ascii="Cambria Math" w:hAnsi="Cambria Math" w:cs="Times New Roman"/>
-                <w:sz w:val="28"/>
+                <w:sz w:val="24"/>
+                <w:szCs w:val="24"/>
               </w:rPr>
               <m:t>x</m:t>
             </m:r>
@@ -2144,7 +2137,8 @@
         <m:r>
           <w:rPr>
             <w:rFonts w:ascii="Cambria Math" w:hAnsi="Cambria Math" w:cs="Times New Roman"/>
-            <w:sz w:val="28"/>
+            <w:sz w:val="24"/>
+            <w:szCs w:val="24"/>
           </w:rPr>
           <m:t>=</m:t>
         </m:r>
@@ -2155,7 +2149,8 @@
                 <w:rFonts w:ascii="Cambria Math" w:hAnsi="Cambria Math" w:cs="Times New Roman"/>
                 <w:i/>
                 <w:kern w:val="0"/>
-                <w:sz w:val="28"/>
+                <w:sz w:val="24"/>
+                <w:szCs w:val="24"/>
                 <w14:ligatures w14:val="none"/>
               </w:rPr>
             </m:ctrlPr>
@@ -2164,7 +2159,8 @@
             <m:r>
               <w:rPr>
                 <w:rFonts w:ascii="Cambria Math" w:hAnsi="Cambria Math" w:cs="Times New Roman"/>
-                <w:sz w:val="28"/>
+                <w:sz w:val="24"/>
+                <w:szCs w:val="24"/>
               </w:rPr>
               <m:t>x</m:t>
             </m:r>
@@ -2173,7 +2169,8 @@
             <m:r>
               <w:rPr>
                 <w:rFonts w:ascii="Cambria Math" w:hAnsi="Cambria Math" w:cs="Times New Roman"/>
-                <w:sz w:val="28"/>
+                <w:sz w:val="24"/>
+                <w:szCs w:val="24"/>
               </w:rPr>
               <m:t>2</m:t>
             </m:r>
@@ -2183,7 +2180,8 @@
           <w:rPr>
             <w:rFonts w:ascii="Cambria Math" w:hAnsi="Cambria Math" w:cs="Times New Roman"/>
             <w:kern w:val="0"/>
-            <w:sz w:val="28"/>
+            <w:sz w:val="24"/>
+            <w:szCs w:val="24"/>
             <w14:ligatures w14:val="none"/>
           </w:rPr>
           <m:t xml:space="preserve">, </m:t>
@@ -2194,7 +2192,8 @@
               <w:rPr>
                 <w:rFonts w:ascii="Cambria Math" w:hAnsi="Cambria Math" w:cs="Times New Roman"/>
                 <w:i/>
-                <w:sz w:val="28"/>
+                <w:sz w:val="24"/>
+                <w:szCs w:val="24"/>
               </w:rPr>
             </m:ctrlPr>
           </m:sSubPr>
@@ -2202,7 +2201,8 @@
             <m:r>
               <w:rPr>
                 <w:rFonts w:ascii="Cambria Math" w:hAnsi="Cambria Math" w:cs="Times New Roman"/>
-                <w:sz w:val="28"/>
+                <w:sz w:val="24"/>
+                <w:szCs w:val="24"/>
               </w:rPr>
               <m:t>p</m:t>
             </m:r>
@@ -2211,7 +2211,8 @@
             <m:r>
               <w:rPr>
                 <w:rFonts w:ascii="Cambria Math" w:hAnsi="Cambria Math" w:cs="Times New Roman"/>
-                <w:sz w:val="28"/>
+                <w:sz w:val="24"/>
+                <w:szCs w:val="24"/>
               </w:rPr>
               <m:t>3</m:t>
             </m:r>
@@ -2224,7 +2225,8 @@
                 <w:rFonts w:ascii="Cambria Math" w:hAnsi="Cambria Math" w:cs="Times New Roman"/>
                 <w:i/>
                 <w:kern w:val="0"/>
-                <w:sz w:val="28"/>
+                <w:sz w:val="24"/>
+                <w:szCs w:val="24"/>
                 <w14:ligatures w14:val="none"/>
               </w:rPr>
             </m:ctrlPr>
@@ -2233,7 +2235,8 @@
             <m:r>
               <w:rPr>
                 <w:rFonts w:ascii="Cambria Math" w:hAnsi="Cambria Math" w:cs="Times New Roman"/>
-                <w:sz w:val="28"/>
+                <w:sz w:val="24"/>
+                <w:szCs w:val="24"/>
               </w:rPr>
               <m:t>x</m:t>
             </m:r>
@@ -2242,7 +2245,8 @@
         <m:r>
           <w:rPr>
             <w:rFonts w:ascii="Cambria Math" w:hAnsi="Cambria Math" w:cs="Times New Roman"/>
-            <w:sz w:val="28"/>
+            <w:sz w:val="24"/>
+            <w:szCs w:val="24"/>
           </w:rPr>
           <m:t>=</m:t>
         </m:r>
@@ -2253,7 +2257,8 @@
                 <w:rFonts w:ascii="Cambria Math" w:hAnsi="Cambria Math" w:cs="Times New Roman"/>
                 <w:i/>
                 <w:kern w:val="0"/>
-                <w:sz w:val="28"/>
+                <w:sz w:val="24"/>
+                <w:szCs w:val="24"/>
                 <w14:ligatures w14:val="none"/>
               </w:rPr>
             </m:ctrlPr>
@@ -2262,7 +2267,8 @@
             <m:r>
               <w:rPr>
                 <w:rFonts w:ascii="Cambria Math" w:hAnsi="Cambria Math" w:cs="Times New Roman"/>
-                <w:sz w:val="28"/>
+                <w:sz w:val="24"/>
+                <w:szCs w:val="24"/>
               </w:rPr>
               <m:t>x</m:t>
             </m:r>
@@ -2271,7 +2277,8 @@
             <m:r>
               <w:rPr>
                 <w:rFonts w:ascii="Cambria Math" w:hAnsi="Cambria Math" w:cs="Times New Roman"/>
-                <w:sz w:val="28"/>
+                <w:sz w:val="24"/>
+                <w:szCs w:val="24"/>
               </w:rPr>
               <m:t>3</m:t>
             </m:r>
@@ -2282,7 +2289,8 @@
         <w:rPr>
           <w:rFonts w:ascii="Times New Roman" w:eastAsiaTheme="minorEastAsia" w:hAnsi="Times New Roman" w:cs="Times New Roman"/>
           <w:kern w:val="0"/>
-          <w:sz w:val="28"/>
+          <w:sz w:val="24"/>
+          <w:szCs w:val="24"/>
           <w14:ligatures w14:val="none"/>
         </w:rPr>
         <w:t>.</w:t>
@@ -2298,35 +2306,24 @@
         <w:jc w:val="both"/>
         <w:rPr>
           <w:rFonts w:ascii="Times New Roman" w:hAnsi="Times New Roman" w:cs="Times New Roman"/>
-          <w:sz w:val="28"/>
-        </w:rPr>
-      </w:pPr>
-      <w:r>
-        <w:rPr>
-          <w:rFonts w:ascii="Times New Roman" w:hAnsi="Times New Roman" w:cs="Times New Roman"/>
-          <w:sz w:val="28"/>
-        </w:rPr>
-        <w:t>Интегрированием методом Монте-Карло с многократной выборкой по значимости</w:t>
-      </w:r>
-      <w:r>
-        <w:rPr>
-          <w:rFonts w:ascii="Times New Roman" w:hAnsi="Times New Roman" w:cs="Times New Roman"/>
-          <w:sz w:val="28"/>
-        </w:rPr>
-        <w:t>.</w:t>
-      </w:r>
-      <w:r>
-        <w:rPr>
-          <w:rFonts w:ascii="Times New Roman" w:hAnsi="Times New Roman" w:cs="Times New Roman"/>
-          <w:sz w:val="28"/>
-        </w:rPr>
-        <w:t xml:space="preserve"> Использовать две функции плотности вероятности </w:t>
+          <w:sz w:val="24"/>
+          <w:szCs w:val="24"/>
+        </w:rPr>
+      </w:pPr>
+      <w:r>
+        <w:rPr>
+          <w:rFonts w:ascii="Times New Roman" w:hAnsi="Times New Roman" w:cs="Times New Roman"/>
+          <w:sz w:val="24"/>
+          <w:szCs w:val="24"/>
+        </w:rPr>
+        <w:t xml:space="preserve">Интегрированием методом Монте-Карло с многократной выборкой по значимости. Использовать две функции плотности вероятности </w:t>
       </w:r>
       <m:oMath>
         <m:r>
           <w:rPr>
             <w:rFonts w:ascii="Cambria Math" w:hAnsi="Cambria Math" w:cs="Times New Roman"/>
-            <w:sz w:val="28"/>
+            <w:sz w:val="24"/>
+            <w:szCs w:val="24"/>
           </w:rPr>
           <m:t>p</m:t>
         </m:r>
@@ -2337,7 +2334,8 @@
                 <w:rFonts w:ascii="Cambria Math" w:hAnsi="Cambria Math" w:cs="Times New Roman"/>
                 <w:i/>
                 <w:kern w:val="0"/>
-                <w:sz w:val="28"/>
+                <w:sz w:val="24"/>
+                <w:szCs w:val="24"/>
                 <w14:ligatures w14:val="none"/>
               </w:rPr>
             </m:ctrlPr>
@@ -2346,7 +2344,8 @@
             <m:r>
               <w:rPr>
                 <w:rFonts w:ascii="Cambria Math" w:hAnsi="Cambria Math" w:cs="Times New Roman"/>
-                <w:sz w:val="28"/>
+                <w:sz w:val="24"/>
+                <w:szCs w:val="24"/>
               </w:rPr>
               <m:t>x</m:t>
             </m:r>
@@ -2355,7 +2354,8 @@
         <m:r>
           <w:rPr>
             <w:rFonts w:ascii="Cambria Math" w:hAnsi="Cambria Math" w:cs="Times New Roman"/>
-            <w:sz w:val="28"/>
+            <w:sz w:val="24"/>
+            <w:szCs w:val="24"/>
           </w:rPr>
           <m:t>=</m:t>
         </m:r>
@@ -2363,7 +2363,8 @@
           <w:rPr>
             <w:rFonts w:ascii="Cambria Math" w:hAnsi="Cambria Math" w:cs="Times New Roman"/>
             <w:kern w:val="0"/>
-            <w:sz w:val="28"/>
+            <w:sz w:val="24"/>
+            <w:szCs w:val="24"/>
             <w14:ligatures w14:val="none"/>
           </w:rPr>
           <m:t xml:space="preserve">x, </m:t>
@@ -2371,7 +2372,8 @@
         <m:r>
           <w:rPr>
             <w:rFonts w:ascii="Cambria Math" w:hAnsi="Cambria Math" w:cs="Times New Roman"/>
-            <w:sz w:val="28"/>
+            <w:sz w:val="24"/>
+            <w:szCs w:val="24"/>
           </w:rPr>
           <m:t>p</m:t>
         </m:r>
@@ -2382,7 +2384,8 @@
                 <w:rFonts w:ascii="Cambria Math" w:hAnsi="Cambria Math" w:cs="Times New Roman"/>
                 <w:i/>
                 <w:kern w:val="0"/>
-                <w:sz w:val="28"/>
+                <w:sz w:val="24"/>
+                <w:szCs w:val="24"/>
                 <w14:ligatures w14:val="none"/>
               </w:rPr>
             </m:ctrlPr>
@@ -2391,7 +2394,8 @@
             <m:r>
               <w:rPr>
                 <w:rFonts w:ascii="Cambria Math" w:hAnsi="Cambria Math" w:cs="Times New Roman"/>
-                <w:sz w:val="28"/>
+                <w:sz w:val="24"/>
+                <w:szCs w:val="24"/>
               </w:rPr>
               <m:t>x</m:t>
             </m:r>
@@ -2400,7 +2404,8 @@
         <m:r>
           <w:rPr>
             <w:rFonts w:ascii="Cambria Math" w:hAnsi="Cambria Math" w:cs="Times New Roman"/>
-            <w:sz w:val="28"/>
+            <w:sz w:val="24"/>
+            <w:szCs w:val="24"/>
           </w:rPr>
           <m:t>=</m:t>
         </m:r>
@@ -2411,7 +2416,8 @@
                 <w:rFonts w:ascii="Cambria Math" w:hAnsi="Cambria Math" w:cs="Times New Roman"/>
                 <w:i/>
                 <w:kern w:val="0"/>
-                <w:sz w:val="28"/>
+                <w:sz w:val="24"/>
+                <w:szCs w:val="24"/>
                 <w14:ligatures w14:val="none"/>
               </w:rPr>
             </m:ctrlPr>
@@ -2420,7 +2426,8 @@
             <m:r>
               <w:rPr>
                 <w:rFonts w:ascii="Cambria Math" w:hAnsi="Cambria Math" w:cs="Times New Roman"/>
-                <w:sz w:val="28"/>
+                <w:sz w:val="24"/>
+                <w:szCs w:val="24"/>
               </w:rPr>
               <m:t>x</m:t>
             </m:r>
@@ -2429,7 +2436,8 @@
             <m:r>
               <w:rPr>
                 <w:rFonts w:ascii="Cambria Math" w:hAnsi="Cambria Math" w:cs="Times New Roman"/>
-                <w:sz w:val="28"/>
+                <w:sz w:val="24"/>
+                <w:szCs w:val="24"/>
               </w:rPr>
               <m:t>3</m:t>
             </m:r>
@@ -2440,7 +2448,8 @@
         <w:rPr>
           <w:rFonts w:ascii="Times New Roman" w:eastAsiaTheme="minorEastAsia" w:hAnsi="Times New Roman" w:cs="Times New Roman"/>
           <w:kern w:val="0"/>
-          <w:sz w:val="28"/>
+          <w:sz w:val="24"/>
+          <w:szCs w:val="24"/>
           <w14:ligatures w14:val="none"/>
         </w:rPr>
         <w:t xml:space="preserve">. В качестве весов использовать среднюю плотность вероятности (первый вариант расчета </w:t>
@@ -2453,7 +2462,8 @@
                 <w:rFonts w:ascii="Cambria Math" w:eastAsiaTheme="minorEastAsia" w:hAnsi="Cambria Math" w:cs="Times New Roman"/>
                 <w:i/>
                 <w:kern w:val="0"/>
-                <w:sz w:val="28"/>
+                <w:sz w:val="24"/>
+                <w:szCs w:val="24"/>
                 <w14:ligatures w14:val="none"/>
               </w:rPr>
             </m:ctrlPr>
@@ -2463,7 +2473,8 @@
               <w:rPr>
                 <w:rFonts w:ascii="Cambria Math" w:eastAsiaTheme="minorEastAsia" w:hAnsi="Cambria Math" w:cs="Times New Roman"/>
                 <w:kern w:val="0"/>
-                <w:sz w:val="28"/>
+                <w:sz w:val="24"/>
+                <w:szCs w:val="24"/>
                 <w14:ligatures w14:val="none"/>
               </w:rPr>
               <m:t>w</m:t>
@@ -2474,7 +2485,8 @@
               <w:rPr>
                 <w:rFonts w:ascii="Cambria Math" w:eastAsiaTheme="minorEastAsia" w:hAnsi="Cambria Math" w:cs="Times New Roman"/>
                 <w:kern w:val="0"/>
-                <w:sz w:val="28"/>
+                <w:sz w:val="24"/>
+                <w:szCs w:val="24"/>
                 <w14:ligatures w14:val="none"/>
               </w:rPr>
               <m:t>1</m:t>
@@ -2488,7 +2500,8 @@
                 <w:rFonts w:ascii="Cambria Math" w:eastAsiaTheme="minorEastAsia" w:hAnsi="Cambria Math" w:cs="Times New Roman"/>
                 <w:i/>
                 <w:kern w:val="0"/>
-                <w:sz w:val="28"/>
+                <w:sz w:val="24"/>
+                <w:szCs w:val="24"/>
                 <w14:ligatures w14:val="none"/>
               </w:rPr>
             </m:ctrlPr>
@@ -2498,7 +2511,8 @@
               <w:rPr>
                 <w:rFonts w:ascii="Cambria Math" w:eastAsiaTheme="minorEastAsia" w:hAnsi="Cambria Math" w:cs="Times New Roman"/>
                 <w:kern w:val="0"/>
-                <w:sz w:val="28"/>
+                <w:sz w:val="24"/>
+                <w:szCs w:val="24"/>
                 <w14:ligatures w14:val="none"/>
               </w:rPr>
               <m:t>x</m:t>
@@ -2509,7 +2523,8 @@
           <w:rPr>
             <w:rFonts w:ascii="Cambria Math" w:eastAsiaTheme="minorEastAsia" w:hAnsi="Cambria Math" w:cs="Times New Roman"/>
             <w:kern w:val="0"/>
-            <w:sz w:val="28"/>
+            <w:sz w:val="24"/>
+            <w:szCs w:val="24"/>
             <w14:ligatures w14:val="none"/>
           </w:rPr>
           <m:t>=</m:t>
@@ -2521,7 +2536,8 @@
                 <w:rFonts w:ascii="Cambria Math" w:eastAsiaTheme="minorEastAsia" w:hAnsi="Cambria Math" w:cs="Times New Roman"/>
                 <w:i/>
                 <w:kern w:val="0"/>
-                <w:sz w:val="28"/>
+                <w:sz w:val="24"/>
+                <w:szCs w:val="24"/>
                 <w14:ligatures w14:val="none"/>
               </w:rPr>
             </m:ctrlPr>
@@ -2534,7 +2550,8 @@
                     <w:rFonts w:ascii="Cambria Math" w:eastAsiaTheme="minorEastAsia" w:hAnsi="Cambria Math" w:cs="Times New Roman"/>
                     <w:i/>
                     <w:kern w:val="0"/>
-                    <w:sz w:val="28"/>
+                    <w:sz w:val="24"/>
+                    <w:szCs w:val="24"/>
                     <w14:ligatures w14:val="none"/>
                   </w:rPr>
                 </m:ctrlPr>
@@ -2544,7 +2561,8 @@
                   <w:rPr>
                     <w:rFonts w:ascii="Cambria Math" w:eastAsiaTheme="minorEastAsia" w:hAnsi="Cambria Math" w:cs="Times New Roman"/>
                     <w:kern w:val="0"/>
-                    <w:sz w:val="28"/>
+                    <w:sz w:val="24"/>
+                    <w:szCs w:val="24"/>
                     <w14:ligatures w14:val="none"/>
                   </w:rPr>
                   <m:t>p</m:t>
@@ -2555,7 +2573,8 @@
                   <w:rPr>
                     <w:rFonts w:ascii="Cambria Math" w:eastAsiaTheme="minorEastAsia" w:hAnsi="Cambria Math" w:cs="Times New Roman"/>
                     <w:kern w:val="0"/>
-                    <w:sz w:val="28"/>
+                    <w:sz w:val="24"/>
+                    <w:szCs w:val="24"/>
                     <w14:ligatures w14:val="none"/>
                   </w:rPr>
                   <m:t>1</m:t>
@@ -2569,7 +2588,8 @@
                     <w:rFonts w:ascii="Cambria Math" w:eastAsiaTheme="minorEastAsia" w:hAnsi="Cambria Math" w:cs="Times New Roman"/>
                     <w:i/>
                     <w:kern w:val="0"/>
-                    <w:sz w:val="28"/>
+                    <w:sz w:val="24"/>
+                    <w:szCs w:val="24"/>
                     <w14:ligatures w14:val="none"/>
                   </w:rPr>
                 </m:ctrlPr>
@@ -2579,7 +2599,8 @@
                   <w:rPr>
                     <w:rFonts w:ascii="Cambria Math" w:eastAsiaTheme="minorEastAsia" w:hAnsi="Cambria Math" w:cs="Times New Roman"/>
                     <w:kern w:val="0"/>
-                    <w:sz w:val="28"/>
+                    <w:sz w:val="24"/>
+                    <w:szCs w:val="24"/>
                     <w14:ligatures w14:val="none"/>
                   </w:rPr>
                   <m:t>x</m:t>
@@ -2595,7 +2616,8 @@
                     <w:rFonts w:ascii="Cambria Math" w:eastAsiaTheme="minorEastAsia" w:hAnsi="Cambria Math" w:cs="Times New Roman"/>
                     <w:i/>
                     <w:kern w:val="0"/>
-                    <w:sz w:val="28"/>
+                    <w:sz w:val="24"/>
+                    <w:szCs w:val="24"/>
                     <w14:ligatures w14:val="none"/>
                   </w:rPr>
                 </m:ctrlPr>
@@ -2608,7 +2630,8 @@
                         <w:rFonts w:ascii="Cambria Math" w:eastAsiaTheme="minorEastAsia" w:hAnsi="Cambria Math" w:cs="Times New Roman"/>
                         <w:i/>
                         <w:kern w:val="0"/>
-                        <w:sz w:val="28"/>
+                        <w:sz w:val="24"/>
+                        <w:szCs w:val="24"/>
                         <w14:ligatures w14:val="none"/>
                       </w:rPr>
                     </m:ctrlPr>
@@ -2618,7 +2641,8 @@
                       <w:rPr>
                         <w:rFonts w:ascii="Cambria Math" w:eastAsiaTheme="minorEastAsia" w:hAnsi="Cambria Math" w:cs="Times New Roman"/>
                         <w:kern w:val="0"/>
-                        <w:sz w:val="28"/>
+                        <w:sz w:val="24"/>
+                        <w:szCs w:val="24"/>
                         <w14:ligatures w14:val="none"/>
                       </w:rPr>
                       <m:t>p</m:t>
@@ -2629,7 +2653,8 @@
                       <w:rPr>
                         <w:rFonts w:ascii="Cambria Math" w:eastAsiaTheme="minorEastAsia" w:hAnsi="Cambria Math" w:cs="Times New Roman"/>
                         <w:kern w:val="0"/>
-                        <w:sz w:val="28"/>
+                        <w:sz w:val="24"/>
+                        <w:szCs w:val="24"/>
                         <w14:ligatures w14:val="none"/>
                       </w:rPr>
                       <m:t>1</m:t>
@@ -2643,7 +2668,8 @@
                         <w:rFonts w:ascii="Cambria Math" w:eastAsiaTheme="minorEastAsia" w:hAnsi="Cambria Math" w:cs="Times New Roman"/>
                         <w:i/>
                         <w:kern w:val="0"/>
-                        <w:sz w:val="28"/>
+                        <w:sz w:val="24"/>
+                        <w:szCs w:val="24"/>
                         <w14:ligatures w14:val="none"/>
                       </w:rPr>
                     </m:ctrlPr>
@@ -2653,7 +2679,8 @@
                       <w:rPr>
                         <w:rFonts w:ascii="Cambria Math" w:eastAsiaTheme="minorEastAsia" w:hAnsi="Cambria Math" w:cs="Times New Roman"/>
                         <w:kern w:val="0"/>
-                        <w:sz w:val="28"/>
+                        <w:sz w:val="24"/>
+                        <w:szCs w:val="24"/>
                         <w14:ligatures w14:val="none"/>
                       </w:rPr>
                       <m:t>x</m:t>
@@ -2664,7 +2691,8 @@
                   <w:rPr>
                     <w:rFonts w:ascii="Cambria Math" w:eastAsiaTheme="minorEastAsia" w:hAnsi="Cambria Math" w:cs="Times New Roman"/>
                     <w:kern w:val="0"/>
-                    <w:sz w:val="28"/>
+                    <w:sz w:val="24"/>
+                    <w:szCs w:val="24"/>
                     <w14:ligatures w14:val="none"/>
                   </w:rPr>
                   <m:t>+p</m:t>
@@ -2675,7 +2703,8 @@
                   <w:rPr>
                     <w:rFonts w:ascii="Cambria Math" w:eastAsiaTheme="minorEastAsia" w:hAnsi="Cambria Math" w:cs="Times New Roman"/>
                     <w:kern w:val="0"/>
-                    <w:sz w:val="28"/>
+                    <w:sz w:val="24"/>
+                    <w:szCs w:val="24"/>
                     <w14:ligatures w14:val="none"/>
                   </w:rPr>
                   <m:t>2</m:t>
@@ -2689,7 +2718,8 @@
                     <w:rFonts w:ascii="Cambria Math" w:eastAsiaTheme="minorEastAsia" w:hAnsi="Cambria Math" w:cs="Times New Roman"/>
                     <w:i/>
                     <w:kern w:val="0"/>
-                    <w:sz w:val="28"/>
+                    <w:sz w:val="24"/>
+                    <w:szCs w:val="24"/>
                     <w14:ligatures w14:val="none"/>
                   </w:rPr>
                 </m:ctrlPr>
@@ -2699,7 +2729,8 @@
                   <w:rPr>
                     <w:rFonts w:ascii="Cambria Math" w:eastAsiaTheme="minorEastAsia" w:hAnsi="Cambria Math" w:cs="Times New Roman"/>
                     <w:kern w:val="0"/>
-                    <w:sz w:val="28"/>
+                    <w:sz w:val="24"/>
+                    <w:szCs w:val="24"/>
                     <w14:ligatures w14:val="none"/>
                   </w:rPr>
                   <m:t>x</m:t>
@@ -2712,7 +2743,8 @@
           <w:rPr>
             <w:rFonts w:ascii="Cambria Math" w:eastAsiaTheme="minorEastAsia" w:hAnsi="Cambria Math" w:cs="Times New Roman"/>
             <w:kern w:val="0"/>
-            <w:sz w:val="28"/>
+            <w:sz w:val="24"/>
+            <w:szCs w:val="24"/>
             <w14:ligatures w14:val="none"/>
           </w:rPr>
           <m:t xml:space="preserve">, </m:t>
@@ -2724,7 +2756,8 @@
                 <w:rFonts w:ascii="Cambria Math" w:eastAsiaTheme="minorEastAsia" w:hAnsi="Cambria Math" w:cs="Times New Roman"/>
                 <w:i/>
                 <w:kern w:val="0"/>
-                <w:sz w:val="28"/>
+                <w:sz w:val="24"/>
+                <w:szCs w:val="24"/>
                 <w14:ligatures w14:val="none"/>
               </w:rPr>
             </m:ctrlPr>
@@ -2734,7 +2767,8 @@
               <w:rPr>
                 <w:rFonts w:ascii="Cambria Math" w:eastAsiaTheme="minorEastAsia" w:hAnsi="Cambria Math" w:cs="Times New Roman"/>
                 <w:kern w:val="0"/>
-                <w:sz w:val="28"/>
+                <w:sz w:val="24"/>
+                <w:szCs w:val="24"/>
                 <w14:ligatures w14:val="none"/>
               </w:rPr>
               <m:t>w</m:t>
@@ -2745,7 +2779,8 @@
               <w:rPr>
                 <w:rFonts w:ascii="Cambria Math" w:eastAsiaTheme="minorEastAsia" w:hAnsi="Cambria Math" w:cs="Times New Roman"/>
                 <w:kern w:val="0"/>
-                <w:sz w:val="28"/>
+                <w:sz w:val="24"/>
+                <w:szCs w:val="24"/>
                 <w14:ligatures w14:val="none"/>
               </w:rPr>
               <m:t>2</m:t>
@@ -2759,7 +2794,8 @@
                 <w:rFonts w:ascii="Cambria Math" w:eastAsiaTheme="minorEastAsia" w:hAnsi="Cambria Math" w:cs="Times New Roman"/>
                 <w:i/>
                 <w:kern w:val="0"/>
-                <w:sz w:val="28"/>
+                <w:sz w:val="24"/>
+                <w:szCs w:val="24"/>
                 <w14:ligatures w14:val="none"/>
               </w:rPr>
             </m:ctrlPr>
@@ -2769,7 +2805,8 @@
               <w:rPr>
                 <w:rFonts w:ascii="Cambria Math" w:eastAsiaTheme="minorEastAsia" w:hAnsi="Cambria Math" w:cs="Times New Roman"/>
                 <w:kern w:val="0"/>
-                <w:sz w:val="28"/>
+                <w:sz w:val="24"/>
+                <w:szCs w:val="24"/>
                 <w14:ligatures w14:val="none"/>
               </w:rPr>
               <m:t>x</m:t>
@@ -2780,7 +2817,8 @@
           <w:rPr>
             <w:rFonts w:ascii="Cambria Math" w:eastAsiaTheme="minorEastAsia" w:hAnsi="Cambria Math" w:cs="Times New Roman"/>
             <w:kern w:val="0"/>
-            <w:sz w:val="28"/>
+            <w:sz w:val="24"/>
+            <w:szCs w:val="24"/>
             <w14:ligatures w14:val="none"/>
           </w:rPr>
           <m:t>=</m:t>
@@ -2792,7 +2830,8 @@
                 <w:rFonts w:ascii="Cambria Math" w:eastAsiaTheme="minorEastAsia" w:hAnsi="Cambria Math" w:cs="Times New Roman"/>
                 <w:i/>
                 <w:kern w:val="0"/>
-                <w:sz w:val="28"/>
+                <w:sz w:val="24"/>
+                <w:szCs w:val="24"/>
                 <w14:ligatures w14:val="none"/>
               </w:rPr>
             </m:ctrlPr>
@@ -2805,7 +2844,8 @@
                     <w:rFonts w:ascii="Cambria Math" w:eastAsiaTheme="minorEastAsia" w:hAnsi="Cambria Math" w:cs="Times New Roman"/>
                     <w:i/>
                     <w:kern w:val="0"/>
-                    <w:sz w:val="28"/>
+                    <w:sz w:val="24"/>
+                    <w:szCs w:val="24"/>
                     <w14:ligatures w14:val="none"/>
                   </w:rPr>
                 </m:ctrlPr>
@@ -2815,7 +2855,8 @@
                   <w:rPr>
                     <w:rFonts w:ascii="Cambria Math" w:eastAsiaTheme="minorEastAsia" w:hAnsi="Cambria Math" w:cs="Times New Roman"/>
                     <w:kern w:val="0"/>
-                    <w:sz w:val="28"/>
+                    <w:sz w:val="24"/>
+                    <w:szCs w:val="24"/>
                     <w14:ligatures w14:val="none"/>
                   </w:rPr>
                   <m:t>p</m:t>
@@ -2826,7 +2867,8 @@
                   <w:rPr>
                     <w:rFonts w:ascii="Cambria Math" w:eastAsiaTheme="minorEastAsia" w:hAnsi="Cambria Math" w:cs="Times New Roman"/>
                     <w:kern w:val="0"/>
-                    <w:sz w:val="28"/>
+                    <w:sz w:val="24"/>
+                    <w:szCs w:val="24"/>
                     <w14:ligatures w14:val="none"/>
                   </w:rPr>
                   <m:t>2</m:t>
@@ -2840,7 +2882,8 @@
                     <w:rFonts w:ascii="Cambria Math" w:eastAsiaTheme="minorEastAsia" w:hAnsi="Cambria Math" w:cs="Times New Roman"/>
                     <w:i/>
                     <w:kern w:val="0"/>
-                    <w:sz w:val="28"/>
+                    <w:sz w:val="24"/>
+                    <w:szCs w:val="24"/>
                     <w14:ligatures w14:val="none"/>
                   </w:rPr>
                 </m:ctrlPr>
@@ -2850,7 +2893,8 @@
                   <w:rPr>
                     <w:rFonts w:ascii="Cambria Math" w:eastAsiaTheme="minorEastAsia" w:hAnsi="Cambria Math" w:cs="Times New Roman"/>
                     <w:kern w:val="0"/>
-                    <w:sz w:val="28"/>
+                    <w:sz w:val="24"/>
+                    <w:szCs w:val="24"/>
                     <w14:ligatures w14:val="none"/>
                   </w:rPr>
                   <m:t>x</m:t>
@@ -2866,7 +2910,8 @@
                     <w:rFonts w:ascii="Cambria Math" w:eastAsiaTheme="minorEastAsia" w:hAnsi="Cambria Math" w:cs="Times New Roman"/>
                     <w:i/>
                     <w:kern w:val="0"/>
-                    <w:sz w:val="28"/>
+                    <w:sz w:val="24"/>
+                    <w:szCs w:val="24"/>
                     <w14:ligatures w14:val="none"/>
                   </w:rPr>
                 </m:ctrlPr>
@@ -2879,7 +2924,8 @@
                         <w:rFonts w:ascii="Cambria Math" w:eastAsiaTheme="minorEastAsia" w:hAnsi="Cambria Math" w:cs="Times New Roman"/>
                         <w:i/>
                         <w:kern w:val="0"/>
-                        <w:sz w:val="28"/>
+                        <w:sz w:val="24"/>
+                        <w:szCs w:val="24"/>
                         <w14:ligatures w14:val="none"/>
                       </w:rPr>
                     </m:ctrlPr>
@@ -2889,7 +2935,8 @@
                       <w:rPr>
                         <w:rFonts w:ascii="Cambria Math" w:eastAsiaTheme="minorEastAsia" w:hAnsi="Cambria Math" w:cs="Times New Roman"/>
                         <w:kern w:val="0"/>
-                        <w:sz w:val="28"/>
+                        <w:sz w:val="24"/>
+                        <w:szCs w:val="24"/>
                         <w14:ligatures w14:val="none"/>
                       </w:rPr>
                       <m:t>p</m:t>
@@ -2900,7 +2947,8 @@
                       <w:rPr>
                         <w:rFonts w:ascii="Cambria Math" w:eastAsiaTheme="minorEastAsia" w:hAnsi="Cambria Math" w:cs="Times New Roman"/>
                         <w:kern w:val="0"/>
-                        <w:sz w:val="28"/>
+                        <w:sz w:val="24"/>
+                        <w:szCs w:val="24"/>
                         <w14:ligatures w14:val="none"/>
                       </w:rPr>
                       <m:t>1</m:t>
@@ -2914,7 +2962,8 @@
                         <w:rFonts w:ascii="Cambria Math" w:eastAsiaTheme="minorEastAsia" w:hAnsi="Cambria Math" w:cs="Times New Roman"/>
                         <w:i/>
                         <w:kern w:val="0"/>
-                        <w:sz w:val="28"/>
+                        <w:sz w:val="24"/>
+                        <w:szCs w:val="24"/>
                         <w14:ligatures w14:val="none"/>
                       </w:rPr>
                     </m:ctrlPr>
@@ -2924,7 +2973,8 @@
                       <w:rPr>
                         <w:rFonts w:ascii="Cambria Math" w:eastAsiaTheme="minorEastAsia" w:hAnsi="Cambria Math" w:cs="Times New Roman"/>
                         <w:kern w:val="0"/>
-                        <w:sz w:val="28"/>
+                        <w:sz w:val="24"/>
+                        <w:szCs w:val="24"/>
                         <w14:ligatures w14:val="none"/>
                       </w:rPr>
                       <m:t>x</m:t>
@@ -2935,7 +2985,8 @@
                   <w:rPr>
                     <w:rFonts w:ascii="Cambria Math" w:eastAsiaTheme="minorEastAsia" w:hAnsi="Cambria Math" w:cs="Times New Roman"/>
                     <w:kern w:val="0"/>
-                    <w:sz w:val="28"/>
+                    <w:sz w:val="24"/>
+                    <w:szCs w:val="24"/>
                     <w14:ligatures w14:val="none"/>
                   </w:rPr>
                   <m:t>+p</m:t>
@@ -2946,7 +2997,8 @@
                   <w:rPr>
                     <w:rFonts w:ascii="Cambria Math" w:eastAsiaTheme="minorEastAsia" w:hAnsi="Cambria Math" w:cs="Times New Roman"/>
                     <w:kern w:val="0"/>
-                    <w:sz w:val="28"/>
+                    <w:sz w:val="24"/>
+                    <w:szCs w:val="24"/>
                     <w14:ligatures w14:val="none"/>
                   </w:rPr>
                   <m:t>2</m:t>
@@ -2960,7 +3012,8 @@
                     <w:rFonts w:ascii="Cambria Math" w:eastAsiaTheme="minorEastAsia" w:hAnsi="Cambria Math" w:cs="Times New Roman"/>
                     <w:i/>
                     <w:kern w:val="0"/>
-                    <w:sz w:val="28"/>
+                    <w:sz w:val="24"/>
+                    <w:szCs w:val="24"/>
                     <w14:ligatures w14:val="none"/>
                   </w:rPr>
                 </m:ctrlPr>
@@ -2970,7 +3023,8 @@
                   <w:rPr>
                     <w:rFonts w:ascii="Cambria Math" w:eastAsiaTheme="minorEastAsia" w:hAnsi="Cambria Math" w:cs="Times New Roman"/>
                     <w:kern w:val="0"/>
-                    <w:sz w:val="28"/>
+                    <w:sz w:val="24"/>
+                    <w:szCs w:val="24"/>
                     <w14:ligatures w14:val="none"/>
                   </w:rPr>
                   <m:t>x</m:t>
@@ -2984,7 +3038,8 @@
         <w:rPr>
           <w:rFonts w:ascii="Times New Roman" w:eastAsiaTheme="minorEastAsia" w:hAnsi="Times New Roman" w:cs="Times New Roman"/>
           <w:kern w:val="0"/>
-          <w:sz w:val="28"/>
+          <w:sz w:val="24"/>
+          <w:szCs w:val="24"/>
           <w14:ligatures w14:val="none"/>
         </w:rPr>
         <w:t xml:space="preserve">) и средний квадрат двух плотностей вероятности (второй вариант расчета </w:t>
@@ -2997,7 +3052,8 @@
                 <w:rFonts w:ascii="Cambria Math" w:eastAsiaTheme="minorEastAsia" w:hAnsi="Cambria Math" w:cs="Times New Roman"/>
                 <w:i/>
                 <w:kern w:val="0"/>
-                <w:sz w:val="28"/>
+                <w:sz w:val="24"/>
+                <w:szCs w:val="24"/>
                 <w14:ligatures w14:val="none"/>
               </w:rPr>
             </m:ctrlPr>
@@ -3007,7 +3063,8 @@
               <w:rPr>
                 <w:rFonts w:ascii="Cambria Math" w:eastAsiaTheme="minorEastAsia" w:hAnsi="Cambria Math" w:cs="Times New Roman"/>
                 <w:kern w:val="0"/>
-                <w:sz w:val="28"/>
+                <w:sz w:val="24"/>
+                <w:szCs w:val="24"/>
                 <w14:ligatures w14:val="none"/>
               </w:rPr>
               <m:t>w</m:t>
@@ -3018,7 +3075,8 @@
               <w:rPr>
                 <w:rFonts w:ascii="Cambria Math" w:eastAsiaTheme="minorEastAsia" w:hAnsi="Cambria Math" w:cs="Times New Roman"/>
                 <w:kern w:val="0"/>
-                <w:sz w:val="28"/>
+                <w:sz w:val="24"/>
+                <w:szCs w:val="24"/>
                 <w14:ligatures w14:val="none"/>
               </w:rPr>
               <m:t>1</m:t>
@@ -3032,7 +3090,8 @@
                 <w:rFonts w:ascii="Cambria Math" w:eastAsiaTheme="minorEastAsia" w:hAnsi="Cambria Math" w:cs="Times New Roman"/>
                 <w:i/>
                 <w:kern w:val="0"/>
-                <w:sz w:val="28"/>
+                <w:sz w:val="24"/>
+                <w:szCs w:val="24"/>
                 <w14:ligatures w14:val="none"/>
               </w:rPr>
             </m:ctrlPr>
@@ -3042,7 +3101,8 @@
               <w:rPr>
                 <w:rFonts w:ascii="Cambria Math" w:eastAsiaTheme="minorEastAsia" w:hAnsi="Cambria Math" w:cs="Times New Roman"/>
                 <w:kern w:val="0"/>
-                <w:sz w:val="28"/>
+                <w:sz w:val="24"/>
+                <w:szCs w:val="24"/>
                 <w14:ligatures w14:val="none"/>
               </w:rPr>
               <m:t>x</m:t>
@@ -3053,7 +3113,8 @@
           <w:rPr>
             <w:rFonts w:ascii="Cambria Math" w:eastAsiaTheme="minorEastAsia" w:hAnsi="Cambria Math" w:cs="Times New Roman"/>
             <w:kern w:val="0"/>
-            <w:sz w:val="28"/>
+            <w:sz w:val="24"/>
+            <w:szCs w:val="24"/>
             <w14:ligatures w14:val="none"/>
           </w:rPr>
           <m:t>=</m:t>
@@ -3065,7 +3126,8 @@
                 <w:rFonts w:ascii="Cambria Math" w:eastAsiaTheme="minorEastAsia" w:hAnsi="Cambria Math" w:cs="Times New Roman"/>
                 <w:i/>
                 <w:kern w:val="0"/>
-                <w:sz w:val="28"/>
+                <w:sz w:val="24"/>
+                <w:szCs w:val="24"/>
                 <w14:ligatures w14:val="none"/>
               </w:rPr>
             </m:ctrlPr>
@@ -3078,7 +3140,8 @@
                     <w:rFonts w:ascii="Cambria Math" w:eastAsiaTheme="minorEastAsia" w:hAnsi="Cambria Math" w:cs="Times New Roman"/>
                     <w:i/>
                     <w:kern w:val="0"/>
-                    <w:sz w:val="28"/>
+                    <w:sz w:val="24"/>
+                    <w:szCs w:val="24"/>
                     <w14:ligatures w14:val="none"/>
                   </w:rPr>
                 </m:ctrlPr>
@@ -3088,7 +3151,8 @@
                   <w:rPr>
                     <w:rFonts w:ascii="Cambria Math" w:eastAsiaTheme="minorEastAsia" w:hAnsi="Cambria Math" w:cs="Times New Roman"/>
                     <w:kern w:val="0"/>
-                    <w:sz w:val="28"/>
+                    <w:sz w:val="24"/>
+                    <w:szCs w:val="24"/>
                     <w14:ligatures w14:val="none"/>
                   </w:rPr>
                   <m:t>p</m:t>
@@ -3099,7 +3163,8 @@
                   <w:rPr>
                     <w:rFonts w:ascii="Cambria Math" w:eastAsiaTheme="minorEastAsia" w:hAnsi="Cambria Math" w:cs="Times New Roman"/>
                     <w:kern w:val="0"/>
-                    <w:sz w:val="28"/>
+                    <w:sz w:val="24"/>
+                    <w:szCs w:val="24"/>
                     <w14:ligatures w14:val="none"/>
                   </w:rPr>
                   <m:t>1</m:t>
@@ -3110,7 +3175,8 @@
                   <w:rPr>
                     <w:rFonts w:ascii="Cambria Math" w:eastAsiaTheme="minorEastAsia" w:hAnsi="Cambria Math" w:cs="Times New Roman"/>
                     <w:kern w:val="0"/>
-                    <w:sz w:val="28"/>
+                    <w:sz w:val="24"/>
+                    <w:szCs w:val="24"/>
                     <w14:ligatures w14:val="none"/>
                   </w:rPr>
                   <m:t>2</m:t>
@@ -3124,7 +3190,8 @@
                     <w:rFonts w:ascii="Cambria Math" w:eastAsiaTheme="minorEastAsia" w:hAnsi="Cambria Math" w:cs="Times New Roman"/>
                     <w:i/>
                     <w:kern w:val="0"/>
-                    <w:sz w:val="28"/>
+                    <w:sz w:val="24"/>
+                    <w:szCs w:val="24"/>
                     <w14:ligatures w14:val="none"/>
                   </w:rPr>
                 </m:ctrlPr>
@@ -3134,7 +3201,8 @@
                   <w:rPr>
                     <w:rFonts w:ascii="Cambria Math" w:eastAsiaTheme="minorEastAsia" w:hAnsi="Cambria Math" w:cs="Times New Roman"/>
                     <w:kern w:val="0"/>
-                    <w:sz w:val="28"/>
+                    <w:sz w:val="24"/>
+                    <w:szCs w:val="24"/>
                     <w14:ligatures w14:val="none"/>
                   </w:rPr>
                   <m:t>x</m:t>
@@ -3150,7 +3218,8 @@
                     <w:rFonts w:ascii="Cambria Math" w:eastAsiaTheme="minorEastAsia" w:hAnsi="Cambria Math" w:cs="Times New Roman"/>
                     <w:i/>
                     <w:kern w:val="0"/>
-                    <w:sz w:val="28"/>
+                    <w:sz w:val="24"/>
+                    <w:szCs w:val="24"/>
                     <w14:ligatures w14:val="none"/>
                   </w:rPr>
                 </m:ctrlPr>
@@ -3160,7 +3229,8 @@
                   <w:rPr>
                     <w:rFonts w:ascii="Cambria Math" w:eastAsiaTheme="minorEastAsia" w:hAnsi="Cambria Math" w:cs="Times New Roman"/>
                     <w:kern w:val="0"/>
-                    <w:sz w:val="28"/>
+                    <w:sz w:val="24"/>
+                    <w:szCs w:val="24"/>
                     <w14:ligatures w14:val="none"/>
                   </w:rPr>
                   <m:t>p</m:t>
@@ -3171,7 +3241,8 @@
                   <w:rPr>
                     <w:rFonts w:ascii="Cambria Math" w:eastAsiaTheme="minorEastAsia" w:hAnsi="Cambria Math" w:cs="Times New Roman"/>
                     <w:kern w:val="0"/>
-                    <w:sz w:val="28"/>
+                    <w:sz w:val="24"/>
+                    <w:szCs w:val="24"/>
                     <w14:ligatures w14:val="none"/>
                   </w:rPr>
                   <m:t>1</m:t>
@@ -3182,7 +3253,8 @@
                   <w:rPr>
                     <w:rFonts w:ascii="Cambria Math" w:eastAsiaTheme="minorEastAsia" w:hAnsi="Cambria Math" w:cs="Times New Roman"/>
                     <w:kern w:val="0"/>
-                    <w:sz w:val="28"/>
+                    <w:sz w:val="24"/>
+                    <w:szCs w:val="24"/>
                     <w14:ligatures w14:val="none"/>
                   </w:rPr>
                   <m:t>2</m:t>
@@ -3196,7 +3268,8 @@
                     <w:rFonts w:ascii="Cambria Math" w:eastAsiaTheme="minorEastAsia" w:hAnsi="Cambria Math" w:cs="Times New Roman"/>
                     <w:i/>
                     <w:kern w:val="0"/>
-                    <w:sz w:val="28"/>
+                    <w:sz w:val="24"/>
+                    <w:szCs w:val="24"/>
                     <w14:ligatures w14:val="none"/>
                   </w:rPr>
                 </m:ctrlPr>
@@ -3206,7 +3279,8 @@
                   <w:rPr>
                     <w:rFonts w:ascii="Cambria Math" w:eastAsiaTheme="minorEastAsia" w:hAnsi="Cambria Math" w:cs="Times New Roman"/>
                     <w:kern w:val="0"/>
-                    <w:sz w:val="28"/>
+                    <w:sz w:val="24"/>
+                    <w:szCs w:val="24"/>
                     <w14:ligatures w14:val="none"/>
                   </w:rPr>
                   <m:t>x</m:t>
@@ -3217,7 +3291,8 @@
               <w:rPr>
                 <w:rFonts w:ascii="Cambria Math" w:eastAsiaTheme="minorEastAsia" w:hAnsi="Cambria Math" w:cs="Times New Roman"/>
                 <w:kern w:val="0"/>
-                <w:sz w:val="28"/>
+                <w:sz w:val="24"/>
+                <w:szCs w:val="24"/>
                 <w14:ligatures w14:val="none"/>
               </w:rPr>
               <m:t>+</m:t>
@@ -3229,7 +3304,8 @@
                     <w:rFonts w:ascii="Cambria Math" w:eastAsiaTheme="minorEastAsia" w:hAnsi="Cambria Math" w:cs="Times New Roman"/>
                     <w:i/>
                     <w:kern w:val="0"/>
-                    <w:sz w:val="28"/>
+                    <w:sz w:val="24"/>
+                    <w:szCs w:val="24"/>
                     <w14:ligatures w14:val="none"/>
                   </w:rPr>
                 </m:ctrlPr>
@@ -3239,7 +3315,8 @@
                   <w:rPr>
                     <w:rFonts w:ascii="Cambria Math" w:eastAsiaTheme="minorEastAsia" w:hAnsi="Cambria Math" w:cs="Times New Roman"/>
                     <w:kern w:val="0"/>
-                    <w:sz w:val="28"/>
+                    <w:sz w:val="24"/>
+                    <w:szCs w:val="24"/>
                     <w14:ligatures w14:val="none"/>
                   </w:rPr>
                   <m:t>p</m:t>
@@ -3250,7 +3327,8 @@
                   <w:rPr>
                     <w:rFonts w:ascii="Cambria Math" w:eastAsiaTheme="minorEastAsia" w:hAnsi="Cambria Math" w:cs="Times New Roman"/>
                     <w:kern w:val="0"/>
-                    <w:sz w:val="28"/>
+                    <w:sz w:val="24"/>
+                    <w:szCs w:val="24"/>
                     <w14:ligatures w14:val="none"/>
                   </w:rPr>
                   <m:t>2</m:t>
@@ -3261,7 +3339,8 @@
                   <w:rPr>
                     <w:rFonts w:ascii="Cambria Math" w:eastAsiaTheme="minorEastAsia" w:hAnsi="Cambria Math" w:cs="Times New Roman"/>
                     <w:kern w:val="0"/>
-                    <w:sz w:val="28"/>
+                    <w:sz w:val="24"/>
+                    <w:szCs w:val="24"/>
                     <w14:ligatures w14:val="none"/>
                   </w:rPr>
                   <m:t>2</m:t>
@@ -3275,7 +3354,8 @@
                     <w:rFonts w:ascii="Cambria Math" w:eastAsiaTheme="minorEastAsia" w:hAnsi="Cambria Math" w:cs="Times New Roman"/>
                     <w:i/>
                     <w:kern w:val="0"/>
-                    <w:sz w:val="28"/>
+                    <w:sz w:val="24"/>
+                    <w:szCs w:val="24"/>
                     <w14:ligatures w14:val="none"/>
                   </w:rPr>
                 </m:ctrlPr>
@@ -3285,7 +3365,8 @@
                   <w:rPr>
                     <w:rFonts w:ascii="Cambria Math" w:eastAsiaTheme="minorEastAsia" w:hAnsi="Cambria Math" w:cs="Times New Roman"/>
                     <w:kern w:val="0"/>
-                    <w:sz w:val="28"/>
+                    <w:sz w:val="24"/>
+                    <w:szCs w:val="24"/>
                     <w14:ligatures w14:val="none"/>
                   </w:rPr>
                   <m:t>x</m:t>
@@ -3298,7 +3379,8 @@
           <w:rPr>
             <w:rFonts w:ascii="Cambria Math" w:eastAsiaTheme="minorEastAsia" w:hAnsi="Cambria Math" w:cs="Times New Roman"/>
             <w:kern w:val="0"/>
-            <w:sz w:val="28"/>
+            <w:sz w:val="24"/>
+            <w:szCs w:val="24"/>
             <w14:ligatures w14:val="none"/>
           </w:rPr>
           <m:t xml:space="preserve">, </m:t>
@@ -3310,7 +3392,8 @@
                 <w:rFonts w:ascii="Cambria Math" w:eastAsiaTheme="minorEastAsia" w:hAnsi="Cambria Math" w:cs="Times New Roman"/>
                 <w:i/>
                 <w:kern w:val="0"/>
-                <w:sz w:val="28"/>
+                <w:sz w:val="24"/>
+                <w:szCs w:val="24"/>
                 <w14:ligatures w14:val="none"/>
               </w:rPr>
             </m:ctrlPr>
@@ -3320,7 +3403,8 @@
               <w:rPr>
                 <w:rFonts w:ascii="Cambria Math" w:eastAsiaTheme="minorEastAsia" w:hAnsi="Cambria Math" w:cs="Times New Roman"/>
                 <w:kern w:val="0"/>
-                <w:sz w:val="28"/>
+                <w:sz w:val="24"/>
+                <w:szCs w:val="24"/>
                 <w14:ligatures w14:val="none"/>
               </w:rPr>
               <m:t>w</m:t>
@@ -3331,7 +3415,8 @@
               <w:rPr>
                 <w:rFonts w:ascii="Cambria Math" w:eastAsiaTheme="minorEastAsia" w:hAnsi="Cambria Math" w:cs="Times New Roman"/>
                 <w:kern w:val="0"/>
-                <w:sz w:val="28"/>
+                <w:sz w:val="24"/>
+                <w:szCs w:val="24"/>
                 <w14:ligatures w14:val="none"/>
               </w:rPr>
               <m:t>2</m:t>
@@ -3345,7 +3430,8 @@
                 <w:rFonts w:ascii="Cambria Math" w:eastAsiaTheme="minorEastAsia" w:hAnsi="Cambria Math" w:cs="Times New Roman"/>
                 <w:i/>
                 <w:kern w:val="0"/>
-                <w:sz w:val="28"/>
+                <w:sz w:val="24"/>
+                <w:szCs w:val="24"/>
                 <w14:ligatures w14:val="none"/>
               </w:rPr>
             </m:ctrlPr>
@@ -3355,7 +3441,8 @@
               <w:rPr>
                 <w:rFonts w:ascii="Cambria Math" w:eastAsiaTheme="minorEastAsia" w:hAnsi="Cambria Math" w:cs="Times New Roman"/>
                 <w:kern w:val="0"/>
-                <w:sz w:val="28"/>
+                <w:sz w:val="24"/>
+                <w:szCs w:val="24"/>
                 <w14:ligatures w14:val="none"/>
               </w:rPr>
               <m:t>x</m:t>
@@ -3366,7 +3453,8 @@
           <w:rPr>
             <w:rFonts w:ascii="Cambria Math" w:eastAsiaTheme="minorEastAsia" w:hAnsi="Cambria Math" w:cs="Times New Roman"/>
             <w:kern w:val="0"/>
-            <w:sz w:val="28"/>
+            <w:sz w:val="24"/>
+            <w:szCs w:val="24"/>
             <w14:ligatures w14:val="none"/>
           </w:rPr>
           <m:t>=</m:t>
@@ -3378,7 +3466,8 @@
                 <w:rFonts w:ascii="Cambria Math" w:eastAsiaTheme="minorEastAsia" w:hAnsi="Cambria Math" w:cs="Times New Roman"/>
                 <w:i/>
                 <w:kern w:val="0"/>
-                <w:sz w:val="28"/>
+                <w:sz w:val="24"/>
+                <w:szCs w:val="24"/>
                 <w14:ligatures w14:val="none"/>
               </w:rPr>
             </m:ctrlPr>
@@ -3391,7 +3480,8 @@
                     <w:rFonts w:ascii="Cambria Math" w:eastAsiaTheme="minorEastAsia" w:hAnsi="Cambria Math" w:cs="Times New Roman"/>
                     <w:i/>
                     <w:kern w:val="0"/>
-                    <w:sz w:val="28"/>
+                    <w:sz w:val="24"/>
+                    <w:szCs w:val="24"/>
                     <w14:ligatures w14:val="none"/>
                   </w:rPr>
                 </m:ctrlPr>
@@ -3401,7 +3491,8 @@
                   <w:rPr>
                     <w:rFonts w:ascii="Cambria Math" w:eastAsiaTheme="minorEastAsia" w:hAnsi="Cambria Math" w:cs="Times New Roman"/>
                     <w:kern w:val="0"/>
-                    <w:sz w:val="28"/>
+                    <w:sz w:val="24"/>
+                    <w:szCs w:val="24"/>
                     <w14:ligatures w14:val="none"/>
                   </w:rPr>
                   <m:t>p</m:t>
@@ -3412,7 +3503,8 @@
                   <w:rPr>
                     <w:rFonts w:ascii="Cambria Math" w:eastAsiaTheme="minorEastAsia" w:hAnsi="Cambria Math" w:cs="Times New Roman"/>
                     <w:kern w:val="0"/>
-                    <w:sz w:val="28"/>
+                    <w:sz w:val="24"/>
+                    <w:szCs w:val="24"/>
                     <w14:ligatures w14:val="none"/>
                   </w:rPr>
                   <m:t>2</m:t>
@@ -3423,7 +3515,8 @@
                   <w:rPr>
                     <w:rFonts w:ascii="Cambria Math" w:eastAsiaTheme="minorEastAsia" w:hAnsi="Cambria Math" w:cs="Times New Roman"/>
                     <w:kern w:val="0"/>
-                    <w:sz w:val="28"/>
+                    <w:sz w:val="24"/>
+                    <w:szCs w:val="24"/>
                     <w14:ligatures w14:val="none"/>
                   </w:rPr>
                   <m:t>2</m:t>
@@ -3437,7 +3530,8 @@
                     <w:rFonts w:ascii="Cambria Math" w:eastAsiaTheme="minorEastAsia" w:hAnsi="Cambria Math" w:cs="Times New Roman"/>
                     <w:i/>
                     <w:kern w:val="0"/>
-                    <w:sz w:val="28"/>
+                    <w:sz w:val="24"/>
+                    <w:szCs w:val="24"/>
                     <w14:ligatures w14:val="none"/>
                   </w:rPr>
                 </m:ctrlPr>
@@ -3447,7 +3541,8 @@
                   <w:rPr>
                     <w:rFonts w:ascii="Cambria Math" w:eastAsiaTheme="minorEastAsia" w:hAnsi="Cambria Math" w:cs="Times New Roman"/>
                     <w:kern w:val="0"/>
-                    <w:sz w:val="28"/>
+                    <w:sz w:val="24"/>
+                    <w:szCs w:val="24"/>
                     <w14:ligatures w14:val="none"/>
                   </w:rPr>
                   <m:t>x</m:t>
@@ -3463,7 +3558,8 @@
                     <w:rFonts w:ascii="Cambria Math" w:eastAsiaTheme="minorEastAsia" w:hAnsi="Cambria Math" w:cs="Times New Roman"/>
                     <w:i/>
                     <w:kern w:val="0"/>
-                    <w:sz w:val="28"/>
+                    <w:sz w:val="24"/>
+                    <w:szCs w:val="24"/>
                     <w14:ligatures w14:val="none"/>
                   </w:rPr>
                 </m:ctrlPr>
@@ -3473,7 +3569,8 @@
                   <w:rPr>
                     <w:rFonts w:ascii="Cambria Math" w:eastAsiaTheme="minorEastAsia" w:hAnsi="Cambria Math" w:cs="Times New Roman"/>
                     <w:kern w:val="0"/>
-                    <w:sz w:val="28"/>
+                    <w:sz w:val="24"/>
+                    <w:szCs w:val="24"/>
                     <w14:ligatures w14:val="none"/>
                   </w:rPr>
                   <m:t>p</m:t>
@@ -3484,7 +3581,8 @@
                   <w:rPr>
                     <w:rFonts w:ascii="Cambria Math" w:eastAsiaTheme="minorEastAsia" w:hAnsi="Cambria Math" w:cs="Times New Roman"/>
                     <w:kern w:val="0"/>
-                    <w:sz w:val="28"/>
+                    <w:sz w:val="24"/>
+                    <w:szCs w:val="24"/>
                     <w14:ligatures w14:val="none"/>
                   </w:rPr>
                   <m:t>1</m:t>
@@ -3495,7 +3593,8 @@
                   <w:rPr>
                     <w:rFonts w:ascii="Cambria Math" w:eastAsiaTheme="minorEastAsia" w:hAnsi="Cambria Math" w:cs="Times New Roman"/>
                     <w:kern w:val="0"/>
-                    <w:sz w:val="28"/>
+                    <w:sz w:val="24"/>
+                    <w:szCs w:val="24"/>
                     <w14:ligatures w14:val="none"/>
                   </w:rPr>
                   <m:t>2</m:t>
@@ -3509,7 +3608,8 @@
                     <w:rFonts w:ascii="Cambria Math" w:eastAsiaTheme="minorEastAsia" w:hAnsi="Cambria Math" w:cs="Times New Roman"/>
                     <w:i/>
                     <w:kern w:val="0"/>
-                    <w:sz w:val="28"/>
+                    <w:sz w:val="24"/>
+                    <w:szCs w:val="24"/>
                     <w14:ligatures w14:val="none"/>
                   </w:rPr>
                 </m:ctrlPr>
@@ -3519,7 +3619,8 @@
                   <w:rPr>
                     <w:rFonts w:ascii="Cambria Math" w:eastAsiaTheme="minorEastAsia" w:hAnsi="Cambria Math" w:cs="Times New Roman"/>
                     <w:kern w:val="0"/>
-                    <w:sz w:val="28"/>
+                    <w:sz w:val="24"/>
+                    <w:szCs w:val="24"/>
                     <w14:ligatures w14:val="none"/>
                   </w:rPr>
                   <m:t>x</m:t>
@@ -3530,7 +3631,8 @@
               <w:rPr>
                 <w:rFonts w:ascii="Cambria Math" w:eastAsiaTheme="minorEastAsia" w:hAnsi="Cambria Math" w:cs="Times New Roman"/>
                 <w:kern w:val="0"/>
-                <w:sz w:val="28"/>
+                <w:sz w:val="24"/>
+                <w:szCs w:val="24"/>
                 <w14:ligatures w14:val="none"/>
               </w:rPr>
               <m:t>+</m:t>
@@ -3542,7 +3644,8 @@
                     <w:rFonts w:ascii="Cambria Math" w:eastAsiaTheme="minorEastAsia" w:hAnsi="Cambria Math" w:cs="Times New Roman"/>
                     <w:i/>
                     <w:kern w:val="0"/>
-                    <w:sz w:val="28"/>
+                    <w:sz w:val="24"/>
+                    <w:szCs w:val="24"/>
                     <w14:ligatures w14:val="none"/>
                   </w:rPr>
                 </m:ctrlPr>
@@ -3552,7 +3655,8 @@
                   <w:rPr>
                     <w:rFonts w:ascii="Cambria Math" w:eastAsiaTheme="minorEastAsia" w:hAnsi="Cambria Math" w:cs="Times New Roman"/>
                     <w:kern w:val="0"/>
-                    <w:sz w:val="28"/>
+                    <w:sz w:val="24"/>
+                    <w:szCs w:val="24"/>
                     <w14:ligatures w14:val="none"/>
                   </w:rPr>
                   <m:t>p</m:t>
@@ -3563,7 +3667,8 @@
                   <w:rPr>
                     <w:rFonts w:ascii="Cambria Math" w:eastAsiaTheme="minorEastAsia" w:hAnsi="Cambria Math" w:cs="Times New Roman"/>
                     <w:kern w:val="0"/>
-                    <w:sz w:val="28"/>
+                    <w:sz w:val="24"/>
+                    <w:szCs w:val="24"/>
                     <w14:ligatures w14:val="none"/>
                   </w:rPr>
                   <m:t>2</m:t>
@@ -3574,7 +3679,8 @@
                   <w:rPr>
                     <w:rFonts w:ascii="Cambria Math" w:eastAsiaTheme="minorEastAsia" w:hAnsi="Cambria Math" w:cs="Times New Roman"/>
                     <w:kern w:val="0"/>
-                    <w:sz w:val="28"/>
+                    <w:sz w:val="24"/>
+                    <w:szCs w:val="24"/>
                     <w14:ligatures w14:val="none"/>
                   </w:rPr>
                   <m:t>2</m:t>
@@ -3588,7 +3694,8 @@
                     <w:rFonts w:ascii="Cambria Math" w:eastAsiaTheme="minorEastAsia" w:hAnsi="Cambria Math" w:cs="Times New Roman"/>
                     <w:i/>
                     <w:kern w:val="0"/>
-                    <w:sz w:val="28"/>
+                    <w:sz w:val="24"/>
+                    <w:szCs w:val="24"/>
                     <w14:ligatures w14:val="none"/>
                   </w:rPr>
                 </m:ctrlPr>
@@ -3598,7 +3705,8 @@
                   <w:rPr>
                     <w:rFonts w:ascii="Cambria Math" w:eastAsiaTheme="minorEastAsia" w:hAnsi="Cambria Math" w:cs="Times New Roman"/>
                     <w:kern w:val="0"/>
-                    <w:sz w:val="28"/>
+                    <w:sz w:val="24"/>
+                    <w:szCs w:val="24"/>
                     <w14:ligatures w14:val="none"/>
                   </w:rPr>
                   <m:t>x</m:t>
@@ -3612,7 +3720,8 @@
         <w:rPr>
           <w:rFonts w:ascii="Times New Roman" w:eastAsiaTheme="minorEastAsia" w:hAnsi="Times New Roman" w:cs="Times New Roman"/>
           <w:kern w:val="0"/>
-          <w:sz w:val="28"/>
+          <w:sz w:val="24"/>
+          <w:szCs w:val="24"/>
           <w14:ligatures w14:val="none"/>
         </w:rPr>
         <w:t>).</w:t>
@@ -3628,13 +3737,15 @@
         <w:jc w:val="both"/>
         <w:rPr>
           <w:rFonts w:ascii="Times New Roman" w:hAnsi="Times New Roman" w:cs="Times New Roman"/>
-          <w:sz w:val="28"/>
-        </w:rPr>
-      </w:pPr>
-      <w:r>
-        <w:rPr>
-          <w:rFonts w:ascii="Times New Roman" w:hAnsi="Times New Roman" w:cs="Times New Roman"/>
-          <w:sz w:val="28"/>
+          <w:sz w:val="24"/>
+          <w:szCs w:val="24"/>
+        </w:rPr>
+      </w:pPr>
+      <w:r>
+        <w:rPr>
+          <w:rFonts w:ascii="Times New Roman" w:hAnsi="Times New Roman" w:cs="Times New Roman"/>
+          <w:sz w:val="24"/>
+          <w:szCs w:val="24"/>
         </w:rPr>
         <w:t xml:space="preserve">Интегрированием методом Монте-Карло с использованием русской рулетки. Использовать три точки отсечки: </w:t>
       </w:r>
@@ -3645,7 +3756,8 @@
               <w:rPr>
                 <w:rFonts w:ascii="Cambria Math" w:hAnsi="Cambria Math" w:cs="Times New Roman"/>
                 <w:i/>
-                <w:sz w:val="28"/>
+                <w:sz w:val="24"/>
+                <w:szCs w:val="24"/>
               </w:rPr>
             </m:ctrlPr>
           </m:sSubPr>
@@ -3653,7 +3765,8 @@
             <m:r>
               <w:rPr>
                 <w:rFonts w:ascii="Cambria Math" w:hAnsi="Cambria Math" w:cs="Times New Roman"/>
-                <w:sz w:val="28"/>
+                <w:sz w:val="24"/>
+                <w:szCs w:val="24"/>
               </w:rPr>
               <m:t>R</m:t>
             </m:r>
@@ -3662,7 +3775,8 @@
             <m:r>
               <w:rPr>
                 <w:rFonts w:ascii="Cambria Math" w:hAnsi="Cambria Math" w:cs="Times New Roman"/>
-                <w:sz w:val="28"/>
+                <w:sz w:val="24"/>
+                <w:szCs w:val="24"/>
               </w:rPr>
               <m:t>1</m:t>
             </m:r>
@@ -3671,7 +3785,8 @@
         <m:r>
           <w:rPr>
             <w:rFonts w:ascii="Cambria Math" w:hAnsi="Cambria Math" w:cs="Times New Roman"/>
-            <w:sz w:val="28"/>
+            <w:sz w:val="24"/>
+            <w:szCs w:val="24"/>
           </w:rPr>
           <m:t xml:space="preserve">=0.5, </m:t>
         </m:r>
@@ -3681,7 +3796,8 @@
               <w:rPr>
                 <w:rFonts w:ascii="Cambria Math" w:hAnsi="Cambria Math" w:cs="Times New Roman"/>
                 <w:i/>
-                <w:sz w:val="28"/>
+                <w:sz w:val="24"/>
+                <w:szCs w:val="24"/>
               </w:rPr>
             </m:ctrlPr>
           </m:sSubPr>
@@ -3689,7 +3805,8 @@
             <m:r>
               <w:rPr>
                 <w:rFonts w:ascii="Cambria Math" w:hAnsi="Cambria Math" w:cs="Times New Roman"/>
-                <w:sz w:val="28"/>
+                <w:sz w:val="24"/>
+                <w:szCs w:val="24"/>
               </w:rPr>
               <m:t>R</m:t>
             </m:r>
@@ -3698,7 +3815,8 @@
             <m:r>
               <w:rPr>
                 <w:rFonts w:ascii="Cambria Math" w:hAnsi="Cambria Math" w:cs="Times New Roman"/>
-                <w:sz w:val="28"/>
+                <w:sz w:val="24"/>
+                <w:szCs w:val="24"/>
               </w:rPr>
               <m:t>2</m:t>
             </m:r>
@@ -3707,7 +3825,8 @@
         <m:r>
           <w:rPr>
             <w:rFonts w:ascii="Cambria Math" w:hAnsi="Cambria Math" w:cs="Times New Roman"/>
-            <w:sz w:val="28"/>
+            <w:sz w:val="24"/>
+            <w:szCs w:val="24"/>
           </w:rPr>
           <m:t xml:space="preserve">=0.75, </m:t>
         </m:r>
@@ -3717,7 +3836,8 @@
               <w:rPr>
                 <w:rFonts w:ascii="Cambria Math" w:hAnsi="Cambria Math" w:cs="Times New Roman"/>
                 <w:i/>
-                <w:sz w:val="28"/>
+                <w:sz w:val="24"/>
+                <w:szCs w:val="24"/>
               </w:rPr>
             </m:ctrlPr>
           </m:sSubPr>
@@ -3725,7 +3845,8 @@
             <m:r>
               <w:rPr>
                 <w:rFonts w:ascii="Cambria Math" w:hAnsi="Cambria Math" w:cs="Times New Roman"/>
-                <w:sz w:val="28"/>
+                <w:sz w:val="24"/>
+                <w:szCs w:val="24"/>
               </w:rPr>
               <m:t>R</m:t>
             </m:r>
@@ -3734,7 +3855,8 @@
             <m:r>
               <w:rPr>
                 <w:rFonts w:ascii="Cambria Math" w:hAnsi="Cambria Math" w:cs="Times New Roman"/>
-                <w:sz w:val="28"/>
+                <w:sz w:val="24"/>
+                <w:szCs w:val="24"/>
               </w:rPr>
               <m:t>3</m:t>
             </m:r>
@@ -3743,7 +3865,8 @@
         <m:r>
           <w:rPr>
             <w:rFonts w:ascii="Cambria Math" w:hAnsi="Cambria Math" w:cs="Times New Roman"/>
-            <w:sz w:val="28"/>
+            <w:sz w:val="24"/>
+            <w:szCs w:val="24"/>
           </w:rPr>
           <m:t>=0.95</m:t>
         </m:r>
@@ -3751,7 +3874,8 @@
       <w:r>
         <w:rPr>
           <w:rFonts w:ascii="Times New Roman" w:eastAsiaTheme="minorEastAsia" w:hAnsi="Times New Roman" w:cs="Times New Roman"/>
-          <w:sz w:val="28"/>
+          <w:sz w:val="24"/>
+          <w:szCs w:val="24"/>
         </w:rPr>
         <w:t>.</w:t>
       </w:r>
@@ -3761,13 +3885,15 @@
         <w:jc w:val="both"/>
         <w:rPr>
           <w:rFonts w:ascii="Times New Roman" w:eastAsiaTheme="minorEastAsia" w:hAnsi="Times New Roman" w:cs="Times New Roman"/>
-          <w:sz w:val="28"/>
-        </w:rPr>
-      </w:pPr>
-      <w:r>
-        <w:rPr>
-          <w:rFonts w:ascii="Times New Roman" w:hAnsi="Times New Roman" w:cs="Times New Roman"/>
-          <w:sz w:val="28"/>
+          <w:sz w:val="24"/>
+          <w:szCs w:val="24"/>
+        </w:rPr>
+      </w:pPr>
+      <w:r>
+        <w:rPr>
+          <w:rFonts w:ascii="Times New Roman" w:hAnsi="Times New Roman" w:cs="Times New Roman"/>
+          <w:sz w:val="24"/>
+          <w:szCs w:val="24"/>
         </w:rPr>
         <w:t xml:space="preserve">При вычислении использовать программный генератор псевдослучайных чисел. Использовать разное число выборок при расчете интеграла: </w:t>
       </w:r>
@@ -3778,7 +3904,8 @@
               <w:rPr>
                 <w:rFonts w:ascii="Cambria Math" w:hAnsi="Cambria Math" w:cs="Times New Roman"/>
                 <w:i/>
-                <w:sz w:val="28"/>
+                <w:sz w:val="24"/>
+                <w:szCs w:val="24"/>
               </w:rPr>
             </m:ctrlPr>
           </m:sSubPr>
@@ -3786,7 +3913,8 @@
             <m:r>
               <w:rPr>
                 <w:rFonts w:ascii="Cambria Math" w:hAnsi="Cambria Math" w:cs="Times New Roman"/>
-                <w:sz w:val="28"/>
+                <w:sz w:val="24"/>
+                <w:szCs w:val="24"/>
               </w:rPr>
               <m:t>N</m:t>
             </m:r>
@@ -3795,7 +3923,8 @@
             <m:r>
               <w:rPr>
                 <w:rFonts w:ascii="Cambria Math" w:hAnsi="Cambria Math" w:cs="Times New Roman"/>
-                <w:sz w:val="28"/>
+                <w:sz w:val="24"/>
+                <w:szCs w:val="24"/>
               </w:rPr>
               <m:t>1</m:t>
             </m:r>
@@ -3804,7 +3933,8 @@
         <m:r>
           <w:rPr>
             <w:rFonts w:ascii="Cambria Math" w:hAnsi="Cambria Math" w:cs="Times New Roman"/>
-            <w:sz w:val="28"/>
+            <w:sz w:val="24"/>
+            <w:szCs w:val="24"/>
           </w:rPr>
           <m:t xml:space="preserve">=100, </m:t>
         </m:r>
@@ -3814,7 +3944,8 @@
               <w:rPr>
                 <w:rFonts w:ascii="Cambria Math" w:hAnsi="Cambria Math" w:cs="Times New Roman"/>
                 <w:i/>
-                <w:sz w:val="28"/>
+                <w:sz w:val="24"/>
+                <w:szCs w:val="24"/>
               </w:rPr>
             </m:ctrlPr>
           </m:sSubPr>
@@ -3822,7 +3953,8 @@
             <m:r>
               <w:rPr>
                 <w:rFonts w:ascii="Cambria Math" w:hAnsi="Cambria Math" w:cs="Times New Roman"/>
-                <w:sz w:val="28"/>
+                <w:sz w:val="24"/>
+                <w:szCs w:val="24"/>
               </w:rPr>
               <m:t>N</m:t>
             </m:r>
@@ -3831,7 +3963,8 @@
             <m:r>
               <w:rPr>
                 <w:rFonts w:ascii="Cambria Math" w:hAnsi="Cambria Math" w:cs="Times New Roman"/>
-                <w:sz w:val="28"/>
+                <w:sz w:val="24"/>
+                <w:szCs w:val="24"/>
               </w:rPr>
               <m:t>2</m:t>
             </m:r>
@@ -3840,7 +3973,8 @@
         <m:r>
           <w:rPr>
             <w:rFonts w:ascii="Cambria Math" w:hAnsi="Cambria Math" w:cs="Times New Roman"/>
-            <w:sz w:val="28"/>
+            <w:sz w:val="24"/>
+            <w:szCs w:val="24"/>
           </w:rPr>
           <m:t xml:space="preserve">=1000, </m:t>
         </m:r>
@@ -3850,7 +3984,8 @@
               <w:rPr>
                 <w:rFonts w:ascii="Cambria Math" w:hAnsi="Cambria Math" w:cs="Times New Roman"/>
                 <w:i/>
-                <w:sz w:val="28"/>
+                <w:sz w:val="24"/>
+                <w:szCs w:val="24"/>
               </w:rPr>
             </m:ctrlPr>
           </m:sSubPr>
@@ -3858,7 +3993,8 @@
             <m:r>
               <w:rPr>
                 <w:rFonts w:ascii="Cambria Math" w:hAnsi="Cambria Math" w:cs="Times New Roman"/>
-                <w:sz w:val="28"/>
+                <w:sz w:val="24"/>
+                <w:szCs w:val="24"/>
               </w:rPr>
               <m:t>N</m:t>
             </m:r>
@@ -3867,7 +4003,8 @@
             <m:r>
               <w:rPr>
                 <w:rFonts w:ascii="Cambria Math" w:hAnsi="Cambria Math" w:cs="Times New Roman"/>
-                <w:sz w:val="28"/>
+                <w:sz w:val="24"/>
+                <w:szCs w:val="24"/>
               </w:rPr>
               <m:t>3</m:t>
             </m:r>
@@ -3876,7 +4013,8 @@
         <m:r>
           <w:rPr>
             <w:rFonts w:ascii="Cambria Math" w:hAnsi="Cambria Math" w:cs="Times New Roman"/>
-            <w:sz w:val="28"/>
+            <w:sz w:val="24"/>
+            <w:szCs w:val="24"/>
           </w:rPr>
           <m:t xml:space="preserve">=10000, </m:t>
         </m:r>
@@ -3886,7 +4024,8 @@
               <w:rPr>
                 <w:rFonts w:ascii="Cambria Math" w:hAnsi="Cambria Math" w:cs="Times New Roman"/>
                 <w:i/>
-                <w:sz w:val="28"/>
+                <w:sz w:val="24"/>
+                <w:szCs w:val="24"/>
               </w:rPr>
             </m:ctrlPr>
           </m:sSubPr>
@@ -3894,7 +4033,8 @@
             <m:r>
               <w:rPr>
                 <w:rFonts w:ascii="Cambria Math" w:hAnsi="Cambria Math" w:cs="Times New Roman"/>
-                <w:sz w:val="28"/>
+                <w:sz w:val="24"/>
+                <w:szCs w:val="24"/>
               </w:rPr>
               <m:t>N</m:t>
             </m:r>
@@ -3903,7 +4043,8 @@
             <m:r>
               <w:rPr>
                 <w:rFonts w:ascii="Cambria Math" w:hAnsi="Cambria Math" w:cs="Times New Roman"/>
-                <w:sz w:val="28"/>
+                <w:sz w:val="24"/>
+                <w:szCs w:val="24"/>
               </w:rPr>
               <m:t>5</m:t>
             </m:r>
@@ -3912,7 +4053,8 @@
         <m:r>
           <w:rPr>
             <w:rFonts w:ascii="Cambria Math" w:hAnsi="Cambria Math" w:cs="Times New Roman"/>
-            <w:sz w:val="28"/>
+            <w:sz w:val="24"/>
+            <w:szCs w:val="24"/>
           </w:rPr>
           <m:t>=100000</m:t>
         </m:r>
@@ -3920,7 +4062,8 @@
       <w:r>
         <w:rPr>
           <w:rFonts w:ascii="Times New Roman" w:eastAsiaTheme="minorEastAsia" w:hAnsi="Times New Roman" w:cs="Times New Roman"/>
-          <w:sz w:val="28"/>
+          <w:sz w:val="24"/>
+          <w:szCs w:val="24"/>
         </w:rPr>
         <w:t>.</w:t>
       </w:r>
@@ -3930,14 +4073,15 @@
         <w:jc w:val="both"/>
         <w:rPr>
           <w:rFonts w:ascii="Times New Roman" w:eastAsiaTheme="minorEastAsia" w:hAnsi="Times New Roman" w:cs="Times New Roman"/>
-          <w:sz w:val="28"/>
-          <w:lang w:val="en-US"/>
+          <w:sz w:val="24"/>
+          <w:szCs w:val="24"/>
         </w:rPr>
       </w:pPr>
       <w:r>
         <w:rPr>
           <w:rFonts w:ascii="Times New Roman" w:eastAsiaTheme="minorEastAsia" w:hAnsi="Times New Roman" w:cs="Times New Roman"/>
-          <w:sz w:val="28"/>
+          <w:sz w:val="24"/>
+          <w:szCs w:val="24"/>
         </w:rPr>
         <w:t xml:space="preserve">Результаты представить в виде отчета, в который содержит таблицы значений истинного интеграла, интеграла, вычисленного каждым из методов Монте-Карло, погрешности вычислений и оценки погрешности </w:t>
       </w:r>
@@ -3945,7 +4089,8 @@
         <m:r>
           <w:rPr>
             <w:rFonts w:ascii="Cambria Math" w:eastAsiaTheme="minorEastAsia" w:hAnsi="Cambria Math" w:cs="Times New Roman"/>
-            <w:sz w:val="28"/>
+            <w:sz w:val="24"/>
+            <w:szCs w:val="24"/>
           </w:rPr>
           <m:t>∆I=</m:t>
         </m:r>
@@ -3955,7 +4100,8 @@
               <w:rPr>
                 <w:rFonts w:ascii="Cambria Math" w:eastAsiaTheme="minorEastAsia" w:hAnsi="Cambria Math" w:cs="Times New Roman"/>
                 <w:i/>
-                <w:sz w:val="28"/>
+                <w:sz w:val="24"/>
+                <w:szCs w:val="24"/>
               </w:rPr>
             </m:ctrlPr>
           </m:fPr>
@@ -3966,7 +4112,8 @@
                   <w:rPr>
                     <w:rFonts w:ascii="Cambria Math" w:eastAsiaTheme="minorEastAsia" w:hAnsi="Cambria Math" w:cs="Times New Roman"/>
                     <w:i/>
-                    <w:sz w:val="28"/>
+                    <w:sz w:val="24"/>
+                    <w:szCs w:val="24"/>
                   </w:rPr>
                 </m:ctrlPr>
               </m:sSubPr>
@@ -3974,7 +4121,8 @@
                 <m:r>
                   <w:rPr>
                     <w:rFonts w:ascii="Cambria Math" w:eastAsiaTheme="minorEastAsia" w:hAnsi="Cambria Math" w:cs="Times New Roman"/>
-                    <w:sz w:val="28"/>
+                    <w:sz w:val="24"/>
+                    <w:szCs w:val="24"/>
                   </w:rPr>
                   <m:t>I</m:t>
                 </m:r>
@@ -3983,7 +4131,8 @@
                 <m:r>
                   <w:rPr>
                     <w:rFonts w:ascii="Cambria Math" w:eastAsiaTheme="minorEastAsia" w:hAnsi="Cambria Math" w:cs="Times New Roman"/>
-                    <w:sz w:val="28"/>
+                    <w:sz w:val="24"/>
+                    <w:szCs w:val="24"/>
                   </w:rPr>
                   <m:t>true</m:t>
                 </m:r>
@@ -3998,7 +4147,8 @@
                   <w:rPr>
                     <w:rFonts w:ascii="Cambria Math" w:eastAsiaTheme="minorEastAsia" w:hAnsi="Cambria Math" w:cs="Times New Roman"/>
                     <w:i/>
-                    <w:sz w:val="28"/>
+                    <w:sz w:val="24"/>
+                    <w:szCs w:val="24"/>
                   </w:rPr>
                 </m:ctrlPr>
               </m:radPr>
@@ -4007,7 +4157,8 @@
                 <m:r>
                   <w:rPr>
                     <w:rFonts w:ascii="Cambria Math" w:eastAsiaTheme="minorEastAsia" w:hAnsi="Cambria Math" w:cs="Times New Roman"/>
-                    <w:sz w:val="28"/>
+                    <w:sz w:val="24"/>
+                    <w:szCs w:val="24"/>
                     <w:lang w:val="en-US"/>
                   </w:rPr>
                   <m:t>N</m:t>
@@ -4020,7 +4171,8 @@
       <w:r>
         <w:rPr>
           <w:rFonts w:ascii="Times New Roman" w:eastAsiaTheme="minorEastAsia" w:hAnsi="Times New Roman" w:cs="Times New Roman"/>
-          <w:sz w:val="28"/>
+          <w:sz w:val="24"/>
+          <w:szCs w:val="24"/>
         </w:rPr>
         <w:t xml:space="preserve">. </w:t>
       </w:r>
@@ -4031,16 +4183,25 @@
         <w:rPr>
           <w:rFonts w:ascii="Times New Roman" w:eastAsiaTheme="minorEastAsia" w:hAnsi="Times New Roman" w:cs="Times New Roman"/>
           <w:sz w:val="28"/>
-          <w:lang w:val="en-US"/>
-        </w:rPr>
-      </w:pPr>
-      <w:r>
+        </w:rPr>
+      </w:pPr>
+      <w:r>
+        <w:rPr>
+          <w:rFonts w:ascii="Times New Roman" w:eastAsiaTheme="minorEastAsia" w:hAnsi="Times New Roman" w:cs="Times New Roman"/>
+          <w:sz w:val="24"/>
+          <w:szCs w:val="24"/>
+        </w:rPr>
+        <w:t>Представит код программы. Язык программирования произвольный.</w:t>
+      </w:r>
+    </w:p>
+    <w:p>
+      <w:pPr>
+        <w:jc w:val="both"/>
         <w:rPr>
           <w:rFonts w:ascii="Times New Roman" w:eastAsiaTheme="minorEastAsia" w:hAnsi="Times New Roman" w:cs="Times New Roman"/>
           <w:sz w:val="28"/>
         </w:rPr>
-        <w:t>Представит код программы. Язык программирования произвольный.</w:t>
-      </w:r>
+      </w:pPr>
     </w:p>
     <w:p>
       <w:pPr>
@@ -4048,7 +4209,6 @@
         <w:rPr>
           <w:rFonts w:ascii="Times New Roman" w:eastAsiaTheme="minorEastAsia" w:hAnsi="Times New Roman" w:cs="Times New Roman"/>
           <w:sz w:val="28"/>
-          <w:lang w:val="en-US"/>
         </w:rPr>
       </w:pPr>
     </w:p>
@@ -4058,17 +4218,6 @@
         <w:rPr>
           <w:rFonts w:ascii="Times New Roman" w:eastAsiaTheme="minorEastAsia" w:hAnsi="Times New Roman" w:cs="Times New Roman"/>
           <w:sz w:val="28"/>
-          <w:lang w:val="en-US"/>
-        </w:rPr>
-      </w:pPr>
-    </w:p>
-    <w:p>
-      <w:pPr>
-        <w:jc w:val="both"/>
-        <w:rPr>
-          <w:rFonts w:ascii="Times New Roman" w:eastAsiaTheme="minorEastAsia" w:hAnsi="Times New Roman" w:cs="Times New Roman"/>
-          <w:sz w:val="28"/>
-          <w:lang w:val="en-US"/>
         </w:rPr>
       </w:pPr>
     </w:p>
@@ -4079,7 +4228,56 @@
           <w:rFonts w:ascii="Times New Roman" w:hAnsi="Times New Roman" w:cs="Times New Roman"/>
           <w:i/>
           <w:sz w:val="28"/>
-          <w:lang w:val="en-US"/>
+        </w:rPr>
+      </w:pPr>
+    </w:p>
+    <w:p>
+      <w:pPr>
+        <w:jc w:val="both"/>
+        <w:rPr>
+          <w:rFonts w:ascii="Times New Roman" w:hAnsi="Times New Roman" w:cs="Times New Roman"/>
+          <w:i/>
+          <w:sz w:val="28"/>
+        </w:rPr>
+      </w:pPr>
+    </w:p>
+    <w:p>
+      <w:pPr>
+        <w:jc w:val="both"/>
+        <w:rPr>
+          <w:rFonts w:ascii="Times New Roman" w:hAnsi="Times New Roman" w:cs="Times New Roman"/>
+          <w:i/>
+          <w:sz w:val="28"/>
+        </w:rPr>
+      </w:pPr>
+    </w:p>
+    <w:p>
+      <w:pPr>
+        <w:jc w:val="both"/>
+        <w:rPr>
+          <w:rFonts w:ascii="Times New Roman" w:hAnsi="Times New Roman" w:cs="Times New Roman"/>
+          <w:i/>
+          <w:sz w:val="28"/>
+        </w:rPr>
+      </w:pPr>
+    </w:p>
+    <w:p>
+      <w:pPr>
+        <w:jc w:val="both"/>
+        <w:rPr>
+          <w:rFonts w:ascii="Times New Roman" w:hAnsi="Times New Roman" w:cs="Times New Roman"/>
+          <w:i/>
+          <w:sz w:val="28"/>
+        </w:rPr>
+      </w:pPr>
+    </w:p>
+    <w:p>
+      <w:pPr>
+        <w:jc w:val="both"/>
+        <w:rPr>
+          <w:rFonts w:ascii="Times New Roman" w:hAnsi="Times New Roman" w:cs="Times New Roman"/>
+          <w:i/>
+          <w:sz w:val="28"/>
         </w:rPr>
       </w:pPr>
     </w:p>
@@ -4088,7 +4286,6 @@
         <w:pStyle w:val="2"/>
         <w:rPr>
           <w:color w:val="000000" w:themeColor="text1"/>
-          <w:lang w:val="en-US"/>
         </w:rPr>
       </w:pPr>
       <w:bookmarkStart w:id="1" w:name="_Toc226280758"/>
@@ -4106,21 +4303,21 @@
         <w:pStyle w:val="a7"/>
         <w:numPr>
           <w:ilvl w:val="0"/>
-          <w:numId w:val="2"/>
+          <w:numId w:val="24"/>
         </w:numPr>
         <w:rPr>
           <w:rFonts w:ascii="Times New Roman" w:hAnsi="Times New Roman" w:cs="Times New Roman"/>
-          <w:sz w:val="28"/>
-          <w:szCs w:val="28"/>
-        </w:rPr>
-      </w:pPr>
-      <w:r>
-        <w:rPr>
-          <w:rFonts w:ascii="Times New Roman" w:hAnsi="Times New Roman" w:cs="Times New Roman"/>
-          <w:sz w:val="28"/>
-          <w:szCs w:val="28"/>
-        </w:rPr>
-        <w:t>Задание исходных данных.</w:t>
+          <w:sz w:val="24"/>
+          <w:szCs w:val="24"/>
+        </w:rPr>
+      </w:pPr>
+      <w:r>
+        <w:rPr>
+          <w:rFonts w:ascii="Times New Roman" w:hAnsi="Times New Roman" w:cs="Times New Roman"/>
+          <w:sz w:val="24"/>
+          <w:szCs w:val="24"/>
+        </w:rPr>
+        <w:t xml:space="preserve">Задание исходных параметров задачи: границ интегрирования, числа выборок, параметров стратификации и значений для метода русской рулетки. </w:t>
       </w:r>
     </w:p>
     <w:p>
@@ -4128,21 +4325,21 @@
         <w:pStyle w:val="a7"/>
         <w:numPr>
           <w:ilvl w:val="0"/>
-          <w:numId w:val="2"/>
+          <w:numId w:val="24"/>
         </w:numPr>
         <w:rPr>
           <w:rFonts w:ascii="Times New Roman" w:hAnsi="Times New Roman" w:cs="Times New Roman"/>
-          <w:sz w:val="28"/>
-          <w:szCs w:val="28"/>
-        </w:rPr>
-      </w:pPr>
-      <w:r>
-        <w:rPr>
-          <w:rFonts w:ascii="Times New Roman" w:hAnsi="Times New Roman" w:cs="Times New Roman"/>
-          <w:sz w:val="28"/>
-          <w:szCs w:val="28"/>
-        </w:rPr>
-        <w:t xml:space="preserve">Аналитическое вычисление интеграла. </w:t>
+          <w:sz w:val="24"/>
+          <w:szCs w:val="24"/>
+        </w:rPr>
+      </w:pPr>
+      <w:r>
+        <w:rPr>
+          <w:rFonts w:ascii="Times New Roman" w:hAnsi="Times New Roman" w:cs="Times New Roman"/>
+          <w:sz w:val="24"/>
+          <w:szCs w:val="24"/>
+        </w:rPr>
+        <w:t xml:space="preserve">Аналитическое вычисление точного значения интеграла. </w:t>
       </w:r>
     </w:p>
     <w:p>
@@ -4150,21 +4347,21 @@
         <w:pStyle w:val="a7"/>
         <w:numPr>
           <w:ilvl w:val="0"/>
-          <w:numId w:val="2"/>
+          <w:numId w:val="24"/>
         </w:numPr>
         <w:rPr>
           <w:rFonts w:ascii="Times New Roman" w:hAnsi="Times New Roman" w:cs="Times New Roman"/>
-          <w:sz w:val="28"/>
-          <w:szCs w:val="28"/>
-        </w:rPr>
-      </w:pPr>
-      <w:r>
-        <w:rPr>
-          <w:rFonts w:ascii="Times New Roman" w:hAnsi="Times New Roman" w:cs="Times New Roman"/>
-          <w:sz w:val="28"/>
-          <w:szCs w:val="28"/>
-        </w:rPr>
-        <w:t>Вычисление интеграла методом простого Монте-Карло.</w:t>
+          <w:sz w:val="24"/>
+          <w:szCs w:val="24"/>
+        </w:rPr>
+      </w:pPr>
+      <w:r>
+        <w:rPr>
+          <w:rFonts w:ascii="Times New Roman" w:hAnsi="Times New Roman" w:cs="Times New Roman"/>
+          <w:sz w:val="24"/>
+          <w:szCs w:val="24"/>
+        </w:rPr>
+        <w:t xml:space="preserve">Вычисление интеграла методом простого Монте-Карло. </w:t>
       </w:r>
     </w:p>
     <w:p>
@@ -4172,21 +4369,21 @@
         <w:pStyle w:val="a7"/>
         <w:numPr>
           <w:ilvl w:val="0"/>
-          <w:numId w:val="2"/>
+          <w:numId w:val="24"/>
         </w:numPr>
         <w:rPr>
           <w:rFonts w:ascii="Times New Roman" w:hAnsi="Times New Roman" w:cs="Times New Roman"/>
-          <w:sz w:val="28"/>
-          <w:szCs w:val="28"/>
-        </w:rPr>
-      </w:pPr>
-      <w:r>
-        <w:rPr>
-          <w:rFonts w:ascii="Times New Roman" w:hAnsi="Times New Roman" w:cs="Times New Roman"/>
-          <w:sz w:val="28"/>
-          <w:szCs w:val="28"/>
-        </w:rPr>
-        <w:t>Вычисление интеграла методом Монте-Карло со стратификацией.</w:t>
+          <w:sz w:val="24"/>
+          <w:szCs w:val="24"/>
+        </w:rPr>
+      </w:pPr>
+      <w:r>
+        <w:rPr>
+          <w:rFonts w:ascii="Times New Roman" w:hAnsi="Times New Roman" w:cs="Times New Roman"/>
+          <w:sz w:val="24"/>
+          <w:szCs w:val="24"/>
+        </w:rPr>
+        <w:t xml:space="preserve">Вычисление интеграла методом Монте-Карло со стратификацией для двух шагов разбиения. </w:t>
       </w:r>
     </w:p>
     <w:p>
@@ -4194,21 +4391,21 @@
         <w:pStyle w:val="a7"/>
         <w:numPr>
           <w:ilvl w:val="0"/>
-          <w:numId w:val="2"/>
+          <w:numId w:val="24"/>
         </w:numPr>
         <w:rPr>
           <w:rFonts w:ascii="Times New Roman" w:hAnsi="Times New Roman" w:cs="Times New Roman"/>
-          <w:sz w:val="28"/>
-          <w:szCs w:val="28"/>
-        </w:rPr>
-      </w:pPr>
-      <w:r>
-        <w:rPr>
-          <w:rFonts w:ascii="Times New Roman" w:hAnsi="Times New Roman" w:cs="Times New Roman"/>
-          <w:sz w:val="28"/>
-          <w:szCs w:val="28"/>
-        </w:rPr>
-        <w:t>Вычисление интеграла методом Монте-Карло с выборкой по значимости.</w:t>
+          <w:sz w:val="24"/>
+          <w:szCs w:val="24"/>
+        </w:rPr>
+      </w:pPr>
+      <w:r>
+        <w:rPr>
+          <w:rFonts w:ascii="Times New Roman" w:hAnsi="Times New Roman" w:cs="Times New Roman"/>
+          <w:sz w:val="24"/>
+          <w:szCs w:val="24"/>
+        </w:rPr>
+        <w:t xml:space="preserve">Вычисление интеграла методом Монте-Карло с выборкой по значимости для трёх плотностей вероятности. </w:t>
       </w:r>
     </w:p>
     <w:p>
@@ -4216,21 +4413,21 @@
         <w:pStyle w:val="a7"/>
         <w:numPr>
           <w:ilvl w:val="0"/>
-          <w:numId w:val="2"/>
+          <w:numId w:val="24"/>
         </w:numPr>
         <w:rPr>
           <w:rFonts w:ascii="Times New Roman" w:hAnsi="Times New Roman" w:cs="Times New Roman"/>
-          <w:sz w:val="28"/>
-          <w:szCs w:val="28"/>
-        </w:rPr>
-      </w:pPr>
-      <w:r>
-        <w:rPr>
-          <w:rFonts w:ascii="Times New Roman" w:hAnsi="Times New Roman" w:cs="Times New Roman"/>
-          <w:sz w:val="28"/>
-          <w:szCs w:val="28"/>
-        </w:rPr>
-        <w:t>Вычисление интеграла методом многократной выборки по значимости.</w:t>
+          <w:sz w:val="24"/>
+          <w:szCs w:val="24"/>
+        </w:rPr>
+      </w:pPr>
+      <w:r>
+        <w:rPr>
+          <w:rFonts w:ascii="Times New Roman" w:hAnsi="Times New Roman" w:cs="Times New Roman"/>
+          <w:sz w:val="24"/>
+          <w:szCs w:val="24"/>
+        </w:rPr>
+        <w:t xml:space="preserve">Вычисление интеграла методом многократной выборки по значимости для двух плотностей и двух весовых схем. </w:t>
       </w:r>
     </w:p>
     <w:p>
@@ -4238,21 +4435,21 @@
         <w:pStyle w:val="a7"/>
         <w:numPr>
           <w:ilvl w:val="0"/>
-          <w:numId w:val="2"/>
+          <w:numId w:val="24"/>
         </w:numPr>
         <w:rPr>
           <w:rFonts w:ascii="Times New Roman" w:hAnsi="Times New Roman" w:cs="Times New Roman"/>
-          <w:sz w:val="28"/>
-          <w:szCs w:val="28"/>
-        </w:rPr>
-      </w:pPr>
-      <w:r>
-        <w:rPr>
-          <w:rFonts w:ascii="Times New Roman" w:hAnsi="Times New Roman" w:cs="Times New Roman"/>
-          <w:sz w:val="28"/>
-          <w:szCs w:val="28"/>
-        </w:rPr>
-        <w:t>Вычисление интеграла методом Монте-Карло с использованием русской рулетки.</w:t>
+          <w:sz w:val="24"/>
+          <w:szCs w:val="24"/>
+        </w:rPr>
+      </w:pPr>
+      <w:r>
+        <w:rPr>
+          <w:rFonts w:ascii="Times New Roman" w:hAnsi="Times New Roman" w:cs="Times New Roman"/>
+          <w:sz w:val="24"/>
+          <w:szCs w:val="24"/>
+        </w:rPr>
+        <w:t xml:space="preserve">Вычисление интеграла методом Монте-Карло с использованием русской рулетки для трёх значений точки отсечки. </w:t>
       </w:r>
     </w:p>
     <w:p>
@@ -4260,21 +4457,21 @@
         <w:pStyle w:val="a7"/>
         <w:numPr>
           <w:ilvl w:val="0"/>
-          <w:numId w:val="2"/>
+          <w:numId w:val="24"/>
         </w:numPr>
         <w:rPr>
           <w:rFonts w:ascii="Times New Roman" w:hAnsi="Times New Roman" w:cs="Times New Roman"/>
-          <w:sz w:val="28"/>
-          <w:szCs w:val="28"/>
-        </w:rPr>
-      </w:pPr>
-      <w:r>
-        <w:rPr>
-          <w:rFonts w:ascii="Times New Roman" w:hAnsi="Times New Roman" w:cs="Times New Roman"/>
-          <w:sz w:val="28"/>
-          <w:szCs w:val="28"/>
-        </w:rPr>
-        <w:t>Вычисление погрешностей.</w:t>
+          <w:sz w:val="24"/>
+          <w:szCs w:val="24"/>
+        </w:rPr>
+      </w:pPr>
+      <w:r>
+        <w:rPr>
+          <w:rFonts w:ascii="Times New Roman" w:hAnsi="Times New Roman" w:cs="Times New Roman"/>
+          <w:sz w:val="24"/>
+          <w:szCs w:val="24"/>
+        </w:rPr>
+        <w:t xml:space="preserve">Вычисление абсолютной ошибки и оценки погрешности. </w:t>
       </w:r>
     </w:p>
     <w:p>
@@ -4282,21 +4479,21 @@
         <w:pStyle w:val="a7"/>
         <w:numPr>
           <w:ilvl w:val="0"/>
-          <w:numId w:val="2"/>
+          <w:numId w:val="24"/>
         </w:numPr>
         <w:rPr>
           <w:rFonts w:ascii="Times New Roman" w:hAnsi="Times New Roman" w:cs="Times New Roman"/>
-          <w:sz w:val="28"/>
-          <w:szCs w:val="28"/>
-        </w:rPr>
-      </w:pPr>
-      <w:r>
-        <w:rPr>
-          <w:rFonts w:ascii="Times New Roman" w:hAnsi="Times New Roman" w:cs="Times New Roman"/>
-          <w:sz w:val="28"/>
-          <w:szCs w:val="28"/>
-        </w:rPr>
-        <w:t>Вывод результатов в таблицы.</w:t>
+          <w:sz w:val="24"/>
+          <w:szCs w:val="24"/>
+        </w:rPr>
+      </w:pPr>
+      <w:r>
+        <w:rPr>
+          <w:rFonts w:ascii="Times New Roman" w:hAnsi="Times New Roman" w:cs="Times New Roman"/>
+          <w:sz w:val="24"/>
+          <w:szCs w:val="24"/>
+        </w:rPr>
+        <w:t xml:space="preserve">Представление результатов в табличной форме. </w:t>
       </w:r>
     </w:p>
     <w:p>
@@ -4304,7 +4501,7 @@
         <w:pStyle w:val="a7"/>
         <w:numPr>
           <w:ilvl w:val="0"/>
-          <w:numId w:val="2"/>
+          <w:numId w:val="24"/>
         </w:numPr>
         <w:rPr>
           <w:rFonts w:ascii="Times New Roman" w:hAnsi="Times New Roman" w:cs="Times New Roman"/>
@@ -4315,20 +4512,11 @@
       <w:r>
         <w:rPr>
           <w:rFonts w:ascii="Times New Roman" w:hAnsi="Times New Roman" w:cs="Times New Roman"/>
-          <w:sz w:val="28"/>
-          <w:szCs w:val="28"/>
-        </w:rPr>
-        <w:t>Сравнение методов.</w:t>
-      </w:r>
-    </w:p>
-    <w:p>
-      <w:pPr>
-        <w:rPr>
-          <w:rFonts w:ascii="Times New Roman" w:hAnsi="Times New Roman" w:cs="Times New Roman"/>
-          <w:sz w:val="28"/>
-          <w:szCs w:val="28"/>
-        </w:rPr>
-      </w:pPr>
+          <w:sz w:val="24"/>
+          <w:szCs w:val="24"/>
+        </w:rPr>
+        <w:t>Сравнение методов и анализ полученных результатов.</w:t>
+      </w:r>
     </w:p>
     <w:p>
       <w:pPr>
@@ -4537,23 +4725,23 @@
         <w:ind w:left="360" w:firstLine="348"/>
         <w:rPr>
           <w:rFonts w:ascii="Times New Roman" w:hAnsi="Times New Roman" w:cs="Times New Roman"/>
-          <w:sz w:val="28"/>
-          <w:szCs w:val="28"/>
-        </w:rPr>
-      </w:pPr>
-      <w:r>
-        <w:rPr>
-          <w:rFonts w:ascii="Times New Roman" w:hAnsi="Times New Roman" w:cs="Times New Roman"/>
-          <w:sz w:val="28"/>
-          <w:szCs w:val="28"/>
+          <w:sz w:val="24"/>
+          <w:szCs w:val="24"/>
+        </w:rPr>
+      </w:pPr>
+      <w:r>
+        <w:rPr>
+          <w:rFonts w:ascii="Times New Roman" w:hAnsi="Times New Roman" w:cs="Times New Roman"/>
+          <w:sz w:val="24"/>
+          <w:szCs w:val="24"/>
         </w:rPr>
         <w:t>На первом этапе в программе задаются границы интервала интегрирования, наборы чисел выборок, параметры стратификации, значения для метода русской рулетки и начальное значение генератора случайных чисел</w:t>
       </w:r>
       <w:r>
         <w:rPr>
           <w:rFonts w:ascii="Times New Roman" w:hAnsi="Times New Roman" w:cs="Times New Roman"/>
-          <w:sz w:val="28"/>
-          <w:szCs w:val="28"/>
+          <w:sz w:val="24"/>
+          <w:szCs w:val="24"/>
         </w:rPr>
         <w:t>.</w:t>
       </w:r>
@@ -4796,17 +4984,27 @@
         <w:ind w:firstLine="360"/>
         <w:rPr>
           <w:rFonts w:ascii="Times New Roman" w:hAnsi="Times New Roman" w:cs="Times New Roman"/>
-          <w:sz w:val="28"/>
-          <w:szCs w:val="28"/>
-        </w:rPr>
-      </w:pPr>
-      <w:r>
-        <w:rPr>
-          <w:rFonts w:ascii="Times New Roman" w:hAnsi="Times New Roman" w:cs="Times New Roman"/>
-          <w:sz w:val="28"/>
-          <w:szCs w:val="28"/>
-        </w:rPr>
-        <w:t>Здесь:</w:t>
+          <w:sz w:val="24"/>
+          <w:szCs w:val="24"/>
+          <w:lang w:val="en-US"/>
+        </w:rPr>
+      </w:pPr>
+      <w:r>
+        <w:rPr>
+          <w:rFonts w:ascii="Times New Roman" w:hAnsi="Times New Roman" w:cs="Times New Roman"/>
+          <w:sz w:val="24"/>
+          <w:szCs w:val="24"/>
+        </w:rPr>
+        <w:t>Здесь</w:t>
+      </w:r>
+      <w:r>
+        <w:rPr>
+          <w:rFonts w:ascii="Times New Roman" w:hAnsi="Times New Roman" w:cs="Times New Roman"/>
+          <w:sz w:val="24"/>
+          <w:szCs w:val="24"/>
+          <w:lang w:val="en-US"/>
+        </w:rPr>
+        <w:t>:</w:t>
       </w:r>
     </w:p>
     <w:p>
@@ -4817,15 +5015,15 @@
         </w:numPr>
         <w:rPr>
           <w:rFonts w:ascii="Times New Roman" w:hAnsi="Times New Roman" w:cs="Times New Roman"/>
-          <w:sz w:val="28"/>
-          <w:szCs w:val="28"/>
-        </w:rPr>
-      </w:pPr>
-      <w:r>
-        <w:rPr>
-          <w:rFonts w:ascii="Times New Roman" w:hAnsi="Times New Roman" w:cs="Times New Roman"/>
-          <w:sz w:val="28"/>
-          <w:szCs w:val="28"/>
+          <w:sz w:val="24"/>
+          <w:szCs w:val="24"/>
+        </w:rPr>
+      </w:pPr>
+      <w:r>
+        <w:rPr>
+          <w:rFonts w:ascii="Times New Roman" w:hAnsi="Times New Roman" w:cs="Times New Roman"/>
+          <w:sz w:val="24"/>
+          <w:szCs w:val="24"/>
         </w:rPr>
         <w:t xml:space="preserve">A и B — границы интегрирования; </w:t>
       </w:r>
@@ -4838,15 +5036,15 @@
         </w:numPr>
         <w:rPr>
           <w:rFonts w:ascii="Times New Roman" w:hAnsi="Times New Roman" w:cs="Times New Roman"/>
-          <w:sz w:val="28"/>
-          <w:szCs w:val="28"/>
-        </w:rPr>
-      </w:pPr>
-      <w:r>
-        <w:rPr>
-          <w:rFonts w:ascii="Times New Roman" w:hAnsi="Times New Roman" w:cs="Times New Roman"/>
-          <w:sz w:val="28"/>
-          <w:szCs w:val="28"/>
+          <w:sz w:val="24"/>
+          <w:szCs w:val="24"/>
+        </w:rPr>
+      </w:pPr>
+      <w:r>
+        <w:rPr>
+          <w:rFonts w:ascii="Times New Roman" w:hAnsi="Times New Roman" w:cs="Times New Roman"/>
+          <w:sz w:val="24"/>
+          <w:szCs w:val="24"/>
         </w:rPr>
         <w:t xml:space="preserve">N_VALUES — список количеств случайных выборок; </w:t>
       </w:r>
@@ -4859,15 +5057,15 @@
         </w:numPr>
         <w:rPr>
           <w:rFonts w:ascii="Times New Roman" w:hAnsi="Times New Roman" w:cs="Times New Roman"/>
-          <w:sz w:val="28"/>
-          <w:szCs w:val="28"/>
-        </w:rPr>
-      </w:pPr>
-      <w:r>
-        <w:rPr>
-          <w:rFonts w:ascii="Times New Roman" w:hAnsi="Times New Roman" w:cs="Times New Roman"/>
-          <w:sz w:val="28"/>
-          <w:szCs w:val="28"/>
+          <w:sz w:val="24"/>
+          <w:szCs w:val="24"/>
+        </w:rPr>
+      </w:pPr>
+      <w:r>
+        <w:rPr>
+          <w:rFonts w:ascii="Times New Roman" w:hAnsi="Times New Roman" w:cs="Times New Roman"/>
+          <w:sz w:val="24"/>
+          <w:szCs w:val="24"/>
         </w:rPr>
         <w:t xml:space="preserve">STRAT_STEPS — шаги разбиения интервала для стратификации; </w:t>
       </w:r>
@@ -4880,15 +5078,15 @@
         </w:numPr>
         <w:rPr>
           <w:rFonts w:ascii="Times New Roman" w:hAnsi="Times New Roman" w:cs="Times New Roman"/>
-          <w:sz w:val="28"/>
-          <w:szCs w:val="28"/>
-        </w:rPr>
-      </w:pPr>
-      <w:r>
-        <w:rPr>
-          <w:rFonts w:ascii="Times New Roman" w:hAnsi="Times New Roman" w:cs="Times New Roman"/>
-          <w:sz w:val="28"/>
-          <w:szCs w:val="28"/>
+          <w:sz w:val="24"/>
+          <w:szCs w:val="24"/>
+        </w:rPr>
+      </w:pPr>
+      <w:r>
+        <w:rPr>
+          <w:rFonts w:ascii="Times New Roman" w:hAnsi="Times New Roman" w:cs="Times New Roman"/>
+          <w:sz w:val="24"/>
+          <w:szCs w:val="24"/>
         </w:rPr>
         <w:t xml:space="preserve">RUSSIAN_R_VALUES — значения точек отсечки для метода русской рулетки; </w:t>
       </w:r>
@@ -4901,15 +5099,15 @@
         </w:numPr>
         <w:rPr>
           <w:rFonts w:ascii="Times New Roman" w:hAnsi="Times New Roman" w:cs="Times New Roman"/>
-          <w:sz w:val="28"/>
-          <w:szCs w:val="28"/>
-        </w:rPr>
-      </w:pPr>
-      <w:r>
-        <w:rPr>
-          <w:rFonts w:ascii="Times New Roman" w:hAnsi="Times New Roman" w:cs="Times New Roman"/>
-          <w:sz w:val="28"/>
-          <w:szCs w:val="28"/>
+          <w:sz w:val="24"/>
+          <w:szCs w:val="24"/>
+        </w:rPr>
+      </w:pPr>
+      <w:r>
+        <w:rPr>
+          <w:rFonts w:ascii="Times New Roman" w:hAnsi="Times New Roman" w:cs="Times New Roman"/>
+          <w:sz w:val="24"/>
+          <w:szCs w:val="24"/>
         </w:rPr>
         <w:t>SEED — начальное значение генератора псевдослучайных чисел.</w:t>
       </w:r>
@@ -4941,15 +5139,15 @@
         <w:ind w:left="360" w:firstLine="348"/>
         <w:rPr>
           <w:rFonts w:ascii="Times New Roman" w:hAnsi="Times New Roman" w:cs="Times New Roman"/>
-          <w:sz w:val="28"/>
-          <w:szCs w:val="28"/>
-        </w:rPr>
-      </w:pPr>
-      <w:r>
-        <w:rPr>
-          <w:rFonts w:ascii="Times New Roman" w:hAnsi="Times New Roman" w:cs="Times New Roman"/>
-          <w:sz w:val="28"/>
-          <w:szCs w:val="28"/>
+          <w:sz w:val="24"/>
+          <w:szCs w:val="24"/>
+        </w:rPr>
+      </w:pPr>
+      <w:r>
+        <w:rPr>
+          <w:rFonts w:ascii="Times New Roman" w:hAnsi="Times New Roman" w:cs="Times New Roman"/>
+          <w:sz w:val="24"/>
+          <w:szCs w:val="24"/>
         </w:rPr>
         <w:t xml:space="preserve">Далее задается подынтегральная функция </w:t>
       </w:r>
@@ -4957,8 +5155,8 @@
         <m:r>
           <w:rPr>
             <w:rFonts w:ascii="Cambria Math" w:hAnsi="Cambria Math" w:cs="Times New Roman"/>
-            <w:sz w:val="28"/>
-            <w:szCs w:val="28"/>
+            <w:sz w:val="24"/>
+            <w:szCs w:val="24"/>
           </w:rPr>
           <m:t>f(x)=</m:t>
         </m:r>
@@ -4967,8 +5165,8 @@
             <m:ctrlPr>
               <w:rPr>
                 <w:rFonts w:ascii="Cambria Math" w:hAnsi="Cambria Math" w:cs="Times New Roman"/>
-                <w:sz w:val="28"/>
-                <w:szCs w:val="28"/>
+                <w:sz w:val="24"/>
+                <w:szCs w:val="24"/>
               </w:rPr>
             </m:ctrlPr>
           </m:sSupPr>
@@ -4976,8 +5174,8 @@
             <m:r>
               <w:rPr>
                 <w:rFonts w:ascii="Cambria Math" w:hAnsi="Cambria Math" w:cs="Times New Roman"/>
-                <w:sz w:val="28"/>
-                <w:szCs w:val="28"/>
+                <w:sz w:val="24"/>
+                <w:szCs w:val="24"/>
               </w:rPr>
               <m:t>x</m:t>
             </m:r>
@@ -4986,8 +5184,8 @@
             <m:r>
               <w:rPr>
                 <w:rFonts w:ascii="Cambria Math" w:hAnsi="Cambria Math" w:cs="Times New Roman"/>
-                <w:sz w:val="28"/>
-                <w:szCs w:val="28"/>
+                <w:sz w:val="24"/>
+                <w:szCs w:val="24"/>
               </w:rPr>
               <m:t>2</m:t>
             </m:r>
@@ -4997,8 +5195,8 @@
       <w:r>
         <w:rPr>
           <w:rFonts w:ascii="Times New Roman" w:hAnsi="Times New Roman" w:cs="Times New Roman"/>
-          <w:sz w:val="28"/>
-          <w:szCs w:val="28"/>
+          <w:sz w:val="24"/>
+          <w:szCs w:val="24"/>
         </w:rPr>
         <w:t>и функция для вычисления точного значения интеграла по аналитической формуле.</w:t>
       </w:r>
@@ -5186,7 +5384,6 @@
           <w:szCs w:val="20"/>
           <w:lang w:val="en-US"/>
         </w:rPr>
-        <w:lastRenderedPageBreak/>
         <w:t xml:space="preserve">I_TRUE = </w:t>
       </w:r>
       <w:proofErr w:type="spellStart"/>
@@ -5235,15 +5432,15 @@
         <w:ind w:left="360"/>
         <w:rPr>
           <w:rFonts w:ascii="Times New Roman" w:hAnsi="Times New Roman" w:cs="Times New Roman"/>
-          <w:sz w:val="28"/>
-          <w:szCs w:val="28"/>
-        </w:rPr>
-      </w:pPr>
-      <w:r>
-        <w:rPr>
-          <w:rFonts w:ascii="Times New Roman" w:hAnsi="Times New Roman" w:cs="Times New Roman"/>
-          <w:sz w:val="28"/>
-          <w:szCs w:val="28"/>
+          <w:sz w:val="24"/>
+          <w:szCs w:val="24"/>
+        </w:rPr>
+      </w:pPr>
+      <w:r>
+        <w:rPr>
+          <w:rFonts w:ascii="Times New Roman" w:hAnsi="Times New Roman" w:cs="Times New Roman"/>
+          <w:sz w:val="24"/>
+          <w:szCs w:val="24"/>
         </w:rPr>
         <w:t xml:space="preserve">Функция f(x) возвращает значение </w:t>
       </w:r>
@@ -5253,8 +5450,8 @@
             <m:ctrlPr>
               <w:rPr>
                 <w:rFonts w:ascii="Cambria Math" w:hAnsi="Cambria Math" w:cs="Times New Roman"/>
-                <w:sz w:val="28"/>
-                <w:szCs w:val="28"/>
+                <w:sz w:val="24"/>
+                <w:szCs w:val="24"/>
               </w:rPr>
             </m:ctrlPr>
           </m:sSupPr>
@@ -5262,8 +5459,8 @@
             <m:r>
               <w:rPr>
                 <w:rFonts w:ascii="Cambria Math" w:hAnsi="Cambria Math" w:cs="Times New Roman"/>
-                <w:sz w:val="28"/>
-                <w:szCs w:val="28"/>
+                <w:sz w:val="24"/>
+                <w:szCs w:val="24"/>
               </w:rPr>
               <m:t>x</m:t>
             </m:r>
@@ -5272,8 +5469,8 @@
             <m:r>
               <w:rPr>
                 <w:rFonts w:ascii="Cambria Math" w:hAnsi="Cambria Math" w:cs="Times New Roman"/>
-                <w:sz w:val="28"/>
-                <w:szCs w:val="28"/>
+                <w:sz w:val="24"/>
+                <w:szCs w:val="24"/>
               </w:rPr>
               <m:t>2</m:t>
             </m:r>
@@ -5283,16 +5480,16 @@
       <w:r>
         <w:rPr>
           <w:rFonts w:ascii="Times New Roman" w:hAnsi="Times New Roman" w:cs="Times New Roman"/>
-          <w:sz w:val="28"/>
-          <w:szCs w:val="28"/>
+          <w:sz w:val="24"/>
+          <w:szCs w:val="24"/>
         </w:rPr>
         <w:t>.</w:t>
       </w:r>
       <w:r>
         <w:rPr>
           <w:rFonts w:ascii="Times New Roman" w:hAnsi="Times New Roman" w:cs="Times New Roman"/>
-          <w:sz w:val="28"/>
-          <w:szCs w:val="28"/>
+          <w:sz w:val="24"/>
+          <w:szCs w:val="24"/>
         </w:rPr>
         <w:br/>
         <w:t xml:space="preserve">Функция </w:t>
@@ -5301,8 +5498,8 @@
       <w:r>
         <w:rPr>
           <w:rFonts w:ascii="Times New Roman" w:hAnsi="Times New Roman" w:cs="Times New Roman"/>
-          <w:sz w:val="28"/>
-          <w:szCs w:val="28"/>
+          <w:sz w:val="24"/>
+          <w:szCs w:val="24"/>
         </w:rPr>
         <w:t>true_</w:t>
       </w:r>
@@ -5310,8 +5507,8 @@
       <w:r>
         <w:rPr>
           <w:rFonts w:ascii="Times New Roman" w:hAnsi="Times New Roman" w:cs="Times New Roman"/>
-          <w:sz w:val="28"/>
-          <w:szCs w:val="28"/>
+          <w:sz w:val="24"/>
+          <w:szCs w:val="24"/>
         </w:rPr>
         <w:t>integral</w:t>
       </w:r>
@@ -5319,8 +5516,8 @@
       <w:r>
         <w:rPr>
           <w:rFonts w:ascii="Times New Roman" w:hAnsi="Times New Roman" w:cs="Times New Roman"/>
-          <w:sz w:val="28"/>
-          <w:szCs w:val="28"/>
+          <w:sz w:val="24"/>
+          <w:szCs w:val="24"/>
         </w:rPr>
         <w:t>(</w:t>
       </w:r>
@@ -5328,8 +5525,8 @@
       <w:r>
         <w:rPr>
           <w:rFonts w:ascii="Times New Roman" w:hAnsi="Times New Roman" w:cs="Times New Roman"/>
-          <w:sz w:val="28"/>
-          <w:szCs w:val="28"/>
+          <w:sz w:val="24"/>
+          <w:szCs w:val="24"/>
         </w:rPr>
         <w:t>a, b) вычисляет точное значение интеграла:</w:t>
       </w:r>
@@ -5340,8 +5537,8 @@
         <w:ind w:left="0"/>
         <w:rPr>
           <w:rFonts w:ascii="Times New Roman" w:hAnsi="Times New Roman" w:cs="Times New Roman"/>
-          <w:sz w:val="28"/>
-          <w:szCs w:val="28"/>
+          <w:sz w:val="24"/>
+          <w:szCs w:val="24"/>
         </w:rPr>
       </w:pPr>
       <m:oMathPara>
@@ -5353,8 +5550,8 @@
               <m:ctrlPr>
                 <w:rPr>
                   <w:rFonts w:ascii="Cambria Math" w:hAnsi="Cambria Math" w:cs="Times New Roman"/>
-                  <w:sz w:val="28"/>
-                  <w:szCs w:val="28"/>
+                  <w:sz w:val="24"/>
+                  <w:szCs w:val="24"/>
                 </w:rPr>
               </m:ctrlPr>
             </m:naryPr>
@@ -5362,8 +5559,8 @@
               <m:r>
                 <w:rPr>
                   <w:rFonts w:ascii="Cambria Math" w:hAnsi="Cambria Math" w:cs="Times New Roman"/>
-                  <w:sz w:val="28"/>
-                  <w:szCs w:val="28"/>
+                  <w:sz w:val="24"/>
+                  <w:szCs w:val="24"/>
                 </w:rPr>
                 <m:t>a</m:t>
               </m:r>
@@ -5372,8 +5569,8 @@
               <m:r>
                 <w:rPr>
                   <w:rFonts w:ascii="Cambria Math" w:hAnsi="Cambria Math" w:cs="Times New Roman"/>
-                  <w:sz w:val="28"/>
-                  <w:szCs w:val="28"/>
+                  <w:sz w:val="24"/>
+                  <w:szCs w:val="24"/>
                 </w:rPr>
                 <m:t>b</m:t>
               </m:r>
@@ -5384,8 +5581,8 @@
                   <m:ctrlPr>
                     <w:rPr>
                       <w:rFonts w:ascii="Cambria Math" w:hAnsi="Cambria Math" w:cs="Times New Roman"/>
-                      <w:sz w:val="28"/>
-                      <w:szCs w:val="28"/>
+                      <w:sz w:val="24"/>
+                      <w:szCs w:val="24"/>
                     </w:rPr>
                   </m:ctrlPr>
                 </m:sSupPr>
@@ -5393,8 +5590,8 @@
                   <m:r>
                     <w:rPr>
                       <w:rFonts w:ascii="Cambria Math" w:hAnsi="Cambria Math" w:cs="Times New Roman"/>
-                      <w:sz w:val="28"/>
-                      <w:szCs w:val="28"/>
+                      <w:sz w:val="24"/>
+                      <w:szCs w:val="24"/>
                     </w:rPr>
                     <m:t>x</m:t>
                   </m:r>
@@ -5403,8 +5600,8 @@
                   <m:r>
                     <w:rPr>
                       <w:rFonts w:ascii="Cambria Math" w:hAnsi="Cambria Math" w:cs="Times New Roman"/>
-                      <w:sz w:val="28"/>
-                      <w:szCs w:val="28"/>
+                      <w:sz w:val="24"/>
+                      <w:szCs w:val="24"/>
                     </w:rPr>
                     <m:t>2</m:t>
                   </m:r>
@@ -5415,8 +5612,8 @@
           <m:r>
             <w:rPr>
               <w:rFonts w:ascii="Cambria Math" w:hAnsi="Cambria Math" w:cs="Times New Roman"/>
-              <w:sz w:val="28"/>
-              <w:szCs w:val="28"/>
+              <w:sz w:val="24"/>
+              <w:szCs w:val="24"/>
             </w:rPr>
             <m:t>dx=</m:t>
           </m:r>
@@ -5425,8 +5622,8 @@
               <m:ctrlPr>
                 <w:rPr>
                   <w:rFonts w:ascii="Cambria Math" w:hAnsi="Cambria Math" w:cs="Times New Roman"/>
-                  <w:sz w:val="28"/>
-                  <w:szCs w:val="28"/>
+                  <w:sz w:val="24"/>
+                  <w:szCs w:val="24"/>
                 </w:rPr>
               </m:ctrlPr>
             </m:fPr>
@@ -5436,8 +5633,8 @@
                   <m:ctrlPr>
                     <w:rPr>
                       <w:rFonts w:ascii="Cambria Math" w:hAnsi="Cambria Math" w:cs="Times New Roman"/>
-                      <w:sz w:val="28"/>
-                      <w:szCs w:val="28"/>
+                      <w:sz w:val="24"/>
+                      <w:szCs w:val="24"/>
                     </w:rPr>
                   </m:ctrlPr>
                 </m:sSupPr>
@@ -5445,8 +5642,8 @@
                   <m:r>
                     <w:rPr>
                       <w:rFonts w:ascii="Cambria Math" w:hAnsi="Cambria Math" w:cs="Times New Roman"/>
-                      <w:sz w:val="28"/>
-                      <w:szCs w:val="28"/>
+                      <w:sz w:val="24"/>
+                      <w:szCs w:val="24"/>
                     </w:rPr>
                     <m:t>b</m:t>
                   </m:r>
@@ -5455,8 +5652,8 @@
                   <m:r>
                     <w:rPr>
                       <w:rFonts w:ascii="Cambria Math" w:hAnsi="Cambria Math" w:cs="Times New Roman"/>
-                      <w:sz w:val="28"/>
-                      <w:szCs w:val="28"/>
+                      <w:sz w:val="24"/>
+                      <w:szCs w:val="24"/>
                     </w:rPr>
                     <m:t>3</m:t>
                   </m:r>
@@ -5465,8 +5662,8 @@
               <m:r>
                 <w:rPr>
                   <w:rFonts w:ascii="Cambria Math" w:hAnsi="Cambria Math" w:cs="Times New Roman"/>
-                  <w:sz w:val="28"/>
-                  <w:szCs w:val="28"/>
+                  <w:sz w:val="24"/>
+                  <w:szCs w:val="24"/>
                 </w:rPr>
                 <m:t>-</m:t>
               </m:r>
@@ -5475,8 +5672,8 @@
                   <m:ctrlPr>
                     <w:rPr>
                       <w:rFonts w:ascii="Cambria Math" w:hAnsi="Cambria Math" w:cs="Times New Roman"/>
-                      <w:sz w:val="28"/>
-                      <w:szCs w:val="28"/>
+                      <w:sz w:val="24"/>
+                      <w:szCs w:val="24"/>
                     </w:rPr>
                   </m:ctrlPr>
                 </m:sSupPr>
@@ -5484,8 +5681,8 @@
                   <m:r>
                     <w:rPr>
                       <w:rFonts w:ascii="Cambria Math" w:hAnsi="Cambria Math" w:cs="Times New Roman"/>
-                      <w:sz w:val="28"/>
-                      <w:szCs w:val="28"/>
+                      <w:sz w:val="24"/>
+                      <w:szCs w:val="24"/>
                     </w:rPr>
                     <m:t>a</m:t>
                   </m:r>
@@ -5494,8 +5691,8 @@
                   <m:r>
                     <w:rPr>
                       <w:rFonts w:ascii="Cambria Math" w:hAnsi="Cambria Math" w:cs="Times New Roman"/>
-                      <w:sz w:val="28"/>
-                      <w:szCs w:val="28"/>
+                      <w:sz w:val="24"/>
+                      <w:szCs w:val="24"/>
                     </w:rPr>
                     <m:t>3</m:t>
                   </m:r>
@@ -5506,18 +5703,21 @@
               <m:r>
                 <w:rPr>
                   <w:rFonts w:ascii="Cambria Math" w:hAnsi="Cambria Math" w:cs="Times New Roman"/>
-                  <w:sz w:val="28"/>
-                  <w:szCs w:val="28"/>
+                  <w:sz w:val="24"/>
+                  <w:szCs w:val="24"/>
                 </w:rPr>
                 <m:t>3</m:t>
               </m:r>
             </m:den>
           </m:f>
           <m:r>
+            <m:rPr>
+              <m:sty m:val="p"/>
+            </m:rPr>
             <w:rPr>
               <w:rFonts w:ascii="Times New Roman" w:hAnsi="Times New Roman" w:cs="Times New Roman"/>
-              <w:sz w:val="28"/>
-              <w:szCs w:val="28"/>
+              <w:sz w:val="24"/>
+              <w:szCs w:val="24"/>
             </w:rPr>
             <w:br/>
           </m:r>
@@ -5530,25 +5730,17 @@
         <w:ind w:left="0"/>
         <w:rPr>
           <w:rFonts w:ascii="Times New Roman" w:hAnsi="Times New Roman" w:cs="Times New Roman"/>
-          <w:sz w:val="28"/>
-          <w:szCs w:val="28"/>
-        </w:rPr>
-      </w:pPr>
-      <w:r>
-        <w:rPr>
-          <w:rFonts w:ascii="Times New Roman" w:hAnsi="Times New Roman" w:cs="Times New Roman"/>
-          <w:sz w:val="28"/>
-          <w:szCs w:val="28"/>
-        </w:rPr>
-        <w:t xml:space="preserve">     </w:t>
-      </w:r>
-      <w:r>
-        <w:rPr>
-          <w:rFonts w:ascii="Times New Roman" w:hAnsi="Times New Roman" w:cs="Times New Roman"/>
-          <w:sz w:val="28"/>
-          <w:szCs w:val="28"/>
-        </w:rPr>
-        <w:t xml:space="preserve">Для интервала </w:t>
+          <w:sz w:val="24"/>
+          <w:szCs w:val="24"/>
+        </w:rPr>
+      </w:pPr>
+      <w:r>
+        <w:rPr>
+          <w:rFonts w:ascii="Times New Roman" w:hAnsi="Times New Roman" w:cs="Times New Roman"/>
+          <w:sz w:val="24"/>
+          <w:szCs w:val="24"/>
+        </w:rPr>
+        <w:t xml:space="preserve">     Для интервала </w:t>
       </w:r>
       <m:oMath>
         <m:d>
@@ -5559,8 +5751,8 @@
             <m:ctrlPr>
               <w:rPr>
                 <w:rFonts w:ascii="Cambria Math" w:hAnsi="Cambria Math" w:cs="Times New Roman"/>
-                <w:sz w:val="28"/>
-                <w:szCs w:val="28"/>
+                <w:sz w:val="24"/>
+                <w:szCs w:val="24"/>
               </w:rPr>
             </m:ctrlPr>
           </m:dPr>
@@ -5568,8 +5760,8 @@
             <m:r>
               <w:rPr>
                 <w:rFonts w:ascii="Cambria Math" w:hAnsi="Cambria Math" w:cs="Times New Roman"/>
-                <w:sz w:val="28"/>
-                <w:szCs w:val="28"/>
+                <w:sz w:val="24"/>
+                <w:szCs w:val="24"/>
               </w:rPr>
               <m:t>2</m:t>
             </m:r>
@@ -5578,8 +5770,8 @@
             <m:r>
               <w:rPr>
                 <w:rFonts w:ascii="Cambria Math" w:hAnsi="Cambria Math" w:cs="Times New Roman"/>
-                <w:sz w:val="28"/>
-                <w:szCs w:val="28"/>
+                <w:sz w:val="24"/>
+                <w:szCs w:val="24"/>
               </w:rPr>
               <m:t>5</m:t>
             </m:r>
@@ -5589,8 +5781,8 @@
       <w:r>
         <w:rPr>
           <w:rFonts w:ascii="Times New Roman" w:hAnsi="Times New Roman" w:cs="Times New Roman"/>
-          <w:sz w:val="28"/>
-          <w:szCs w:val="28"/>
+          <w:sz w:val="24"/>
+          <w:szCs w:val="24"/>
         </w:rPr>
         <w:t>получается значение:</w:t>
       </w:r>
@@ -5600,8 +5792,8 @@
         <w:pStyle w:val="a7"/>
         <w:rPr>
           <w:rFonts w:ascii="Times New Roman" w:hAnsi="Times New Roman" w:cs="Times New Roman"/>
-          <w:sz w:val="28"/>
-          <w:szCs w:val="28"/>
+          <w:sz w:val="24"/>
+          <w:szCs w:val="24"/>
         </w:rPr>
       </w:pPr>
       <m:oMathPara>
@@ -5611,8 +5803,8 @@
               <m:ctrlPr>
                 <w:rPr>
                   <w:rFonts w:ascii="Cambria Math" w:hAnsi="Cambria Math" w:cs="Times New Roman"/>
-                  <w:sz w:val="28"/>
-                  <w:szCs w:val="28"/>
+                  <w:sz w:val="24"/>
+                  <w:szCs w:val="24"/>
                 </w:rPr>
               </m:ctrlPr>
             </m:sSubPr>
@@ -5620,8 +5812,8 @@
               <m:r>
                 <w:rPr>
                   <w:rFonts w:ascii="Cambria Math" w:hAnsi="Cambria Math" w:cs="Times New Roman"/>
-                  <w:sz w:val="28"/>
-                  <w:szCs w:val="28"/>
+                  <w:sz w:val="24"/>
+                  <w:szCs w:val="24"/>
                 </w:rPr>
                 <m:t>I</m:t>
               </m:r>
@@ -5630,8 +5822,8 @@
               <m:r>
                 <w:rPr>
                   <w:rFonts w:ascii="Cambria Math" w:hAnsi="Cambria Math" w:cs="Times New Roman"/>
-                  <w:sz w:val="28"/>
-                  <w:szCs w:val="28"/>
+                  <w:sz w:val="24"/>
+                  <w:szCs w:val="24"/>
                 </w:rPr>
                 <m:t>true</m:t>
               </m:r>
@@ -5640,17 +5832,16 @@
           <m:r>
             <w:rPr>
               <w:rFonts w:ascii="Cambria Math" w:hAnsi="Cambria Math" w:cs="Times New Roman"/>
-              <w:sz w:val="28"/>
-              <w:szCs w:val="28"/>
+              <w:sz w:val="24"/>
+              <w:szCs w:val="24"/>
             </w:rPr>
             <m:t>=39</m:t>
           </m:r>
           <m:r>
             <w:rPr>
               <w:rFonts w:ascii="Times New Roman" w:hAnsi="Times New Roman" w:cs="Times New Roman"/>
-              <w:i/>
-              <w:sz w:val="28"/>
-              <w:szCs w:val="28"/>
+              <w:sz w:val="24"/>
+              <w:szCs w:val="24"/>
             </w:rPr>
             <w:br/>
           </m:r>
@@ -5685,15 +5876,15 @@
         <w:ind w:left="360" w:firstLine="348"/>
         <w:rPr>
           <w:rFonts w:ascii="Times New Roman" w:hAnsi="Times New Roman" w:cs="Times New Roman"/>
-          <w:sz w:val="28"/>
-          <w:szCs w:val="28"/>
-        </w:rPr>
-      </w:pPr>
-      <w:r>
-        <w:rPr>
-          <w:rFonts w:ascii="Times New Roman" w:hAnsi="Times New Roman" w:cs="Times New Roman"/>
-          <w:sz w:val="28"/>
-          <w:szCs w:val="28"/>
+          <w:sz w:val="24"/>
+          <w:szCs w:val="24"/>
+        </w:rPr>
+      </w:pPr>
+      <w:r>
+        <w:rPr>
+          <w:rFonts w:ascii="Times New Roman" w:hAnsi="Times New Roman" w:cs="Times New Roman"/>
+          <w:sz w:val="24"/>
+          <w:szCs w:val="24"/>
         </w:rPr>
         <w:t xml:space="preserve">Для простого метода Монте-Карло на интервале </w:t>
       </w:r>
@@ -5706,8 +5897,8 @@
             <m:ctrlPr>
               <w:rPr>
                 <w:rFonts w:ascii="Cambria Math" w:hAnsi="Cambria Math" w:cs="Times New Roman"/>
-                <w:sz w:val="28"/>
-                <w:szCs w:val="28"/>
+                <w:sz w:val="24"/>
+                <w:szCs w:val="24"/>
               </w:rPr>
             </m:ctrlPr>
           </m:dPr>
@@ -5715,8 +5906,8 @@
             <m:r>
               <w:rPr>
                 <w:rFonts w:ascii="Cambria Math" w:hAnsi="Cambria Math" w:cs="Times New Roman"/>
-                <w:sz w:val="28"/>
-                <w:szCs w:val="28"/>
+                <w:sz w:val="24"/>
+                <w:szCs w:val="24"/>
               </w:rPr>
               <m:t>A</m:t>
             </m:r>
@@ -5725,8 +5916,8 @@
             <m:r>
               <w:rPr>
                 <w:rFonts w:ascii="Cambria Math" w:hAnsi="Cambria Math" w:cs="Times New Roman"/>
-                <w:sz w:val="28"/>
-                <w:szCs w:val="28"/>
+                <w:sz w:val="24"/>
+                <w:szCs w:val="24"/>
               </w:rPr>
               <m:t>B</m:t>
             </m:r>
@@ -5736,16 +5927,16 @@
       <w:r>
         <w:rPr>
           <w:rFonts w:ascii="Times New Roman" w:hAnsi="Times New Roman" w:cs="Times New Roman"/>
-          <w:sz w:val="28"/>
-          <w:szCs w:val="28"/>
+          <w:sz w:val="24"/>
+          <w:szCs w:val="24"/>
         </w:rPr>
         <w:t>генерируются равномерно распределенные случайные точки, для которых вычисляется среднее значение функции</w:t>
       </w:r>
       <w:r>
         <w:rPr>
           <w:rFonts w:ascii="Times New Roman" w:hAnsi="Times New Roman" w:cs="Times New Roman"/>
-          <w:sz w:val="28"/>
-          <w:szCs w:val="28"/>
+          <w:sz w:val="24"/>
+          <w:szCs w:val="24"/>
         </w:rPr>
         <w:t>.</w:t>
       </w:r>
@@ -5967,6 +6158,7 @@
           <w:rFonts w:ascii="Courier New" w:hAnsi="Courier New" w:cs="Courier New"/>
           <w:sz w:val="20"/>
           <w:szCs w:val="20"/>
+          <w:lang w:val="en-US"/>
         </w:rPr>
       </w:pPr>
       <w:r>
@@ -5984,15 +6176,15 @@
         <w:ind w:firstLine="360"/>
         <w:rPr>
           <w:rFonts w:ascii="Times New Roman" w:hAnsi="Times New Roman" w:cs="Times New Roman"/>
-          <w:sz w:val="28"/>
-          <w:szCs w:val="28"/>
-        </w:rPr>
-      </w:pPr>
-      <w:r>
-        <w:rPr>
-          <w:rFonts w:ascii="Times New Roman" w:hAnsi="Times New Roman" w:cs="Times New Roman"/>
-          <w:sz w:val="28"/>
-          <w:szCs w:val="28"/>
+          <w:sz w:val="24"/>
+          <w:szCs w:val="24"/>
+        </w:rPr>
+      </w:pPr>
+      <w:r>
+        <w:rPr>
+          <w:rFonts w:ascii="Times New Roman" w:hAnsi="Times New Roman" w:cs="Times New Roman"/>
+          <w:sz w:val="24"/>
+          <w:szCs w:val="24"/>
         </w:rPr>
         <w:t>В данной функции:</w:t>
       </w:r>
@@ -6005,15 +6197,15 @@
         </w:numPr>
         <w:rPr>
           <w:rFonts w:ascii="Times New Roman" w:hAnsi="Times New Roman" w:cs="Times New Roman"/>
-          <w:sz w:val="28"/>
-          <w:szCs w:val="28"/>
-        </w:rPr>
-      </w:pPr>
-      <w:r>
-        <w:rPr>
-          <w:rFonts w:ascii="Times New Roman" w:hAnsi="Times New Roman" w:cs="Times New Roman"/>
-          <w:sz w:val="28"/>
-          <w:szCs w:val="28"/>
+          <w:sz w:val="24"/>
+          <w:szCs w:val="24"/>
+        </w:rPr>
+      </w:pPr>
+      <w:r>
+        <w:rPr>
+          <w:rFonts w:ascii="Times New Roman" w:hAnsi="Times New Roman" w:cs="Times New Roman"/>
+          <w:sz w:val="24"/>
+          <w:szCs w:val="24"/>
         </w:rPr>
         <w:t xml:space="preserve">генерируется n случайных точек на отрезке </w:t>
       </w:r>
@@ -6026,8 +6218,8 @@
             <m:ctrlPr>
               <w:rPr>
                 <w:rFonts w:ascii="Cambria Math" w:hAnsi="Cambria Math" w:cs="Times New Roman"/>
-                <w:sz w:val="28"/>
-                <w:szCs w:val="28"/>
+                <w:sz w:val="24"/>
+                <w:szCs w:val="24"/>
               </w:rPr>
             </m:ctrlPr>
           </m:dPr>
@@ -6035,8 +6227,8 @@
             <m:r>
               <w:rPr>
                 <w:rFonts w:ascii="Cambria Math" w:hAnsi="Cambria Math" w:cs="Times New Roman"/>
-                <w:sz w:val="28"/>
-                <w:szCs w:val="28"/>
+                <w:sz w:val="24"/>
+                <w:szCs w:val="24"/>
               </w:rPr>
               <m:t>2</m:t>
             </m:r>
@@ -6045,8 +6237,8 @@
             <m:r>
               <w:rPr>
                 <w:rFonts w:ascii="Cambria Math" w:hAnsi="Cambria Math" w:cs="Times New Roman"/>
-                <w:sz w:val="28"/>
-                <w:szCs w:val="28"/>
+                <w:sz w:val="24"/>
+                <w:szCs w:val="24"/>
               </w:rPr>
               <m:t>5</m:t>
             </m:r>
@@ -6056,8 +6248,8 @@
       <w:r>
         <w:rPr>
           <w:rFonts w:ascii="Times New Roman" w:hAnsi="Times New Roman" w:cs="Times New Roman"/>
-          <w:sz w:val="28"/>
-          <w:szCs w:val="28"/>
+          <w:sz w:val="24"/>
+          <w:szCs w:val="24"/>
         </w:rPr>
         <w:t xml:space="preserve">; </w:t>
       </w:r>
@@ -6070,15 +6262,15 @@
         </w:numPr>
         <w:rPr>
           <w:rFonts w:ascii="Times New Roman" w:hAnsi="Times New Roman" w:cs="Times New Roman"/>
-          <w:sz w:val="28"/>
-          <w:szCs w:val="28"/>
-        </w:rPr>
-      </w:pPr>
-      <w:r>
-        <w:rPr>
-          <w:rFonts w:ascii="Times New Roman" w:hAnsi="Times New Roman" w:cs="Times New Roman"/>
-          <w:sz w:val="28"/>
-          <w:szCs w:val="28"/>
+          <w:sz w:val="24"/>
+          <w:szCs w:val="24"/>
+        </w:rPr>
+      </w:pPr>
+      <w:r>
+        <w:rPr>
+          <w:rFonts w:ascii="Times New Roman" w:hAnsi="Times New Roman" w:cs="Times New Roman"/>
+          <w:sz w:val="24"/>
+          <w:szCs w:val="24"/>
         </w:rPr>
         <w:t xml:space="preserve">для каждой точки вычисляется </w:t>
       </w:r>
@@ -6086,8 +6278,8 @@
         <m:r>
           <w:rPr>
             <w:rFonts w:ascii="Cambria Math" w:hAnsi="Cambria Math" w:cs="Times New Roman"/>
-            <w:sz w:val="28"/>
-            <w:szCs w:val="28"/>
+            <w:sz w:val="24"/>
+            <w:szCs w:val="24"/>
           </w:rPr>
           <m:t>f(x)</m:t>
         </m:r>
@@ -6095,8 +6287,8 @@
       <w:r>
         <w:rPr>
           <w:rFonts w:ascii="Times New Roman" w:hAnsi="Times New Roman" w:cs="Times New Roman"/>
-          <w:sz w:val="28"/>
-          <w:szCs w:val="28"/>
+          <w:sz w:val="24"/>
+          <w:szCs w:val="24"/>
         </w:rPr>
         <w:t xml:space="preserve">; </w:t>
       </w:r>
@@ -6109,15 +6301,15 @@
         </w:numPr>
         <w:rPr>
           <w:rFonts w:ascii="Times New Roman" w:hAnsi="Times New Roman" w:cs="Times New Roman"/>
-          <w:sz w:val="28"/>
-          <w:szCs w:val="28"/>
-        </w:rPr>
-      </w:pPr>
-      <w:r>
-        <w:rPr>
-          <w:rFonts w:ascii="Times New Roman" w:hAnsi="Times New Roman" w:cs="Times New Roman"/>
-          <w:sz w:val="28"/>
-          <w:szCs w:val="28"/>
+          <w:sz w:val="24"/>
+          <w:szCs w:val="24"/>
+        </w:rPr>
+      </w:pPr>
+      <w:r>
+        <w:rPr>
+          <w:rFonts w:ascii="Times New Roman" w:hAnsi="Times New Roman" w:cs="Times New Roman"/>
+          <w:sz w:val="24"/>
+          <w:szCs w:val="24"/>
         </w:rPr>
         <w:t>итоговая оценка интеграла получается умножением среднего значения функции на длину интервала.</w:t>
       </w:r>
@@ -6159,15 +6351,15 @@
         <w:ind w:left="360" w:firstLine="348"/>
         <w:rPr>
           <w:rFonts w:ascii="Times New Roman" w:hAnsi="Times New Roman" w:cs="Times New Roman"/>
-          <w:sz w:val="28"/>
-          <w:szCs w:val="28"/>
-        </w:rPr>
-      </w:pPr>
-      <w:r>
-        <w:rPr>
-          <w:rFonts w:ascii="Times New Roman" w:hAnsi="Times New Roman" w:cs="Times New Roman"/>
-          <w:sz w:val="28"/>
-          <w:szCs w:val="28"/>
+          <w:sz w:val="24"/>
+          <w:szCs w:val="24"/>
+        </w:rPr>
+      </w:pPr>
+      <w:r>
+        <w:rPr>
+          <w:rFonts w:ascii="Times New Roman" w:hAnsi="Times New Roman" w:cs="Times New Roman"/>
+          <w:sz w:val="24"/>
+          <w:szCs w:val="24"/>
         </w:rPr>
         <w:t xml:space="preserve">В этом методе весь интервал разбивается на </w:t>
       </w:r>
@@ -6175,8 +6367,8 @@
       <w:r>
         <w:rPr>
           <w:rFonts w:ascii="Times New Roman" w:hAnsi="Times New Roman" w:cs="Times New Roman"/>
-          <w:sz w:val="28"/>
-          <w:szCs w:val="28"/>
+          <w:sz w:val="24"/>
+          <w:szCs w:val="24"/>
         </w:rPr>
         <w:t>подынтервалы</w:t>
       </w:r>
@@ -6184,8 +6376,8 @@
       <w:r>
         <w:rPr>
           <w:rFonts w:ascii="Times New Roman" w:hAnsi="Times New Roman" w:cs="Times New Roman"/>
-          <w:sz w:val="28"/>
-          <w:szCs w:val="28"/>
+          <w:sz w:val="24"/>
+          <w:szCs w:val="24"/>
         </w:rPr>
         <w:t xml:space="preserve"> одинаковой длины. На каждом </w:t>
       </w:r>
@@ -6193,8 +6385,8 @@
       <w:r>
         <w:rPr>
           <w:rFonts w:ascii="Times New Roman" w:hAnsi="Times New Roman" w:cs="Times New Roman"/>
-          <w:sz w:val="28"/>
-          <w:szCs w:val="28"/>
+          <w:sz w:val="24"/>
+          <w:szCs w:val="24"/>
         </w:rPr>
         <w:t>подынтервале</w:t>
       </w:r>
@@ -6202,16 +6394,16 @@
       <w:r>
         <w:rPr>
           <w:rFonts w:ascii="Times New Roman" w:hAnsi="Times New Roman" w:cs="Times New Roman"/>
-          <w:sz w:val="28"/>
-          <w:szCs w:val="28"/>
+          <w:sz w:val="24"/>
+          <w:szCs w:val="24"/>
         </w:rPr>
         <w:t xml:space="preserve"> интеграл оценивается отдельно, а затем результаты суммируются</w:t>
       </w:r>
       <w:r>
         <w:rPr>
           <w:rFonts w:ascii="Times New Roman" w:hAnsi="Times New Roman" w:cs="Times New Roman"/>
-          <w:sz w:val="28"/>
-          <w:szCs w:val="28"/>
+          <w:sz w:val="24"/>
+          <w:szCs w:val="24"/>
         </w:rPr>
         <w:t>.</w:t>
       </w:r>
@@ -6484,7 +6676,6 @@
           <w:szCs w:val="20"/>
           <w:lang w:val="en-US"/>
         </w:rPr>
-        <w:lastRenderedPageBreak/>
         <w:t xml:space="preserve">        left = right</w:t>
       </w:r>
     </w:p>
@@ -6592,6 +6783,7 @@
           <w:szCs w:val="20"/>
           <w:lang w:val="en-US"/>
         </w:rPr>
+        <w:lastRenderedPageBreak/>
         <w:t xml:space="preserve">    rem = n % m</w:t>
       </w:r>
     </w:p>
@@ -7077,15 +7269,15 @@
         <w:ind w:firstLine="360"/>
         <w:rPr>
           <w:rFonts w:ascii="Times New Roman" w:hAnsi="Times New Roman" w:cs="Times New Roman"/>
-          <w:sz w:val="28"/>
-          <w:szCs w:val="28"/>
-        </w:rPr>
-      </w:pPr>
-      <w:r>
-        <w:rPr>
-          <w:rFonts w:ascii="Times New Roman" w:hAnsi="Times New Roman" w:cs="Times New Roman"/>
-          <w:sz w:val="28"/>
-          <w:szCs w:val="28"/>
+          <w:sz w:val="24"/>
+          <w:szCs w:val="24"/>
+        </w:rPr>
+      </w:pPr>
+      <w:r>
+        <w:rPr>
+          <w:rFonts w:ascii="Times New Roman" w:hAnsi="Times New Roman" w:cs="Times New Roman"/>
+          <w:sz w:val="24"/>
+          <w:szCs w:val="24"/>
         </w:rPr>
         <w:t>Алгоритм работы функции:</w:t>
       </w:r>
@@ -7098,15 +7290,15 @@
         </w:numPr>
         <w:rPr>
           <w:rFonts w:ascii="Times New Roman" w:hAnsi="Times New Roman" w:cs="Times New Roman"/>
-          <w:sz w:val="28"/>
-          <w:szCs w:val="28"/>
-        </w:rPr>
-      </w:pPr>
-      <w:r>
-        <w:rPr>
-          <w:rFonts w:ascii="Times New Roman" w:hAnsi="Times New Roman" w:cs="Times New Roman"/>
-          <w:sz w:val="28"/>
-          <w:szCs w:val="28"/>
+          <w:sz w:val="24"/>
+          <w:szCs w:val="24"/>
+        </w:rPr>
+      </w:pPr>
+      <w:r>
+        <w:rPr>
+          <w:rFonts w:ascii="Times New Roman" w:hAnsi="Times New Roman" w:cs="Times New Roman"/>
+          <w:sz w:val="24"/>
+          <w:szCs w:val="24"/>
         </w:rPr>
         <w:t xml:space="preserve">формируется список </w:t>
       </w:r>
@@ -7114,8 +7306,8 @@
       <w:r>
         <w:rPr>
           <w:rFonts w:ascii="Times New Roman" w:hAnsi="Times New Roman" w:cs="Times New Roman"/>
-          <w:sz w:val="28"/>
-          <w:szCs w:val="28"/>
+          <w:sz w:val="24"/>
+          <w:szCs w:val="24"/>
         </w:rPr>
         <w:t>подынтервалов</w:t>
       </w:r>
@@ -7123,8 +7315,8 @@
       <w:r>
         <w:rPr>
           <w:rFonts w:ascii="Times New Roman" w:hAnsi="Times New Roman" w:cs="Times New Roman"/>
-          <w:sz w:val="28"/>
-          <w:szCs w:val="28"/>
+          <w:sz w:val="24"/>
+          <w:szCs w:val="24"/>
         </w:rPr>
         <w:t xml:space="preserve"> длиной </w:t>
       </w:r>
@@ -7132,8 +7324,8 @@
       <w:r>
         <w:rPr>
           <w:rFonts w:ascii="Times New Roman" w:hAnsi="Times New Roman" w:cs="Times New Roman"/>
-          <w:sz w:val="28"/>
-          <w:szCs w:val="28"/>
+          <w:sz w:val="24"/>
+          <w:szCs w:val="24"/>
         </w:rPr>
         <w:t>step</w:t>
       </w:r>
@@ -7141,8 +7333,8 @@
       <w:r>
         <w:rPr>
           <w:rFonts w:ascii="Times New Roman" w:hAnsi="Times New Roman" w:cs="Times New Roman"/>
-          <w:sz w:val="28"/>
-          <w:szCs w:val="28"/>
+          <w:sz w:val="24"/>
+          <w:szCs w:val="24"/>
         </w:rPr>
         <w:t xml:space="preserve">; </w:t>
       </w:r>
@@ -7155,15 +7347,15 @@
         </w:numPr>
         <w:rPr>
           <w:rFonts w:ascii="Times New Roman" w:hAnsi="Times New Roman" w:cs="Times New Roman"/>
-          <w:sz w:val="28"/>
-          <w:szCs w:val="28"/>
-        </w:rPr>
-      </w:pPr>
-      <w:r>
-        <w:rPr>
-          <w:rFonts w:ascii="Times New Roman" w:hAnsi="Times New Roman" w:cs="Times New Roman"/>
-          <w:sz w:val="28"/>
-          <w:szCs w:val="28"/>
+          <w:sz w:val="24"/>
+          <w:szCs w:val="24"/>
+        </w:rPr>
+      </w:pPr>
+      <w:r>
+        <w:rPr>
+          <w:rFonts w:ascii="Times New Roman" w:hAnsi="Times New Roman" w:cs="Times New Roman"/>
+          <w:sz w:val="24"/>
+          <w:szCs w:val="24"/>
         </w:rPr>
         <w:t xml:space="preserve">общее число выборок n распределяется между всеми стратами; </w:t>
       </w:r>
@@ -7176,15 +7368,15 @@
         </w:numPr>
         <w:rPr>
           <w:rFonts w:ascii="Times New Roman" w:hAnsi="Times New Roman" w:cs="Times New Roman"/>
-          <w:sz w:val="28"/>
-          <w:szCs w:val="28"/>
-        </w:rPr>
-      </w:pPr>
-      <w:r>
-        <w:rPr>
-          <w:rFonts w:ascii="Times New Roman" w:hAnsi="Times New Roman" w:cs="Times New Roman"/>
-          <w:sz w:val="28"/>
-          <w:szCs w:val="28"/>
+          <w:sz w:val="24"/>
+          <w:szCs w:val="24"/>
+        </w:rPr>
+      </w:pPr>
+      <w:r>
+        <w:rPr>
+          <w:rFonts w:ascii="Times New Roman" w:hAnsi="Times New Roman" w:cs="Times New Roman"/>
+          <w:sz w:val="24"/>
+          <w:szCs w:val="24"/>
         </w:rPr>
         <w:t xml:space="preserve">внутри каждой страты генерируются случайные точки; </w:t>
       </w:r>
@@ -7197,15 +7389,15 @@
         </w:numPr>
         <w:rPr>
           <w:rFonts w:ascii="Times New Roman" w:hAnsi="Times New Roman" w:cs="Times New Roman"/>
-          <w:sz w:val="28"/>
-          <w:szCs w:val="28"/>
-        </w:rPr>
-      </w:pPr>
-      <w:r>
-        <w:rPr>
-          <w:rFonts w:ascii="Times New Roman" w:hAnsi="Times New Roman" w:cs="Times New Roman"/>
-          <w:sz w:val="28"/>
-          <w:szCs w:val="28"/>
+          <w:sz w:val="24"/>
+          <w:szCs w:val="24"/>
+        </w:rPr>
+      </w:pPr>
+      <w:r>
+        <w:rPr>
+          <w:rFonts w:ascii="Times New Roman" w:hAnsi="Times New Roman" w:cs="Times New Roman"/>
+          <w:sz w:val="24"/>
+          <w:szCs w:val="24"/>
         </w:rPr>
         <w:t xml:space="preserve">для каждой страты отдельно считается вклад в интеграл; </w:t>
       </w:r>
@@ -7218,15 +7410,15 @@
         </w:numPr>
         <w:rPr>
           <w:rFonts w:ascii="Times New Roman" w:hAnsi="Times New Roman" w:cs="Times New Roman"/>
-          <w:sz w:val="28"/>
-          <w:szCs w:val="28"/>
-        </w:rPr>
-      </w:pPr>
-      <w:r>
-        <w:rPr>
-          <w:rFonts w:ascii="Times New Roman" w:hAnsi="Times New Roman" w:cs="Times New Roman"/>
-          <w:sz w:val="28"/>
-          <w:szCs w:val="28"/>
+          <w:sz w:val="24"/>
+          <w:szCs w:val="24"/>
+        </w:rPr>
+      </w:pPr>
+      <w:r>
+        <w:rPr>
+          <w:rFonts w:ascii="Times New Roman" w:hAnsi="Times New Roman" w:cs="Times New Roman"/>
+          <w:sz w:val="24"/>
+          <w:szCs w:val="24"/>
         </w:rPr>
         <w:t xml:space="preserve">итоговое значение равно сумме вкладов всех </w:t>
       </w:r>
@@ -7234,8 +7426,8 @@
       <w:r>
         <w:rPr>
           <w:rFonts w:ascii="Times New Roman" w:hAnsi="Times New Roman" w:cs="Times New Roman"/>
-          <w:sz w:val="28"/>
-          <w:szCs w:val="28"/>
+          <w:sz w:val="24"/>
+          <w:szCs w:val="24"/>
         </w:rPr>
         <w:t>подынтервалов</w:t>
       </w:r>
@@ -7243,8 +7435,8 @@
       <w:r>
         <w:rPr>
           <w:rFonts w:ascii="Times New Roman" w:hAnsi="Times New Roman" w:cs="Times New Roman"/>
-          <w:sz w:val="28"/>
-          <w:szCs w:val="28"/>
+          <w:sz w:val="24"/>
+          <w:szCs w:val="24"/>
         </w:rPr>
         <w:t xml:space="preserve">. </w:t>
       </w:r>
@@ -7254,15 +7446,15 @@
         <w:ind w:firstLine="360"/>
         <w:rPr>
           <w:rFonts w:ascii="Times New Roman" w:hAnsi="Times New Roman" w:cs="Times New Roman"/>
-          <w:sz w:val="28"/>
-          <w:szCs w:val="28"/>
-        </w:rPr>
-      </w:pPr>
-      <w:r>
-        <w:rPr>
-          <w:rFonts w:ascii="Times New Roman" w:hAnsi="Times New Roman" w:cs="Times New Roman"/>
-          <w:sz w:val="28"/>
-          <w:szCs w:val="28"/>
+          <w:sz w:val="24"/>
+          <w:szCs w:val="24"/>
+        </w:rPr>
+      </w:pPr>
+      <w:r>
+        <w:rPr>
+          <w:rFonts w:ascii="Times New Roman" w:hAnsi="Times New Roman" w:cs="Times New Roman"/>
+          <w:sz w:val="24"/>
+          <w:szCs w:val="24"/>
         </w:rPr>
         <w:t>В программе используются два значения шага стратификации: 1.0 и 0.5.</w:t>
       </w:r>
@@ -7305,15 +7497,15 @@
         <w:ind w:left="360" w:firstLine="348"/>
         <w:rPr>
           <w:rFonts w:ascii="Times New Roman" w:hAnsi="Times New Roman" w:cs="Times New Roman"/>
-          <w:sz w:val="28"/>
-          <w:szCs w:val="28"/>
-        </w:rPr>
-      </w:pPr>
-      <w:r>
-        <w:rPr>
-          <w:rFonts w:ascii="Times New Roman" w:hAnsi="Times New Roman" w:cs="Times New Roman"/>
-          <w:sz w:val="28"/>
-          <w:szCs w:val="28"/>
+          <w:sz w:val="24"/>
+          <w:szCs w:val="24"/>
+        </w:rPr>
+      </w:pPr>
+      <w:r>
+        <w:rPr>
+          <w:rFonts w:ascii="Times New Roman" w:hAnsi="Times New Roman" w:cs="Times New Roman"/>
+          <w:sz w:val="24"/>
+          <w:szCs w:val="24"/>
         </w:rPr>
         <w:t xml:space="preserve">Для выборки по значимости в программе используются плотности вероятности, пропорциональные степеням </w:t>
       </w:r>
@@ -7321,8 +7513,8 @@
         <m:r>
           <w:rPr>
             <w:rFonts w:ascii="Cambria Math" w:hAnsi="Cambria Math" w:cs="Times New Roman"/>
-            <w:sz w:val="28"/>
-            <w:szCs w:val="28"/>
+            <w:sz w:val="24"/>
+            <w:szCs w:val="24"/>
           </w:rPr>
           <m:t>x</m:t>
         </m:r>
@@ -7330,8 +7522,8 @@
       <w:r>
         <w:rPr>
           <w:rFonts w:ascii="Times New Roman" w:hAnsi="Times New Roman" w:cs="Times New Roman"/>
-          <w:sz w:val="28"/>
-          <w:szCs w:val="28"/>
+          <w:sz w:val="24"/>
+          <w:szCs w:val="24"/>
         </w:rPr>
         <w:t>. Для этого сначала вычисляется нормировочная константа, затем сама плотность и способ генерации случайной точки.</w:t>
       </w:r>
@@ -7366,7 +7558,6 @@
           <w:szCs w:val="20"/>
           <w:lang w:val="en-US"/>
         </w:rPr>
-        <w:lastRenderedPageBreak/>
         <w:t xml:space="preserve">def </w:t>
       </w:r>
       <w:proofErr w:type="spellStart"/>
@@ -7809,6 +8000,7 @@
           <w:rFonts w:ascii="Courier New" w:hAnsi="Courier New" w:cs="Courier New"/>
           <w:sz w:val="20"/>
           <w:szCs w:val="20"/>
+          <w:lang w:val="en-US"/>
         </w:rPr>
       </w:pPr>
       <w:r>
@@ -7827,15 +8019,15 @@
         <w:ind w:left="360"/>
         <w:rPr>
           <w:rFonts w:ascii="Times New Roman" w:hAnsi="Times New Roman" w:cs="Times New Roman"/>
-          <w:sz w:val="28"/>
-          <w:szCs w:val="28"/>
-        </w:rPr>
-      </w:pPr>
-      <w:r>
-        <w:rPr>
-          <w:rFonts w:ascii="Times New Roman" w:hAnsi="Times New Roman" w:cs="Times New Roman"/>
-          <w:sz w:val="28"/>
-          <w:szCs w:val="28"/>
+          <w:sz w:val="24"/>
+          <w:szCs w:val="24"/>
+        </w:rPr>
+      </w:pPr>
+      <w:r>
+        <w:rPr>
+          <w:rFonts w:ascii="Times New Roman" w:hAnsi="Times New Roman" w:cs="Times New Roman"/>
+          <w:sz w:val="24"/>
+          <w:szCs w:val="24"/>
         </w:rPr>
         <w:t xml:space="preserve">Функция </w:t>
       </w:r>
@@ -7843,8 +8035,8 @@
       <w:r>
         <w:rPr>
           <w:rFonts w:ascii="Times New Roman" w:hAnsi="Times New Roman" w:cs="Times New Roman"/>
-          <w:sz w:val="28"/>
-          <w:szCs w:val="28"/>
+          <w:sz w:val="24"/>
+          <w:szCs w:val="24"/>
         </w:rPr>
         <w:t>norm_const_power</w:t>
       </w:r>
@@ -7852,8 +8044,8 @@
       <w:r>
         <w:rPr>
           <w:rFonts w:ascii="Times New Roman" w:hAnsi="Times New Roman" w:cs="Times New Roman"/>
-          <w:sz w:val="28"/>
-          <w:szCs w:val="28"/>
+          <w:sz w:val="24"/>
+          <w:szCs w:val="24"/>
         </w:rPr>
         <w:t xml:space="preserve"> вычисляет коэффициент нормировки для плотности вида </w:t>
       </w:r>
@@ -7861,8 +8053,8 @@
         <m:r>
           <w:rPr>
             <w:rFonts w:ascii="Cambria Math" w:hAnsi="Cambria Math" w:cs="Times New Roman"/>
-            <w:sz w:val="28"/>
-            <w:szCs w:val="28"/>
+            <w:sz w:val="24"/>
+            <w:szCs w:val="24"/>
           </w:rPr>
           <m:t>p(x)=c</m:t>
         </m:r>
@@ -7871,8 +8063,8 @@
             <m:ctrlPr>
               <w:rPr>
                 <w:rFonts w:ascii="Cambria Math" w:hAnsi="Cambria Math" w:cs="Times New Roman"/>
-                <w:sz w:val="28"/>
-                <w:szCs w:val="28"/>
+                <w:sz w:val="24"/>
+                <w:szCs w:val="24"/>
               </w:rPr>
             </m:ctrlPr>
           </m:sSupPr>
@@ -7880,8 +8072,8 @@
             <m:r>
               <w:rPr>
                 <w:rFonts w:ascii="Cambria Math" w:hAnsi="Cambria Math" w:cs="Times New Roman"/>
-                <w:sz w:val="28"/>
-                <w:szCs w:val="28"/>
+                <w:sz w:val="24"/>
+                <w:szCs w:val="24"/>
               </w:rPr>
               <m:t>x</m:t>
             </m:r>
@@ -7890,8 +8082,8 @@
             <m:r>
               <w:rPr>
                 <w:rFonts w:ascii="Cambria Math" w:hAnsi="Cambria Math" w:cs="Times New Roman"/>
-                <w:sz w:val="28"/>
-                <w:szCs w:val="28"/>
+                <w:sz w:val="24"/>
+                <w:szCs w:val="24"/>
               </w:rPr>
               <m:t>k</m:t>
             </m:r>
@@ -7901,10 +8093,83 @@
       <w:r>
         <w:rPr>
           <w:rFonts w:ascii="Times New Roman" w:hAnsi="Times New Roman" w:cs="Times New Roman"/>
+          <w:sz w:val="24"/>
+          <w:szCs w:val="24"/>
+        </w:rPr>
+        <w:t>.</w:t>
+      </w:r>
+      <w:r>
+        <w:rPr>
+          <w:rFonts w:ascii="Times New Roman" w:hAnsi="Times New Roman" w:cs="Times New Roman"/>
+          <w:sz w:val="24"/>
+          <w:szCs w:val="24"/>
+        </w:rPr>
+        <w:br/>
+        <w:t xml:space="preserve">Функция </w:t>
+      </w:r>
+      <w:proofErr w:type="spellStart"/>
+      <w:r>
+        <w:rPr>
+          <w:rFonts w:ascii="Times New Roman" w:hAnsi="Times New Roman" w:cs="Times New Roman"/>
+          <w:sz w:val="24"/>
+          <w:szCs w:val="24"/>
+        </w:rPr>
+        <w:t>pdf_power</w:t>
+      </w:r>
+      <w:proofErr w:type="spellEnd"/>
+      <w:r>
+        <w:rPr>
+          <w:rFonts w:ascii="Times New Roman" w:hAnsi="Times New Roman" w:cs="Times New Roman"/>
+          <w:sz w:val="24"/>
+          <w:szCs w:val="24"/>
+        </w:rPr>
+        <w:t xml:space="preserve"> возвращает значение нормированной плотности.</w:t>
+      </w:r>
+      <w:r>
+        <w:rPr>
+          <w:rFonts w:ascii="Times New Roman" w:hAnsi="Times New Roman" w:cs="Times New Roman"/>
+          <w:sz w:val="24"/>
+          <w:szCs w:val="24"/>
+        </w:rPr>
+        <w:br/>
+        <w:t xml:space="preserve">Функция </w:t>
+      </w:r>
+      <w:proofErr w:type="spellStart"/>
+      <w:r>
+        <w:rPr>
+          <w:rFonts w:ascii="Times New Roman" w:hAnsi="Times New Roman" w:cs="Times New Roman"/>
+          <w:sz w:val="24"/>
+          <w:szCs w:val="24"/>
+        </w:rPr>
+        <w:t>sample_power_pdf</w:t>
+      </w:r>
+      <w:proofErr w:type="spellEnd"/>
+      <w:r>
+        <w:rPr>
+          <w:rFonts w:ascii="Times New Roman" w:hAnsi="Times New Roman" w:cs="Times New Roman"/>
+          <w:sz w:val="24"/>
+          <w:szCs w:val="24"/>
+        </w:rPr>
+        <w:t xml:space="preserve"> генерирует случайное значение x по данной плотности методом обратной функции распределения.</w:t>
+      </w:r>
+    </w:p>
+    <w:p>
+      <w:pPr>
+        <w:spacing w:line="240" w:lineRule="auto"/>
+        <w:ind w:left="360"/>
+        <w:rPr>
+          <w:rFonts w:ascii="Times New Roman" w:hAnsi="Times New Roman" w:cs="Times New Roman"/>
           <w:sz w:val="28"/>
           <w:szCs w:val="28"/>
         </w:rPr>
-        <w:t>.</w:t>
+      </w:pPr>
+      <w:r>
+        <w:rPr>
+          <w:rFonts w:ascii="Times New Roman" w:hAnsi="Times New Roman" w:cs="Times New Roman"/>
+          <w:sz w:val="24"/>
+          <w:szCs w:val="24"/>
+        </w:rPr>
+        <w:t>После этого реализуется сам метод выборки по значимости</w:t>
       </w:r>
       <w:r>
         <w:rPr>
@@ -7912,72 +8177,7 @@
           <w:sz w:val="28"/>
           <w:szCs w:val="28"/>
         </w:rPr>
-        <w:br/>
-        <w:t xml:space="preserve">Функция </w:t>
-      </w:r>
-      <w:proofErr w:type="spellStart"/>
-      <w:r>
-        <w:rPr>
-          <w:rFonts w:ascii="Times New Roman" w:hAnsi="Times New Roman" w:cs="Times New Roman"/>
-          <w:sz w:val="28"/>
-          <w:szCs w:val="28"/>
-        </w:rPr>
-        <w:t>pdf_power</w:t>
-      </w:r>
-      <w:proofErr w:type="spellEnd"/>
-      <w:r>
-        <w:rPr>
-          <w:rFonts w:ascii="Times New Roman" w:hAnsi="Times New Roman" w:cs="Times New Roman"/>
-          <w:sz w:val="28"/>
-          <w:szCs w:val="28"/>
-        </w:rPr>
-        <w:t xml:space="preserve"> возвращает значение нормированной плотности.</w:t>
-      </w:r>
-      <w:r>
-        <w:rPr>
-          <w:rFonts w:ascii="Times New Roman" w:hAnsi="Times New Roman" w:cs="Times New Roman"/>
-          <w:sz w:val="28"/>
-          <w:szCs w:val="28"/>
-        </w:rPr>
-        <w:br/>
-        <w:t xml:space="preserve">Функция </w:t>
-      </w:r>
-      <w:proofErr w:type="spellStart"/>
-      <w:r>
-        <w:rPr>
-          <w:rFonts w:ascii="Times New Roman" w:hAnsi="Times New Roman" w:cs="Times New Roman"/>
-          <w:sz w:val="28"/>
-          <w:szCs w:val="28"/>
-        </w:rPr>
-        <w:t>sample_power_pdf</w:t>
-      </w:r>
-      <w:proofErr w:type="spellEnd"/>
-      <w:r>
-        <w:rPr>
-          <w:rFonts w:ascii="Times New Roman" w:hAnsi="Times New Roman" w:cs="Times New Roman"/>
-          <w:sz w:val="28"/>
-          <w:szCs w:val="28"/>
-        </w:rPr>
-        <w:t xml:space="preserve"> генерирует случайное значение x по данной плотности методом обратной функции распределения.</w:t>
-      </w:r>
-    </w:p>
-    <w:p>
-      <w:pPr>
-        <w:spacing w:line="240" w:lineRule="auto"/>
-        <w:ind w:left="360"/>
-        <w:rPr>
-          <w:rFonts w:ascii="Times New Roman" w:hAnsi="Times New Roman" w:cs="Times New Roman"/>
-          <w:sz w:val="28"/>
-          <w:szCs w:val="28"/>
-        </w:rPr>
-      </w:pPr>
-      <w:r>
-        <w:rPr>
-          <w:rFonts w:ascii="Times New Roman" w:hAnsi="Times New Roman" w:cs="Times New Roman"/>
-          <w:sz w:val="28"/>
-          <w:szCs w:val="28"/>
-        </w:rPr>
-        <w:t>После этого реализуется сам метод выборки по значимости:</w:t>
+        <w:t>:</w:t>
       </w:r>
     </w:p>
     <w:p>
@@ -8321,15 +8521,15 @@
         <w:ind w:firstLine="360"/>
         <w:rPr>
           <w:rFonts w:ascii="Times New Roman" w:hAnsi="Times New Roman" w:cs="Times New Roman"/>
-          <w:sz w:val="28"/>
-          <w:szCs w:val="28"/>
-        </w:rPr>
-      </w:pPr>
-      <w:r>
-        <w:rPr>
-          <w:rFonts w:ascii="Times New Roman" w:hAnsi="Times New Roman" w:cs="Times New Roman"/>
-          <w:sz w:val="28"/>
-          <w:szCs w:val="28"/>
+          <w:sz w:val="24"/>
+          <w:szCs w:val="24"/>
+        </w:rPr>
+      </w:pPr>
+      <w:r>
+        <w:rPr>
+          <w:rFonts w:ascii="Times New Roman" w:hAnsi="Times New Roman" w:cs="Times New Roman"/>
+          <w:sz w:val="24"/>
+          <w:szCs w:val="24"/>
         </w:rPr>
         <w:t>Здесь:</w:t>
       </w:r>
@@ -8343,15 +8543,15 @@
         </w:numPr>
         <w:rPr>
           <w:rFonts w:ascii="Times New Roman" w:hAnsi="Times New Roman" w:cs="Times New Roman"/>
-          <w:sz w:val="28"/>
-          <w:szCs w:val="28"/>
-        </w:rPr>
-      </w:pPr>
-      <w:r>
-        <w:rPr>
-          <w:rFonts w:ascii="Times New Roman" w:hAnsi="Times New Roman" w:cs="Times New Roman"/>
-          <w:sz w:val="28"/>
-          <w:szCs w:val="28"/>
+          <w:sz w:val="24"/>
+          <w:szCs w:val="24"/>
+        </w:rPr>
+      </w:pPr>
+      <w:r>
+        <w:rPr>
+          <w:rFonts w:ascii="Times New Roman" w:hAnsi="Times New Roman" w:cs="Times New Roman"/>
+          <w:sz w:val="24"/>
+          <w:szCs w:val="24"/>
         </w:rPr>
         <w:t xml:space="preserve">случайные точки генерируются неравномерно; </w:t>
       </w:r>
@@ -8365,15 +8565,15 @@
         </w:numPr>
         <w:rPr>
           <w:rFonts w:ascii="Times New Roman" w:hAnsi="Times New Roman" w:cs="Times New Roman"/>
-          <w:sz w:val="28"/>
-          <w:szCs w:val="28"/>
-        </w:rPr>
-      </w:pPr>
-      <w:r>
-        <w:rPr>
-          <w:rFonts w:ascii="Times New Roman" w:hAnsi="Times New Roman" w:cs="Times New Roman"/>
-          <w:sz w:val="28"/>
-          <w:szCs w:val="28"/>
+          <w:sz w:val="24"/>
+          <w:szCs w:val="24"/>
+        </w:rPr>
+      </w:pPr>
+      <w:r>
+        <w:rPr>
+          <w:rFonts w:ascii="Times New Roman" w:hAnsi="Times New Roman" w:cs="Times New Roman"/>
+          <w:sz w:val="24"/>
+          <w:szCs w:val="24"/>
         </w:rPr>
         <w:t xml:space="preserve">для каждой точки вычисляется отношение </w:t>
       </w:r>
@@ -8383,8 +8583,8 @@
             <m:ctrlPr>
               <w:rPr>
                 <w:rFonts w:ascii="Cambria Math" w:hAnsi="Cambria Math" w:cs="Times New Roman"/>
-                <w:sz w:val="28"/>
-                <w:szCs w:val="28"/>
+                <w:sz w:val="24"/>
+                <w:szCs w:val="24"/>
               </w:rPr>
             </m:ctrlPr>
           </m:fPr>
@@ -8392,8 +8592,8 @@
             <m:r>
               <w:rPr>
                 <w:rFonts w:ascii="Cambria Math" w:hAnsi="Cambria Math" w:cs="Times New Roman"/>
-                <w:sz w:val="28"/>
-                <w:szCs w:val="28"/>
+                <w:sz w:val="24"/>
+                <w:szCs w:val="24"/>
               </w:rPr>
               <m:t>f(x)</m:t>
             </m:r>
@@ -8402,8 +8602,8 @@
             <m:r>
               <w:rPr>
                 <w:rFonts w:ascii="Cambria Math" w:hAnsi="Cambria Math" w:cs="Times New Roman"/>
-                <w:sz w:val="28"/>
-                <w:szCs w:val="28"/>
+                <w:sz w:val="24"/>
+                <w:szCs w:val="24"/>
               </w:rPr>
               <m:t>p(x)</m:t>
             </m:r>
@@ -8413,8 +8613,8 @@
       <w:r>
         <w:rPr>
           <w:rFonts w:ascii="Times New Roman" w:hAnsi="Times New Roman" w:cs="Times New Roman"/>
-          <w:sz w:val="28"/>
-          <w:szCs w:val="28"/>
+          <w:sz w:val="24"/>
+          <w:szCs w:val="24"/>
         </w:rPr>
         <w:t xml:space="preserve">; </w:t>
       </w:r>
@@ -8428,15 +8628,15 @@
         </w:numPr>
         <w:rPr>
           <w:rFonts w:ascii="Times New Roman" w:hAnsi="Times New Roman" w:cs="Times New Roman"/>
-          <w:sz w:val="28"/>
-          <w:szCs w:val="28"/>
-        </w:rPr>
-      </w:pPr>
-      <w:r>
-        <w:rPr>
-          <w:rFonts w:ascii="Times New Roman" w:hAnsi="Times New Roman" w:cs="Times New Roman"/>
-          <w:sz w:val="28"/>
-          <w:szCs w:val="28"/>
+          <w:sz w:val="24"/>
+          <w:szCs w:val="24"/>
+        </w:rPr>
+      </w:pPr>
+      <w:r>
+        <w:rPr>
+          <w:rFonts w:ascii="Times New Roman" w:hAnsi="Times New Roman" w:cs="Times New Roman"/>
+          <w:sz w:val="24"/>
+          <w:szCs w:val="24"/>
         </w:rPr>
         <w:t xml:space="preserve">итоговая оценка интеграла равна среднему значению этой величины. </w:t>
       </w:r>
@@ -8446,15 +8646,15 @@
         <w:pStyle w:val="a7"/>
         <w:rPr>
           <w:rFonts w:ascii="Times New Roman" w:hAnsi="Times New Roman" w:cs="Times New Roman"/>
-          <w:sz w:val="28"/>
-          <w:szCs w:val="28"/>
-        </w:rPr>
-      </w:pPr>
-      <w:r>
-        <w:rPr>
-          <w:rFonts w:ascii="Times New Roman" w:hAnsi="Times New Roman" w:cs="Times New Roman"/>
-          <w:sz w:val="28"/>
-          <w:szCs w:val="28"/>
+          <w:sz w:val="24"/>
+          <w:szCs w:val="24"/>
+        </w:rPr>
+      </w:pPr>
+      <w:r>
+        <w:rPr>
+          <w:rFonts w:ascii="Times New Roman" w:hAnsi="Times New Roman" w:cs="Times New Roman"/>
+          <w:sz w:val="24"/>
+          <w:szCs w:val="24"/>
         </w:rPr>
         <w:t xml:space="preserve">В программе используются три варианта плотности: </w:t>
       </w:r>
@@ -8462,8 +8662,8 @@
         <m:r>
           <w:rPr>
             <w:rFonts w:ascii="Cambria Math" w:hAnsi="Cambria Math" w:cs="Times New Roman"/>
-            <w:sz w:val="28"/>
-            <w:szCs w:val="28"/>
+            <w:sz w:val="24"/>
+            <w:szCs w:val="24"/>
           </w:rPr>
           <m:t>p(x)∼x</m:t>
         </m:r>
@@ -8471,8 +8671,8 @@
       <w:r>
         <w:rPr>
           <w:rFonts w:ascii="Times New Roman" w:hAnsi="Times New Roman" w:cs="Times New Roman"/>
-          <w:sz w:val="28"/>
-          <w:szCs w:val="28"/>
+          <w:sz w:val="24"/>
+          <w:szCs w:val="24"/>
         </w:rPr>
         <w:t xml:space="preserve">, </w:t>
       </w:r>
@@ -8480,8 +8680,8 @@
         <m:r>
           <w:rPr>
             <w:rFonts w:ascii="Cambria Math" w:hAnsi="Cambria Math" w:cs="Times New Roman"/>
-            <w:sz w:val="28"/>
-            <w:szCs w:val="28"/>
+            <w:sz w:val="24"/>
+            <w:szCs w:val="24"/>
           </w:rPr>
           <m:t>p(x)∼</m:t>
         </m:r>
@@ -8490,8 +8690,8 @@
             <m:ctrlPr>
               <w:rPr>
                 <w:rFonts w:ascii="Cambria Math" w:hAnsi="Cambria Math" w:cs="Times New Roman"/>
-                <w:sz w:val="28"/>
-                <w:szCs w:val="28"/>
+                <w:sz w:val="24"/>
+                <w:szCs w:val="24"/>
               </w:rPr>
             </m:ctrlPr>
           </m:sSupPr>
@@ -8499,8 +8699,8 @@
             <m:r>
               <w:rPr>
                 <w:rFonts w:ascii="Cambria Math" w:hAnsi="Cambria Math" w:cs="Times New Roman"/>
-                <w:sz w:val="28"/>
-                <w:szCs w:val="28"/>
+                <w:sz w:val="24"/>
+                <w:szCs w:val="24"/>
               </w:rPr>
               <m:t>x</m:t>
             </m:r>
@@ -8509,8 +8709,8 @@
             <m:r>
               <w:rPr>
                 <w:rFonts w:ascii="Cambria Math" w:hAnsi="Cambria Math" w:cs="Times New Roman"/>
-                <w:sz w:val="28"/>
-                <w:szCs w:val="28"/>
+                <w:sz w:val="24"/>
+                <w:szCs w:val="24"/>
               </w:rPr>
               <m:t>2</m:t>
             </m:r>
@@ -8520,8 +8720,8 @@
       <w:r>
         <w:rPr>
           <w:rFonts w:ascii="Times New Roman" w:hAnsi="Times New Roman" w:cs="Times New Roman"/>
-          <w:sz w:val="28"/>
-          <w:szCs w:val="28"/>
+          <w:sz w:val="24"/>
+          <w:szCs w:val="24"/>
         </w:rPr>
         <w:t xml:space="preserve">, </w:t>
       </w:r>
@@ -8529,8 +8729,8 @@
         <m:r>
           <w:rPr>
             <w:rFonts w:ascii="Cambria Math" w:hAnsi="Cambria Math" w:cs="Times New Roman"/>
-            <w:sz w:val="28"/>
-            <w:szCs w:val="28"/>
+            <w:sz w:val="24"/>
+            <w:szCs w:val="24"/>
           </w:rPr>
           <m:t>p(x)∼</m:t>
         </m:r>
@@ -8539,8 +8739,8 @@
             <m:ctrlPr>
               <w:rPr>
                 <w:rFonts w:ascii="Cambria Math" w:hAnsi="Cambria Math" w:cs="Times New Roman"/>
-                <w:sz w:val="28"/>
-                <w:szCs w:val="28"/>
+                <w:sz w:val="24"/>
+                <w:szCs w:val="24"/>
               </w:rPr>
             </m:ctrlPr>
           </m:sSupPr>
@@ -8548,8 +8748,8 @@
             <m:r>
               <w:rPr>
                 <w:rFonts w:ascii="Cambria Math" w:hAnsi="Cambria Math" w:cs="Times New Roman"/>
-                <w:sz w:val="28"/>
-                <w:szCs w:val="28"/>
+                <w:sz w:val="24"/>
+                <w:szCs w:val="24"/>
               </w:rPr>
               <m:t>x</m:t>
             </m:r>
@@ -8558,8 +8758,8 @@
             <m:r>
               <w:rPr>
                 <w:rFonts w:ascii="Cambria Math" w:hAnsi="Cambria Math" w:cs="Times New Roman"/>
-                <w:sz w:val="28"/>
-                <w:szCs w:val="28"/>
+                <w:sz w:val="24"/>
+                <w:szCs w:val="24"/>
               </w:rPr>
               <m:t>3</m:t>
             </m:r>
@@ -8569,10 +8769,167 @@
       <w:r>
         <w:rPr>
           <w:rFonts w:ascii="Times New Roman" w:hAnsi="Times New Roman" w:cs="Times New Roman"/>
-          <w:sz w:val="28"/>
-          <w:szCs w:val="28"/>
+          <w:sz w:val="24"/>
+          <w:szCs w:val="24"/>
         </w:rPr>
         <w:t>.</w:t>
+      </w:r>
+    </w:p>
+    <w:p>
+      <w:pPr>
+        <w:ind w:firstLine="360"/>
+        <w:rPr>
+          <w:rFonts w:ascii="Times New Roman" w:hAnsi="Times New Roman" w:cs="Times New Roman"/>
+          <w:sz w:val="24"/>
+          <w:szCs w:val="24"/>
+        </w:rPr>
+      </w:pPr>
+      <w:r>
+        <w:rPr>
+          <w:rFonts w:ascii="Times New Roman" w:hAnsi="Times New Roman" w:cs="Times New Roman"/>
+          <w:sz w:val="24"/>
+          <w:szCs w:val="24"/>
+        </w:rPr>
+        <w:t xml:space="preserve">Особый интерес представляет плотность </w:t>
+      </w:r>
+      <m:oMath>
+        <m:r>
+          <w:rPr>
+            <w:rFonts w:ascii="Cambria Math" w:hAnsi="Cambria Math" w:cs="Times New Roman"/>
+            <w:sz w:val="24"/>
+            <w:szCs w:val="24"/>
+          </w:rPr>
+          <m:t>p(x)∼</m:t>
+        </m:r>
+        <m:sSup>
+          <m:sSupPr>
+            <m:ctrlPr>
+              <w:rPr>
+                <w:rFonts w:ascii="Cambria Math" w:hAnsi="Cambria Math" w:cs="Times New Roman"/>
+                <w:sz w:val="24"/>
+                <w:szCs w:val="24"/>
+              </w:rPr>
+            </m:ctrlPr>
+          </m:sSupPr>
+          <m:e>
+            <m:r>
+              <w:rPr>
+                <w:rFonts w:ascii="Cambria Math" w:hAnsi="Cambria Math" w:cs="Times New Roman"/>
+                <w:sz w:val="24"/>
+                <w:szCs w:val="24"/>
+              </w:rPr>
+              <m:t>x</m:t>
+            </m:r>
+          </m:e>
+          <m:sup>
+            <m:r>
+              <w:rPr>
+                <w:rFonts w:ascii="Cambria Math" w:hAnsi="Cambria Math" w:cs="Times New Roman"/>
+                <w:sz w:val="24"/>
+                <w:szCs w:val="24"/>
+              </w:rPr>
+              <m:t>2</m:t>
+            </m:r>
+          </m:sup>
+        </m:sSup>
+      </m:oMath>
+      <w:r>
+        <w:rPr>
+          <w:rFonts w:ascii="Times New Roman" w:hAnsi="Times New Roman" w:cs="Times New Roman"/>
+          <w:sz w:val="24"/>
+          <w:szCs w:val="24"/>
+        </w:rPr>
+        <w:t xml:space="preserve">. Поскольку подынтегральная функция в данной задаче также имеет вид </w:t>
+      </w:r>
+      <m:oMath>
+        <m:r>
+          <w:rPr>
+            <w:rFonts w:ascii="Cambria Math" w:hAnsi="Cambria Math" w:cs="Times New Roman"/>
+            <w:sz w:val="24"/>
+            <w:szCs w:val="24"/>
+          </w:rPr>
+          <m:t>f(x)=</m:t>
+        </m:r>
+        <m:sSup>
+          <m:sSupPr>
+            <m:ctrlPr>
+              <w:rPr>
+                <w:rFonts w:ascii="Cambria Math" w:hAnsi="Cambria Math" w:cs="Times New Roman"/>
+                <w:sz w:val="24"/>
+                <w:szCs w:val="24"/>
+              </w:rPr>
+            </m:ctrlPr>
+          </m:sSupPr>
+          <m:e>
+            <m:r>
+              <w:rPr>
+                <w:rFonts w:ascii="Cambria Math" w:hAnsi="Cambria Math" w:cs="Times New Roman"/>
+                <w:sz w:val="24"/>
+                <w:szCs w:val="24"/>
+              </w:rPr>
+              <m:t>x</m:t>
+            </m:r>
+          </m:e>
+          <m:sup>
+            <m:r>
+              <w:rPr>
+                <w:rFonts w:ascii="Cambria Math" w:hAnsi="Cambria Math" w:cs="Times New Roman"/>
+                <w:sz w:val="24"/>
+                <w:szCs w:val="24"/>
+              </w:rPr>
+              <m:t>2</m:t>
+            </m:r>
+          </m:sup>
+        </m:sSup>
+      </m:oMath>
+      <w:r>
+        <w:rPr>
+          <w:rFonts w:ascii="Times New Roman" w:hAnsi="Times New Roman" w:cs="Times New Roman"/>
+          <w:sz w:val="24"/>
+          <w:szCs w:val="24"/>
+        </w:rPr>
+        <w:t xml:space="preserve">, отношение </w:t>
+      </w:r>
+      <m:oMath>
+        <m:f>
+          <m:fPr>
+            <m:ctrlPr>
+              <w:rPr>
+                <w:rFonts w:ascii="Cambria Math" w:hAnsi="Cambria Math" w:cs="Times New Roman"/>
+                <w:sz w:val="24"/>
+                <w:szCs w:val="24"/>
+              </w:rPr>
+            </m:ctrlPr>
+          </m:fPr>
+          <m:num>
+            <m:r>
+              <w:rPr>
+                <w:rFonts w:ascii="Cambria Math" w:hAnsi="Cambria Math" w:cs="Times New Roman"/>
+                <w:sz w:val="24"/>
+                <w:szCs w:val="24"/>
+              </w:rPr>
+              <m:t>f(x)</m:t>
+            </m:r>
+          </m:num>
+          <m:den>
+            <m:r>
+              <w:rPr>
+                <w:rFonts w:ascii="Cambria Math" w:hAnsi="Cambria Math" w:cs="Times New Roman"/>
+                <w:sz w:val="24"/>
+                <w:szCs w:val="24"/>
+              </w:rPr>
+              <m:t>p(x)</m:t>
+            </m:r>
+          </m:den>
+        </m:f>
+      </m:oMath>
+      <w:r>
+        <w:rPr>
+          <w:rFonts w:ascii="Times New Roman" w:hAnsi="Times New Roman" w:cs="Times New Roman"/>
+          <w:sz w:val="24"/>
+          <w:szCs w:val="24"/>
+        </w:rPr>
+        <w:t>становится постоянным. Это приводит к нулевой дисперсии оценки и, как следствие, к точному значению интеграла уже при любом числе выборок.</w:t>
       </w:r>
     </w:p>
     <w:p>
@@ -8615,15 +8972,15 @@
         <w:ind w:left="360" w:firstLine="348"/>
         <w:rPr>
           <w:rFonts w:ascii="Times New Roman" w:hAnsi="Times New Roman" w:cs="Times New Roman"/>
-          <w:sz w:val="28"/>
-          <w:szCs w:val="28"/>
-        </w:rPr>
-      </w:pPr>
-      <w:r>
-        <w:rPr>
-          <w:rFonts w:ascii="Times New Roman" w:hAnsi="Times New Roman" w:cs="Times New Roman"/>
-          <w:sz w:val="28"/>
-          <w:szCs w:val="28"/>
+          <w:sz w:val="24"/>
+          <w:szCs w:val="24"/>
+        </w:rPr>
+      </w:pPr>
+      <w:r>
+        <w:rPr>
+          <w:rFonts w:ascii="Times New Roman" w:hAnsi="Times New Roman" w:cs="Times New Roman"/>
+          <w:sz w:val="24"/>
+          <w:szCs w:val="24"/>
         </w:rPr>
         <w:t>Для многократной выборки по значимости используются две плотности вероятности и два варианта весовых коэффициентов.</w:t>
       </w:r>
@@ -8634,17 +8991,16 @@
         <w:ind w:firstLine="360"/>
         <w:rPr>
           <w:rFonts w:ascii="Times New Roman" w:hAnsi="Times New Roman" w:cs="Times New Roman"/>
-          <w:sz w:val="28"/>
-          <w:szCs w:val="28"/>
-        </w:rPr>
-      </w:pPr>
-      <w:r>
-        <w:rPr>
-          <w:rFonts w:ascii="Times New Roman" w:hAnsi="Times New Roman" w:cs="Times New Roman"/>
-          <w:sz w:val="28"/>
-          <w:szCs w:val="28"/>
-        </w:rPr>
-        <w:lastRenderedPageBreak/>
+          <w:sz w:val="24"/>
+          <w:szCs w:val="24"/>
+        </w:rPr>
+      </w:pPr>
+      <w:r>
+        <w:rPr>
+          <w:rFonts w:ascii="Times New Roman" w:hAnsi="Times New Roman" w:cs="Times New Roman"/>
+          <w:sz w:val="24"/>
+          <w:szCs w:val="24"/>
+        </w:rPr>
         <w:t>Сначала задаются функции вычисления весов:</w:t>
       </w:r>
     </w:p>
@@ -9078,15 +9434,15 @@
         <w:ind w:firstLine="360"/>
         <w:rPr>
           <w:rFonts w:ascii="Times New Roman" w:hAnsi="Times New Roman" w:cs="Times New Roman"/>
-          <w:sz w:val="28"/>
-          <w:szCs w:val="28"/>
-        </w:rPr>
-      </w:pPr>
-      <w:r>
-        <w:rPr>
-          <w:rFonts w:ascii="Times New Roman" w:hAnsi="Times New Roman" w:cs="Times New Roman"/>
-          <w:sz w:val="28"/>
-          <w:szCs w:val="28"/>
+          <w:sz w:val="24"/>
+          <w:szCs w:val="24"/>
+        </w:rPr>
+      </w:pPr>
+      <w:r>
+        <w:rPr>
+          <w:rFonts w:ascii="Times New Roman" w:hAnsi="Times New Roman" w:cs="Times New Roman"/>
+          <w:sz w:val="24"/>
+          <w:szCs w:val="24"/>
         </w:rPr>
         <w:t>В первом случае используются веса:</w:t>
       </w:r>
@@ -9096,8 +9452,8 @@
         <w:spacing w:line="240" w:lineRule="auto"/>
         <w:rPr>
           <w:rFonts w:ascii="Times New Roman" w:hAnsi="Times New Roman" w:cs="Times New Roman"/>
-          <w:sz w:val="28"/>
-          <w:szCs w:val="28"/>
+          <w:sz w:val="24"/>
+          <w:szCs w:val="24"/>
         </w:rPr>
       </w:pPr>
       <m:oMathPara>
@@ -9107,8 +9463,8 @@
               <m:ctrlPr>
                 <w:rPr>
                   <w:rFonts w:ascii="Cambria Math" w:hAnsi="Cambria Math" w:cs="Times New Roman"/>
-                  <w:sz w:val="28"/>
-                  <w:szCs w:val="28"/>
+                  <w:sz w:val="24"/>
+                  <w:szCs w:val="24"/>
                 </w:rPr>
               </m:ctrlPr>
             </m:sSubPr>
@@ -9116,8 +9472,8 @@
               <m:r>
                 <w:rPr>
                   <w:rFonts w:ascii="Cambria Math" w:hAnsi="Cambria Math" w:cs="Times New Roman"/>
-                  <w:sz w:val="28"/>
-                  <w:szCs w:val="28"/>
+                  <w:sz w:val="24"/>
+                  <w:szCs w:val="24"/>
                 </w:rPr>
                 <m:t>w</m:t>
               </m:r>
@@ -9126,8 +9482,8 @@
               <m:r>
                 <w:rPr>
                   <w:rFonts w:ascii="Cambria Math" w:hAnsi="Cambria Math" w:cs="Times New Roman"/>
-                  <w:sz w:val="28"/>
-                  <w:szCs w:val="28"/>
+                  <w:sz w:val="24"/>
+                  <w:szCs w:val="24"/>
                 </w:rPr>
                 <m:t>1</m:t>
               </m:r>
@@ -9136,8 +9492,8 @@
           <m:r>
             <w:rPr>
               <w:rFonts w:ascii="Cambria Math" w:hAnsi="Cambria Math" w:cs="Times New Roman"/>
-              <w:sz w:val="28"/>
-              <w:szCs w:val="28"/>
+              <w:sz w:val="24"/>
+              <w:szCs w:val="24"/>
             </w:rPr>
             <m:t>(x)=</m:t>
           </m:r>
@@ -9146,8 +9502,8 @@
               <m:ctrlPr>
                 <w:rPr>
                   <w:rFonts w:ascii="Cambria Math" w:hAnsi="Cambria Math" w:cs="Times New Roman"/>
-                  <w:sz w:val="28"/>
-                  <w:szCs w:val="28"/>
+                  <w:sz w:val="24"/>
+                  <w:szCs w:val="24"/>
                 </w:rPr>
               </m:ctrlPr>
             </m:fPr>
@@ -9157,8 +9513,8 @@
                   <m:ctrlPr>
                     <w:rPr>
                       <w:rFonts w:ascii="Cambria Math" w:hAnsi="Cambria Math" w:cs="Times New Roman"/>
-                      <w:sz w:val="28"/>
-                      <w:szCs w:val="28"/>
+                      <w:sz w:val="24"/>
+                      <w:szCs w:val="24"/>
                     </w:rPr>
                   </m:ctrlPr>
                 </m:sSubPr>
@@ -9166,8 +9522,8 @@
                   <m:r>
                     <w:rPr>
                       <w:rFonts w:ascii="Cambria Math" w:hAnsi="Cambria Math" w:cs="Times New Roman"/>
-                      <w:sz w:val="28"/>
-                      <w:szCs w:val="28"/>
+                      <w:sz w:val="24"/>
+                      <w:szCs w:val="24"/>
                     </w:rPr>
                     <m:t>p</m:t>
                   </m:r>
@@ -9176,8 +9532,8 @@
                   <m:r>
                     <w:rPr>
                       <w:rFonts w:ascii="Cambria Math" w:hAnsi="Cambria Math" w:cs="Times New Roman"/>
-                      <w:sz w:val="28"/>
-                      <w:szCs w:val="28"/>
+                      <w:sz w:val="24"/>
+                      <w:szCs w:val="24"/>
                     </w:rPr>
                     <m:t>1</m:t>
                   </m:r>
@@ -9186,8 +9542,8 @@
               <m:r>
                 <w:rPr>
                   <w:rFonts w:ascii="Cambria Math" w:hAnsi="Cambria Math" w:cs="Times New Roman"/>
-                  <w:sz w:val="28"/>
-                  <w:szCs w:val="28"/>
+                  <w:sz w:val="24"/>
+                  <w:szCs w:val="24"/>
                 </w:rPr>
                 <m:t>(x)</m:t>
               </m:r>
@@ -9198,8 +9554,8 @@
                   <m:ctrlPr>
                     <w:rPr>
                       <w:rFonts w:ascii="Cambria Math" w:hAnsi="Cambria Math" w:cs="Times New Roman"/>
-                      <w:sz w:val="28"/>
-                      <w:szCs w:val="28"/>
+                      <w:sz w:val="24"/>
+                      <w:szCs w:val="24"/>
                     </w:rPr>
                   </m:ctrlPr>
                 </m:sSubPr>
@@ -9207,8 +9563,8 @@
                   <m:r>
                     <w:rPr>
                       <w:rFonts w:ascii="Cambria Math" w:hAnsi="Cambria Math" w:cs="Times New Roman"/>
-                      <w:sz w:val="28"/>
-                      <w:szCs w:val="28"/>
+                      <w:sz w:val="24"/>
+                      <w:szCs w:val="24"/>
                     </w:rPr>
                     <m:t>p</m:t>
                   </m:r>
@@ -9217,8 +9573,8 @@
                   <m:r>
                     <w:rPr>
                       <w:rFonts w:ascii="Cambria Math" w:hAnsi="Cambria Math" w:cs="Times New Roman"/>
-                      <w:sz w:val="28"/>
-                      <w:szCs w:val="28"/>
+                      <w:sz w:val="24"/>
+                      <w:szCs w:val="24"/>
                     </w:rPr>
                     <m:t>1</m:t>
                   </m:r>
@@ -9227,8 +9583,8 @@
               <m:r>
                 <w:rPr>
                   <w:rFonts w:ascii="Cambria Math" w:hAnsi="Cambria Math" w:cs="Times New Roman"/>
-                  <w:sz w:val="28"/>
-                  <w:szCs w:val="28"/>
+                  <w:sz w:val="24"/>
+                  <w:szCs w:val="24"/>
                 </w:rPr>
                 <m:t>(x)+</m:t>
               </m:r>
@@ -9237,8 +9593,8 @@
                   <m:ctrlPr>
                     <w:rPr>
                       <w:rFonts w:ascii="Cambria Math" w:hAnsi="Cambria Math" w:cs="Times New Roman"/>
-                      <w:sz w:val="28"/>
-                      <w:szCs w:val="28"/>
+                      <w:sz w:val="24"/>
+                      <w:szCs w:val="24"/>
                     </w:rPr>
                   </m:ctrlPr>
                 </m:sSubPr>
@@ -9246,8 +9602,8 @@
                   <m:r>
                     <w:rPr>
                       <w:rFonts w:ascii="Cambria Math" w:hAnsi="Cambria Math" w:cs="Times New Roman"/>
-                      <w:sz w:val="28"/>
-                      <w:szCs w:val="28"/>
+                      <w:sz w:val="24"/>
+                      <w:szCs w:val="24"/>
                     </w:rPr>
                     <m:t>p</m:t>
                   </m:r>
@@ -9256,8 +9612,8 @@
                   <m:r>
                     <w:rPr>
                       <w:rFonts w:ascii="Cambria Math" w:hAnsi="Cambria Math" w:cs="Times New Roman"/>
-                      <w:sz w:val="28"/>
-                      <w:szCs w:val="28"/>
+                      <w:sz w:val="24"/>
+                      <w:szCs w:val="24"/>
                     </w:rPr>
                     <m:t>2</m:t>
                   </m:r>
@@ -9266,8 +9622,8 @@
               <m:r>
                 <w:rPr>
                   <w:rFonts w:ascii="Cambria Math" w:hAnsi="Cambria Math" w:cs="Times New Roman"/>
-                  <w:sz w:val="28"/>
-                  <w:szCs w:val="28"/>
+                  <w:sz w:val="24"/>
+                  <w:szCs w:val="24"/>
                 </w:rPr>
                 <m:t>(x)</m:t>
               </m:r>
@@ -9276,8 +9632,8 @@
           <m:r>
             <w:rPr>
               <w:rFonts w:ascii="Cambria Math" w:hAnsi="Cambria Math" w:cs="Times New Roman"/>
-              <w:sz w:val="28"/>
-              <w:szCs w:val="28"/>
+              <w:sz w:val="24"/>
+              <w:szCs w:val="24"/>
             </w:rPr>
             <m:t>,</m:t>
           </m:r>
@@ -9286,8 +9642,8 @@
               <m:ctrlPr>
                 <w:rPr>
                   <w:rFonts w:ascii="Cambria Math" w:hAnsi="Cambria Math" w:cs="Times New Roman"/>
-                  <w:sz w:val="28"/>
-                  <w:szCs w:val="28"/>
+                  <w:sz w:val="24"/>
+                  <w:szCs w:val="24"/>
                 </w:rPr>
               </m:ctrlPr>
             </m:sSubPr>
@@ -9295,8 +9651,8 @@
               <m:r>
                 <w:rPr>
                   <w:rFonts w:ascii="Cambria Math" w:hAnsi="Cambria Math" w:cs="Times New Roman"/>
-                  <w:sz w:val="28"/>
-                  <w:szCs w:val="28"/>
+                  <w:sz w:val="24"/>
+                  <w:szCs w:val="24"/>
                 </w:rPr>
                 <m:t>w</m:t>
               </m:r>
@@ -9305,8 +9661,8 @@
               <m:r>
                 <w:rPr>
                   <w:rFonts w:ascii="Cambria Math" w:hAnsi="Cambria Math" w:cs="Times New Roman"/>
-                  <w:sz w:val="28"/>
-                  <w:szCs w:val="28"/>
+                  <w:sz w:val="24"/>
+                  <w:szCs w:val="24"/>
                 </w:rPr>
                 <m:t>2</m:t>
               </m:r>
@@ -9315,8 +9671,8 @@
           <m:r>
             <w:rPr>
               <w:rFonts w:ascii="Cambria Math" w:hAnsi="Cambria Math" w:cs="Times New Roman"/>
-              <w:sz w:val="28"/>
-              <w:szCs w:val="28"/>
+              <w:sz w:val="24"/>
+              <w:szCs w:val="24"/>
             </w:rPr>
             <m:t>(x)=</m:t>
           </m:r>
@@ -9325,8 +9681,8 @@
               <m:ctrlPr>
                 <w:rPr>
                   <w:rFonts w:ascii="Cambria Math" w:hAnsi="Cambria Math" w:cs="Times New Roman"/>
-                  <w:sz w:val="28"/>
-                  <w:szCs w:val="28"/>
+                  <w:sz w:val="24"/>
+                  <w:szCs w:val="24"/>
                 </w:rPr>
               </m:ctrlPr>
             </m:fPr>
@@ -9336,8 +9692,8 @@
                   <m:ctrlPr>
                     <w:rPr>
                       <w:rFonts w:ascii="Cambria Math" w:hAnsi="Cambria Math" w:cs="Times New Roman"/>
-                      <w:sz w:val="28"/>
-                      <w:szCs w:val="28"/>
+                      <w:sz w:val="24"/>
+                      <w:szCs w:val="24"/>
                     </w:rPr>
                   </m:ctrlPr>
                 </m:sSubPr>
@@ -9345,8 +9701,8 @@
                   <m:r>
                     <w:rPr>
                       <w:rFonts w:ascii="Cambria Math" w:hAnsi="Cambria Math" w:cs="Times New Roman"/>
-                      <w:sz w:val="28"/>
-                      <w:szCs w:val="28"/>
+                      <w:sz w:val="24"/>
+                      <w:szCs w:val="24"/>
                     </w:rPr>
                     <m:t>p</m:t>
                   </m:r>
@@ -9355,8 +9711,8 @@
                   <m:r>
                     <w:rPr>
                       <w:rFonts w:ascii="Cambria Math" w:hAnsi="Cambria Math" w:cs="Times New Roman"/>
-                      <w:sz w:val="28"/>
-                      <w:szCs w:val="28"/>
+                      <w:sz w:val="24"/>
+                      <w:szCs w:val="24"/>
                     </w:rPr>
                     <m:t>2</m:t>
                   </m:r>
@@ -9365,8 +9721,8 @@
               <m:r>
                 <w:rPr>
                   <w:rFonts w:ascii="Cambria Math" w:hAnsi="Cambria Math" w:cs="Times New Roman"/>
-                  <w:sz w:val="28"/>
-                  <w:szCs w:val="28"/>
+                  <w:sz w:val="24"/>
+                  <w:szCs w:val="24"/>
                 </w:rPr>
                 <m:t>(x)</m:t>
               </m:r>
@@ -9377,8 +9733,8 @@
                   <m:ctrlPr>
                     <w:rPr>
                       <w:rFonts w:ascii="Cambria Math" w:hAnsi="Cambria Math" w:cs="Times New Roman"/>
-                      <w:sz w:val="28"/>
-                      <w:szCs w:val="28"/>
+                      <w:sz w:val="24"/>
+                      <w:szCs w:val="24"/>
                     </w:rPr>
                   </m:ctrlPr>
                 </m:sSubPr>
@@ -9386,8 +9742,8 @@
                   <m:r>
                     <w:rPr>
                       <w:rFonts w:ascii="Cambria Math" w:hAnsi="Cambria Math" w:cs="Times New Roman"/>
-                      <w:sz w:val="28"/>
-                      <w:szCs w:val="28"/>
+                      <w:sz w:val="24"/>
+                      <w:szCs w:val="24"/>
                     </w:rPr>
                     <m:t>p</m:t>
                   </m:r>
@@ -9396,8 +9752,8 @@
                   <m:r>
                     <w:rPr>
                       <w:rFonts w:ascii="Cambria Math" w:hAnsi="Cambria Math" w:cs="Times New Roman"/>
-                      <w:sz w:val="28"/>
-                      <w:szCs w:val="28"/>
+                      <w:sz w:val="24"/>
+                      <w:szCs w:val="24"/>
                     </w:rPr>
                     <m:t>1</m:t>
                   </m:r>
@@ -9406,8 +9762,8 @@
               <m:r>
                 <w:rPr>
                   <w:rFonts w:ascii="Cambria Math" w:hAnsi="Cambria Math" w:cs="Times New Roman"/>
-                  <w:sz w:val="28"/>
-                  <w:szCs w:val="28"/>
+                  <w:sz w:val="24"/>
+                  <w:szCs w:val="24"/>
                 </w:rPr>
                 <m:t>(x)+</m:t>
               </m:r>
@@ -9416,8 +9772,8 @@
                   <m:ctrlPr>
                     <w:rPr>
                       <w:rFonts w:ascii="Cambria Math" w:hAnsi="Cambria Math" w:cs="Times New Roman"/>
-                      <w:sz w:val="28"/>
-                      <w:szCs w:val="28"/>
+                      <w:sz w:val="24"/>
+                      <w:szCs w:val="24"/>
                     </w:rPr>
                   </m:ctrlPr>
                 </m:sSubPr>
@@ -9425,8 +9781,8 @@
                   <m:r>
                     <w:rPr>
                       <w:rFonts w:ascii="Cambria Math" w:hAnsi="Cambria Math" w:cs="Times New Roman"/>
-                      <w:sz w:val="28"/>
-                      <w:szCs w:val="28"/>
+                      <w:sz w:val="24"/>
+                      <w:szCs w:val="24"/>
                     </w:rPr>
                     <m:t>p</m:t>
                   </m:r>
@@ -9435,8 +9791,8 @@
                   <m:r>
                     <w:rPr>
                       <w:rFonts w:ascii="Cambria Math" w:hAnsi="Cambria Math" w:cs="Times New Roman"/>
-                      <w:sz w:val="28"/>
-                      <w:szCs w:val="28"/>
+                      <w:sz w:val="24"/>
+                      <w:szCs w:val="24"/>
                     </w:rPr>
                     <m:t>2</m:t>
                   </m:r>
@@ -9445,18 +9801,21 @@
               <m:r>
                 <w:rPr>
                   <w:rFonts w:ascii="Cambria Math" w:hAnsi="Cambria Math" w:cs="Times New Roman"/>
-                  <w:sz w:val="28"/>
-                  <w:szCs w:val="28"/>
+                  <w:sz w:val="24"/>
+                  <w:szCs w:val="24"/>
                 </w:rPr>
                 <m:t>(x)</m:t>
               </m:r>
             </m:den>
           </m:f>
           <m:r>
+            <m:rPr>
+              <m:sty m:val="p"/>
+            </m:rPr>
             <w:rPr>
               <w:rFonts w:ascii="Times New Roman" w:hAnsi="Times New Roman" w:cs="Times New Roman"/>
-              <w:sz w:val="28"/>
-              <w:szCs w:val="28"/>
+              <w:sz w:val="24"/>
+              <w:szCs w:val="24"/>
             </w:rPr>
             <w:br/>
           </m:r>
@@ -9468,25 +9827,17 @@
         <w:spacing w:line="240" w:lineRule="auto"/>
         <w:rPr>
           <w:rFonts w:ascii="Times New Roman" w:hAnsi="Times New Roman" w:cs="Times New Roman"/>
-          <w:sz w:val="28"/>
-          <w:szCs w:val="28"/>
-        </w:rPr>
-      </w:pPr>
-      <w:r>
-        <w:rPr>
-          <w:rFonts w:ascii="Times New Roman" w:hAnsi="Times New Roman" w:cs="Times New Roman"/>
-          <w:sz w:val="28"/>
-          <w:szCs w:val="28"/>
-        </w:rPr>
-        <w:t xml:space="preserve">     </w:t>
-      </w:r>
-      <w:r>
-        <w:rPr>
-          <w:rFonts w:ascii="Times New Roman" w:hAnsi="Times New Roman" w:cs="Times New Roman"/>
-          <w:sz w:val="28"/>
-          <w:szCs w:val="28"/>
-        </w:rPr>
-        <w:t>Во втором случае:</w:t>
+          <w:sz w:val="24"/>
+          <w:szCs w:val="24"/>
+        </w:rPr>
+      </w:pPr>
+      <w:r>
+        <w:rPr>
+          <w:rFonts w:ascii="Times New Roman" w:hAnsi="Times New Roman" w:cs="Times New Roman"/>
+          <w:sz w:val="24"/>
+          <w:szCs w:val="24"/>
+        </w:rPr>
+        <w:t xml:space="preserve">     Во втором случае:</w:t>
       </w:r>
     </w:p>
     <w:p>
@@ -9494,8 +9845,8 @@
         <w:spacing w:line="240" w:lineRule="auto"/>
         <w:rPr>
           <w:rFonts w:ascii="Times New Roman" w:hAnsi="Times New Roman" w:cs="Times New Roman"/>
-          <w:sz w:val="28"/>
-          <w:szCs w:val="28"/>
+          <w:sz w:val="24"/>
+          <w:szCs w:val="24"/>
         </w:rPr>
       </w:pPr>
       <m:oMathPara>
@@ -9505,8 +9856,8 @@
               <m:ctrlPr>
                 <w:rPr>
                   <w:rFonts w:ascii="Cambria Math" w:hAnsi="Cambria Math" w:cs="Times New Roman"/>
-                  <w:sz w:val="28"/>
-                  <w:szCs w:val="28"/>
+                  <w:sz w:val="24"/>
+                  <w:szCs w:val="24"/>
                 </w:rPr>
               </m:ctrlPr>
             </m:sSubPr>
@@ -9514,8 +9865,8 @@
               <m:r>
                 <w:rPr>
                   <w:rFonts w:ascii="Cambria Math" w:hAnsi="Cambria Math" w:cs="Times New Roman"/>
-                  <w:sz w:val="28"/>
-                  <w:szCs w:val="28"/>
+                  <w:sz w:val="24"/>
+                  <w:szCs w:val="24"/>
                 </w:rPr>
                 <m:t>w</m:t>
               </m:r>
@@ -9524,8 +9875,8 @@
               <m:r>
                 <w:rPr>
                   <w:rFonts w:ascii="Cambria Math" w:hAnsi="Cambria Math" w:cs="Times New Roman"/>
-                  <w:sz w:val="28"/>
-                  <w:szCs w:val="28"/>
+                  <w:sz w:val="24"/>
+                  <w:szCs w:val="24"/>
                 </w:rPr>
                 <m:t>1</m:t>
               </m:r>
@@ -9534,8 +9885,8 @@
           <m:r>
             <w:rPr>
               <w:rFonts w:ascii="Cambria Math" w:hAnsi="Cambria Math" w:cs="Times New Roman"/>
-              <w:sz w:val="28"/>
-              <w:szCs w:val="28"/>
+              <w:sz w:val="24"/>
+              <w:szCs w:val="24"/>
             </w:rPr>
             <m:t>(x)=</m:t>
           </m:r>
@@ -9544,8 +9895,8 @@
               <m:ctrlPr>
                 <w:rPr>
                   <w:rFonts w:ascii="Cambria Math" w:hAnsi="Cambria Math" w:cs="Times New Roman"/>
-                  <w:sz w:val="28"/>
-                  <w:szCs w:val="28"/>
+                  <w:sz w:val="24"/>
+                  <w:szCs w:val="24"/>
                 </w:rPr>
               </m:ctrlPr>
             </m:fPr>
@@ -9555,8 +9906,8 @@
                   <m:ctrlPr>
                     <w:rPr>
                       <w:rFonts w:ascii="Cambria Math" w:hAnsi="Cambria Math" w:cs="Times New Roman"/>
-                      <w:sz w:val="28"/>
-                      <w:szCs w:val="28"/>
+                      <w:sz w:val="24"/>
+                      <w:szCs w:val="24"/>
                     </w:rPr>
                   </m:ctrlPr>
                 </m:sSubSupPr>
@@ -9564,8 +9915,8 @@
                   <m:r>
                     <w:rPr>
                       <w:rFonts w:ascii="Cambria Math" w:hAnsi="Cambria Math" w:cs="Times New Roman"/>
-                      <w:sz w:val="28"/>
-                      <w:szCs w:val="28"/>
+                      <w:sz w:val="24"/>
+                      <w:szCs w:val="24"/>
                     </w:rPr>
                     <m:t>p</m:t>
                   </m:r>
@@ -9574,8 +9925,8 @@
                   <m:r>
                     <w:rPr>
                       <w:rFonts w:ascii="Cambria Math" w:hAnsi="Cambria Math" w:cs="Times New Roman"/>
-                      <w:sz w:val="28"/>
-                      <w:szCs w:val="28"/>
+                      <w:sz w:val="24"/>
+                      <w:szCs w:val="24"/>
                     </w:rPr>
                     <m:t>1</m:t>
                   </m:r>
@@ -9584,8 +9935,8 @@
                   <m:r>
                     <w:rPr>
                       <w:rFonts w:ascii="Cambria Math" w:hAnsi="Cambria Math" w:cs="Times New Roman"/>
-                      <w:sz w:val="28"/>
-                      <w:szCs w:val="28"/>
+                      <w:sz w:val="24"/>
+                      <w:szCs w:val="24"/>
                     </w:rPr>
                     <m:t>2</m:t>
                   </m:r>
@@ -9594,8 +9945,8 @@
               <m:r>
                 <w:rPr>
                   <w:rFonts w:ascii="Cambria Math" w:hAnsi="Cambria Math" w:cs="Times New Roman"/>
-                  <w:sz w:val="28"/>
-                  <w:szCs w:val="28"/>
+                  <w:sz w:val="24"/>
+                  <w:szCs w:val="24"/>
                 </w:rPr>
                 <m:t>(x)</m:t>
               </m:r>
@@ -9606,8 +9957,8 @@
                   <m:ctrlPr>
                     <w:rPr>
                       <w:rFonts w:ascii="Cambria Math" w:hAnsi="Cambria Math" w:cs="Times New Roman"/>
-                      <w:sz w:val="28"/>
-                      <w:szCs w:val="28"/>
+                      <w:sz w:val="24"/>
+                      <w:szCs w:val="24"/>
                     </w:rPr>
                   </m:ctrlPr>
                 </m:sSubSupPr>
@@ -9615,8 +9966,8 @@
                   <m:r>
                     <w:rPr>
                       <w:rFonts w:ascii="Cambria Math" w:hAnsi="Cambria Math" w:cs="Times New Roman"/>
-                      <w:sz w:val="28"/>
-                      <w:szCs w:val="28"/>
+                      <w:sz w:val="24"/>
+                      <w:szCs w:val="24"/>
                     </w:rPr>
                     <m:t>p</m:t>
                   </m:r>
@@ -9625,8 +9976,8 @@
                   <m:r>
                     <w:rPr>
                       <w:rFonts w:ascii="Cambria Math" w:hAnsi="Cambria Math" w:cs="Times New Roman"/>
-                      <w:sz w:val="28"/>
-                      <w:szCs w:val="28"/>
+                      <w:sz w:val="24"/>
+                      <w:szCs w:val="24"/>
                     </w:rPr>
                     <m:t>1</m:t>
                   </m:r>
@@ -9635,8 +9986,8 @@
                   <m:r>
                     <w:rPr>
                       <w:rFonts w:ascii="Cambria Math" w:hAnsi="Cambria Math" w:cs="Times New Roman"/>
-                      <w:sz w:val="28"/>
-                      <w:szCs w:val="28"/>
+                      <w:sz w:val="24"/>
+                      <w:szCs w:val="24"/>
                     </w:rPr>
                     <m:t>2</m:t>
                   </m:r>
@@ -9645,8 +9996,8 @@
               <m:r>
                 <w:rPr>
                   <w:rFonts w:ascii="Cambria Math" w:hAnsi="Cambria Math" w:cs="Times New Roman"/>
-                  <w:sz w:val="28"/>
-                  <w:szCs w:val="28"/>
+                  <w:sz w:val="24"/>
+                  <w:szCs w:val="24"/>
                 </w:rPr>
                 <m:t>(x)+</m:t>
               </m:r>
@@ -9655,8 +10006,8 @@
                   <m:ctrlPr>
                     <w:rPr>
                       <w:rFonts w:ascii="Cambria Math" w:hAnsi="Cambria Math" w:cs="Times New Roman"/>
-                      <w:sz w:val="28"/>
-                      <w:szCs w:val="28"/>
+                      <w:sz w:val="24"/>
+                      <w:szCs w:val="24"/>
                     </w:rPr>
                   </m:ctrlPr>
                 </m:sSubSupPr>
@@ -9664,8 +10015,8 @@
                   <m:r>
                     <w:rPr>
                       <w:rFonts w:ascii="Cambria Math" w:hAnsi="Cambria Math" w:cs="Times New Roman"/>
-                      <w:sz w:val="28"/>
-                      <w:szCs w:val="28"/>
+                      <w:sz w:val="24"/>
+                      <w:szCs w:val="24"/>
                     </w:rPr>
                     <m:t>p</m:t>
                   </m:r>
@@ -9674,8 +10025,8 @@
                   <m:r>
                     <w:rPr>
                       <w:rFonts w:ascii="Cambria Math" w:hAnsi="Cambria Math" w:cs="Times New Roman"/>
-                      <w:sz w:val="28"/>
-                      <w:szCs w:val="28"/>
+                      <w:sz w:val="24"/>
+                      <w:szCs w:val="24"/>
                     </w:rPr>
                     <m:t>2</m:t>
                   </m:r>
@@ -9684,8 +10035,8 @@
                   <m:r>
                     <w:rPr>
                       <w:rFonts w:ascii="Cambria Math" w:hAnsi="Cambria Math" w:cs="Times New Roman"/>
-                      <w:sz w:val="28"/>
-                      <w:szCs w:val="28"/>
+                      <w:sz w:val="24"/>
+                      <w:szCs w:val="24"/>
                     </w:rPr>
                     <m:t>2</m:t>
                   </m:r>
@@ -9694,8 +10045,8 @@
               <m:r>
                 <w:rPr>
                   <w:rFonts w:ascii="Cambria Math" w:hAnsi="Cambria Math" w:cs="Times New Roman"/>
-                  <w:sz w:val="28"/>
-                  <w:szCs w:val="28"/>
+                  <w:sz w:val="24"/>
+                  <w:szCs w:val="24"/>
                 </w:rPr>
                 <m:t>(x)</m:t>
               </m:r>
@@ -9704,8 +10055,8 @@
           <m:r>
             <w:rPr>
               <w:rFonts w:ascii="Cambria Math" w:hAnsi="Cambria Math" w:cs="Times New Roman"/>
-              <w:sz w:val="28"/>
-              <w:szCs w:val="28"/>
+              <w:sz w:val="24"/>
+              <w:szCs w:val="24"/>
             </w:rPr>
             <m:t>,</m:t>
           </m:r>
@@ -9714,8 +10065,8 @@
               <m:ctrlPr>
                 <w:rPr>
                   <w:rFonts w:ascii="Cambria Math" w:hAnsi="Cambria Math" w:cs="Times New Roman"/>
-                  <w:sz w:val="28"/>
-                  <w:szCs w:val="28"/>
+                  <w:sz w:val="24"/>
+                  <w:szCs w:val="24"/>
                 </w:rPr>
               </m:ctrlPr>
             </m:sSubPr>
@@ -9723,8 +10074,8 @@
               <m:r>
                 <w:rPr>
                   <w:rFonts w:ascii="Cambria Math" w:hAnsi="Cambria Math" w:cs="Times New Roman"/>
-                  <w:sz w:val="28"/>
-                  <w:szCs w:val="28"/>
+                  <w:sz w:val="24"/>
+                  <w:szCs w:val="24"/>
                 </w:rPr>
                 <m:t>w</m:t>
               </m:r>
@@ -9733,8 +10084,8 @@
               <m:r>
                 <w:rPr>
                   <w:rFonts w:ascii="Cambria Math" w:hAnsi="Cambria Math" w:cs="Times New Roman"/>
-                  <w:sz w:val="28"/>
-                  <w:szCs w:val="28"/>
+                  <w:sz w:val="24"/>
+                  <w:szCs w:val="24"/>
                 </w:rPr>
                 <m:t>2</m:t>
               </m:r>
@@ -9743,8 +10094,8 @@
           <m:r>
             <w:rPr>
               <w:rFonts w:ascii="Cambria Math" w:hAnsi="Cambria Math" w:cs="Times New Roman"/>
-              <w:sz w:val="28"/>
-              <w:szCs w:val="28"/>
+              <w:sz w:val="24"/>
+              <w:szCs w:val="24"/>
             </w:rPr>
             <m:t>(x)=</m:t>
           </m:r>
@@ -9753,8 +10104,8 @@
               <m:ctrlPr>
                 <w:rPr>
                   <w:rFonts w:ascii="Cambria Math" w:hAnsi="Cambria Math" w:cs="Times New Roman"/>
-                  <w:sz w:val="28"/>
-                  <w:szCs w:val="28"/>
+                  <w:sz w:val="24"/>
+                  <w:szCs w:val="24"/>
                 </w:rPr>
               </m:ctrlPr>
             </m:fPr>
@@ -9764,8 +10115,8 @@
                   <m:ctrlPr>
                     <w:rPr>
                       <w:rFonts w:ascii="Cambria Math" w:hAnsi="Cambria Math" w:cs="Times New Roman"/>
-                      <w:sz w:val="28"/>
-                      <w:szCs w:val="28"/>
+                      <w:sz w:val="24"/>
+                      <w:szCs w:val="24"/>
                     </w:rPr>
                   </m:ctrlPr>
                 </m:sSubSupPr>
@@ -9773,8 +10124,8 @@
                   <m:r>
                     <w:rPr>
                       <w:rFonts w:ascii="Cambria Math" w:hAnsi="Cambria Math" w:cs="Times New Roman"/>
-                      <w:sz w:val="28"/>
-                      <w:szCs w:val="28"/>
+                      <w:sz w:val="24"/>
+                      <w:szCs w:val="24"/>
                     </w:rPr>
                     <m:t>p</m:t>
                   </m:r>
@@ -9783,8 +10134,8 @@
                   <m:r>
                     <w:rPr>
                       <w:rFonts w:ascii="Cambria Math" w:hAnsi="Cambria Math" w:cs="Times New Roman"/>
-                      <w:sz w:val="28"/>
-                      <w:szCs w:val="28"/>
+                      <w:sz w:val="24"/>
+                      <w:szCs w:val="24"/>
                     </w:rPr>
                     <m:t>2</m:t>
                   </m:r>
@@ -9793,8 +10144,8 @@
                   <m:r>
                     <w:rPr>
                       <w:rFonts w:ascii="Cambria Math" w:hAnsi="Cambria Math" w:cs="Times New Roman"/>
-                      <w:sz w:val="28"/>
-                      <w:szCs w:val="28"/>
+                      <w:sz w:val="24"/>
+                      <w:szCs w:val="24"/>
                     </w:rPr>
                     <m:t>2</m:t>
                   </m:r>
@@ -9803,8 +10154,8 @@
               <m:r>
                 <w:rPr>
                   <w:rFonts w:ascii="Cambria Math" w:hAnsi="Cambria Math" w:cs="Times New Roman"/>
-                  <w:sz w:val="28"/>
-                  <w:szCs w:val="28"/>
+                  <w:sz w:val="24"/>
+                  <w:szCs w:val="24"/>
                 </w:rPr>
                 <m:t>(x)</m:t>
               </m:r>
@@ -9815,8 +10166,8 @@
                   <m:ctrlPr>
                     <w:rPr>
                       <w:rFonts w:ascii="Cambria Math" w:hAnsi="Cambria Math" w:cs="Times New Roman"/>
-                      <w:sz w:val="28"/>
-                      <w:szCs w:val="28"/>
+                      <w:sz w:val="24"/>
+                      <w:szCs w:val="24"/>
                     </w:rPr>
                   </m:ctrlPr>
                 </m:sSubSupPr>
@@ -9824,8 +10175,8 @@
                   <m:r>
                     <w:rPr>
                       <w:rFonts w:ascii="Cambria Math" w:hAnsi="Cambria Math" w:cs="Times New Roman"/>
-                      <w:sz w:val="28"/>
-                      <w:szCs w:val="28"/>
+                      <w:sz w:val="24"/>
+                      <w:szCs w:val="24"/>
                     </w:rPr>
                     <m:t>p</m:t>
                   </m:r>
@@ -9834,8 +10185,8 @@
                   <m:r>
                     <w:rPr>
                       <w:rFonts w:ascii="Cambria Math" w:hAnsi="Cambria Math" w:cs="Times New Roman"/>
-                      <w:sz w:val="28"/>
-                      <w:szCs w:val="28"/>
+                      <w:sz w:val="24"/>
+                      <w:szCs w:val="24"/>
                     </w:rPr>
                     <m:t>1</m:t>
                   </m:r>
@@ -9844,8 +10195,8 @@
                   <m:r>
                     <w:rPr>
                       <w:rFonts w:ascii="Cambria Math" w:hAnsi="Cambria Math" w:cs="Times New Roman"/>
-                      <w:sz w:val="28"/>
-                      <w:szCs w:val="28"/>
+                      <w:sz w:val="24"/>
+                      <w:szCs w:val="24"/>
                     </w:rPr>
                     <m:t>2</m:t>
                   </m:r>
@@ -9854,8 +10205,8 @@
               <m:r>
                 <w:rPr>
                   <w:rFonts w:ascii="Cambria Math" w:hAnsi="Cambria Math" w:cs="Times New Roman"/>
-                  <w:sz w:val="28"/>
-                  <w:szCs w:val="28"/>
+                  <w:sz w:val="24"/>
+                  <w:szCs w:val="24"/>
                 </w:rPr>
                 <m:t>(x)+</m:t>
               </m:r>
@@ -9864,8 +10215,8 @@
                   <m:ctrlPr>
                     <w:rPr>
                       <w:rFonts w:ascii="Cambria Math" w:hAnsi="Cambria Math" w:cs="Times New Roman"/>
-                      <w:sz w:val="28"/>
-                      <w:szCs w:val="28"/>
+                      <w:sz w:val="24"/>
+                      <w:szCs w:val="24"/>
                     </w:rPr>
                   </m:ctrlPr>
                 </m:sSubSupPr>
@@ -9873,8 +10224,8 @@
                   <m:r>
                     <w:rPr>
                       <w:rFonts w:ascii="Cambria Math" w:hAnsi="Cambria Math" w:cs="Times New Roman"/>
-                      <w:sz w:val="28"/>
-                      <w:szCs w:val="28"/>
+                      <w:sz w:val="24"/>
+                      <w:szCs w:val="24"/>
                     </w:rPr>
                     <m:t>p</m:t>
                   </m:r>
@@ -9883,8 +10234,8 @@
                   <m:r>
                     <w:rPr>
                       <w:rFonts w:ascii="Cambria Math" w:hAnsi="Cambria Math" w:cs="Times New Roman"/>
-                      <w:sz w:val="28"/>
-                      <w:szCs w:val="28"/>
+                      <w:sz w:val="24"/>
+                      <w:szCs w:val="24"/>
                     </w:rPr>
                     <m:t>2</m:t>
                   </m:r>
@@ -9893,8 +10244,8 @@
                   <m:r>
                     <w:rPr>
                       <w:rFonts w:ascii="Cambria Math" w:hAnsi="Cambria Math" w:cs="Times New Roman"/>
-                      <w:sz w:val="28"/>
-                      <w:szCs w:val="28"/>
+                      <w:sz w:val="24"/>
+                      <w:szCs w:val="24"/>
                     </w:rPr>
                     <m:t>2</m:t>
                   </m:r>
@@ -9903,18 +10254,21 @@
               <m:r>
                 <w:rPr>
                   <w:rFonts w:ascii="Cambria Math" w:hAnsi="Cambria Math" w:cs="Times New Roman"/>
-                  <w:sz w:val="28"/>
-                  <w:szCs w:val="28"/>
+                  <w:sz w:val="24"/>
+                  <w:szCs w:val="24"/>
                 </w:rPr>
                 <m:t>(x)</m:t>
               </m:r>
             </m:den>
           </m:f>
           <m:r>
+            <m:rPr>
+              <m:sty m:val="p"/>
+            </m:rPr>
             <w:rPr>
               <w:rFonts w:ascii="Times New Roman" w:hAnsi="Times New Roman" w:cs="Times New Roman"/>
-              <w:sz w:val="28"/>
-              <w:szCs w:val="28"/>
+              <w:sz w:val="24"/>
+              <w:szCs w:val="24"/>
             </w:rPr>
             <w:br/>
           </m:r>
@@ -9927,8 +10281,8 @@
         <w:spacing w:line="240" w:lineRule="auto"/>
         <w:rPr>
           <w:rFonts w:ascii="Times New Roman" w:hAnsi="Times New Roman" w:cs="Times New Roman"/>
-          <w:sz w:val="28"/>
-          <w:szCs w:val="28"/>
+          <w:sz w:val="24"/>
+          <w:szCs w:val="24"/>
           <w:lang w:val="en-US"/>
         </w:rPr>
       </w:pPr>
@@ -9938,25 +10292,17 @@
         <w:spacing w:line="240" w:lineRule="auto"/>
         <w:rPr>
           <w:rFonts w:ascii="Times New Roman" w:hAnsi="Times New Roman" w:cs="Times New Roman"/>
-          <w:sz w:val="28"/>
-          <w:szCs w:val="28"/>
-        </w:rPr>
-      </w:pPr>
-      <w:r>
-        <w:rPr>
-          <w:rFonts w:ascii="Times New Roman" w:hAnsi="Times New Roman" w:cs="Times New Roman"/>
-          <w:sz w:val="28"/>
-          <w:szCs w:val="28"/>
-        </w:rPr>
-        <w:t xml:space="preserve">    </w:t>
-      </w:r>
-      <w:r>
-        <w:rPr>
-          <w:rFonts w:ascii="Times New Roman" w:hAnsi="Times New Roman" w:cs="Times New Roman"/>
-          <w:sz w:val="28"/>
-          <w:szCs w:val="28"/>
-        </w:rPr>
-        <w:t>После этого реализуется основной алгоритм MIS:</w:t>
+          <w:sz w:val="24"/>
+          <w:szCs w:val="24"/>
+        </w:rPr>
+      </w:pPr>
+      <w:r>
+        <w:rPr>
+          <w:rFonts w:ascii="Times New Roman" w:hAnsi="Times New Roman" w:cs="Times New Roman"/>
+          <w:sz w:val="24"/>
+          <w:szCs w:val="24"/>
+        </w:rPr>
+        <w:t xml:space="preserve">    После этого реализуется основной алгоритм MIS:</w:t>
       </w:r>
     </w:p>
     <w:p>
@@ -11309,24 +11655,24 @@
         <w:ind w:firstLine="360"/>
         <w:rPr>
           <w:rFonts w:ascii="Times New Roman" w:hAnsi="Times New Roman" w:cs="Times New Roman"/>
-          <w:sz w:val="28"/>
-          <w:szCs w:val="28"/>
-          <w:lang w:val="en-US"/>
-        </w:rPr>
-      </w:pPr>
-      <w:r>
-        <w:rPr>
-          <w:rFonts w:ascii="Times New Roman" w:hAnsi="Times New Roman" w:cs="Times New Roman"/>
-          <w:sz w:val="28"/>
-          <w:szCs w:val="28"/>
+          <w:sz w:val="24"/>
+          <w:szCs w:val="24"/>
+          <w:lang w:val="en-US"/>
+        </w:rPr>
+      </w:pPr>
+      <w:r>
+        <w:rPr>
+          <w:rFonts w:ascii="Times New Roman" w:hAnsi="Times New Roman" w:cs="Times New Roman"/>
+          <w:sz w:val="24"/>
+          <w:szCs w:val="24"/>
         </w:rPr>
         <w:t>В</w:t>
       </w:r>
       <w:r>
         <w:rPr>
           <w:rFonts w:ascii="Times New Roman" w:hAnsi="Times New Roman" w:cs="Times New Roman"/>
-          <w:sz w:val="28"/>
-          <w:szCs w:val="28"/>
+          <w:sz w:val="24"/>
+          <w:szCs w:val="24"/>
           <w:lang w:val="en-US"/>
         </w:rPr>
         <w:t xml:space="preserve"> </w:t>
@@ -11334,16 +11680,16 @@
       <w:r>
         <w:rPr>
           <w:rFonts w:ascii="Times New Roman" w:hAnsi="Times New Roman" w:cs="Times New Roman"/>
-          <w:sz w:val="28"/>
-          <w:szCs w:val="28"/>
+          <w:sz w:val="24"/>
+          <w:szCs w:val="24"/>
         </w:rPr>
         <w:t>этой</w:t>
       </w:r>
       <w:r>
         <w:rPr>
           <w:rFonts w:ascii="Times New Roman" w:hAnsi="Times New Roman" w:cs="Times New Roman"/>
-          <w:sz w:val="28"/>
-          <w:szCs w:val="28"/>
+          <w:sz w:val="24"/>
+          <w:szCs w:val="24"/>
           <w:lang w:val="en-US"/>
         </w:rPr>
         <w:t xml:space="preserve"> </w:t>
@@ -11351,16 +11697,16 @@
       <w:r>
         <w:rPr>
           <w:rFonts w:ascii="Times New Roman" w:hAnsi="Times New Roman" w:cs="Times New Roman"/>
-          <w:sz w:val="28"/>
-          <w:szCs w:val="28"/>
+          <w:sz w:val="24"/>
+          <w:szCs w:val="24"/>
         </w:rPr>
         <w:t>функции</w:t>
       </w:r>
       <w:r>
         <w:rPr>
           <w:rFonts w:ascii="Times New Roman" w:hAnsi="Times New Roman" w:cs="Times New Roman"/>
-          <w:sz w:val="28"/>
-          <w:szCs w:val="28"/>
+          <w:sz w:val="24"/>
+          <w:szCs w:val="24"/>
           <w:lang w:val="en-US"/>
         </w:rPr>
         <w:t>:</w:t>
@@ -11375,15 +11721,15 @@
         <w:spacing w:line="240" w:lineRule="auto"/>
         <w:rPr>
           <w:rFonts w:ascii="Times New Roman" w:hAnsi="Times New Roman" w:cs="Times New Roman"/>
-          <w:sz w:val="28"/>
-          <w:szCs w:val="28"/>
-        </w:rPr>
-      </w:pPr>
-      <w:r>
-        <w:rPr>
-          <w:rFonts w:ascii="Times New Roman" w:hAnsi="Times New Roman" w:cs="Times New Roman"/>
-          <w:sz w:val="28"/>
-          <w:szCs w:val="28"/>
+          <w:sz w:val="24"/>
+          <w:szCs w:val="24"/>
+        </w:rPr>
+      </w:pPr>
+      <w:r>
+        <w:rPr>
+          <w:rFonts w:ascii="Times New Roman" w:hAnsi="Times New Roman" w:cs="Times New Roman"/>
+          <w:sz w:val="24"/>
+          <w:szCs w:val="24"/>
         </w:rPr>
         <w:t xml:space="preserve">половина выборок строится по плотности </w:t>
       </w:r>
@@ -11393,8 +11739,8 @@
             <m:ctrlPr>
               <w:rPr>
                 <w:rFonts w:ascii="Cambria Math" w:hAnsi="Cambria Math" w:cs="Times New Roman"/>
-                <w:sz w:val="28"/>
-                <w:szCs w:val="28"/>
+                <w:sz w:val="24"/>
+                <w:szCs w:val="24"/>
               </w:rPr>
             </m:ctrlPr>
           </m:sSubPr>
@@ -11402,8 +11748,8 @@
             <m:r>
               <w:rPr>
                 <w:rFonts w:ascii="Cambria Math" w:hAnsi="Cambria Math" w:cs="Times New Roman"/>
-                <w:sz w:val="28"/>
-                <w:szCs w:val="28"/>
+                <w:sz w:val="24"/>
+                <w:szCs w:val="24"/>
               </w:rPr>
               <m:t>p</m:t>
             </m:r>
@@ -11412,8 +11758,8 @@
             <m:r>
               <w:rPr>
                 <w:rFonts w:ascii="Cambria Math" w:hAnsi="Cambria Math" w:cs="Times New Roman"/>
-                <w:sz w:val="28"/>
-                <w:szCs w:val="28"/>
+                <w:sz w:val="24"/>
+                <w:szCs w:val="24"/>
               </w:rPr>
               <m:t>1</m:t>
             </m:r>
@@ -11422,8 +11768,8 @@
         <m:r>
           <w:rPr>
             <w:rFonts w:ascii="Cambria Math" w:hAnsi="Cambria Math" w:cs="Times New Roman"/>
-            <w:sz w:val="28"/>
-            <w:szCs w:val="28"/>
+            <w:sz w:val="24"/>
+            <w:szCs w:val="24"/>
           </w:rPr>
           <m:t>(x)∼x</m:t>
         </m:r>
@@ -11431,8 +11777,8 @@
       <w:r>
         <w:rPr>
           <w:rFonts w:ascii="Times New Roman" w:hAnsi="Times New Roman" w:cs="Times New Roman"/>
-          <w:sz w:val="28"/>
-          <w:szCs w:val="28"/>
+          <w:sz w:val="24"/>
+          <w:szCs w:val="24"/>
         </w:rPr>
         <w:t xml:space="preserve">; </w:t>
       </w:r>
@@ -11446,15 +11792,15 @@
         <w:spacing w:line="240" w:lineRule="auto"/>
         <w:rPr>
           <w:rFonts w:ascii="Times New Roman" w:hAnsi="Times New Roman" w:cs="Times New Roman"/>
-          <w:sz w:val="28"/>
-          <w:szCs w:val="28"/>
-        </w:rPr>
-      </w:pPr>
-      <w:r>
-        <w:rPr>
-          <w:rFonts w:ascii="Times New Roman" w:hAnsi="Times New Roman" w:cs="Times New Roman"/>
-          <w:sz w:val="28"/>
-          <w:szCs w:val="28"/>
+          <w:sz w:val="24"/>
+          <w:szCs w:val="24"/>
+        </w:rPr>
+      </w:pPr>
+      <w:r>
+        <w:rPr>
+          <w:rFonts w:ascii="Times New Roman" w:hAnsi="Times New Roman" w:cs="Times New Roman"/>
+          <w:sz w:val="24"/>
+          <w:szCs w:val="24"/>
         </w:rPr>
         <w:t xml:space="preserve">вторая половина — по плотности </w:t>
       </w:r>
@@ -11464,8 +11810,8 @@
             <m:ctrlPr>
               <w:rPr>
                 <w:rFonts w:ascii="Cambria Math" w:hAnsi="Cambria Math" w:cs="Times New Roman"/>
-                <w:sz w:val="28"/>
-                <w:szCs w:val="28"/>
+                <w:sz w:val="24"/>
+                <w:szCs w:val="24"/>
               </w:rPr>
             </m:ctrlPr>
           </m:sSubPr>
@@ -11473,8 +11819,8 @@
             <m:r>
               <w:rPr>
                 <w:rFonts w:ascii="Cambria Math" w:hAnsi="Cambria Math" w:cs="Times New Roman"/>
-                <w:sz w:val="28"/>
-                <w:szCs w:val="28"/>
+                <w:sz w:val="24"/>
+                <w:szCs w:val="24"/>
               </w:rPr>
               <m:t>p</m:t>
             </m:r>
@@ -11483,8 +11829,8 @@
             <m:r>
               <w:rPr>
                 <w:rFonts w:ascii="Cambria Math" w:hAnsi="Cambria Math" w:cs="Times New Roman"/>
-                <w:sz w:val="28"/>
-                <w:szCs w:val="28"/>
+                <w:sz w:val="24"/>
+                <w:szCs w:val="24"/>
               </w:rPr>
               <m:t>2</m:t>
             </m:r>
@@ -11493,8 +11839,8 @@
         <m:r>
           <w:rPr>
             <w:rFonts w:ascii="Cambria Math" w:hAnsi="Cambria Math" w:cs="Times New Roman"/>
-            <w:sz w:val="28"/>
-            <w:szCs w:val="28"/>
+            <w:sz w:val="24"/>
+            <w:szCs w:val="24"/>
           </w:rPr>
           <m:t>(x)∼</m:t>
         </m:r>
@@ -11503,8 +11849,8 @@
             <m:ctrlPr>
               <w:rPr>
                 <w:rFonts w:ascii="Cambria Math" w:hAnsi="Cambria Math" w:cs="Times New Roman"/>
-                <w:sz w:val="28"/>
-                <w:szCs w:val="28"/>
+                <w:sz w:val="24"/>
+                <w:szCs w:val="24"/>
               </w:rPr>
             </m:ctrlPr>
           </m:sSupPr>
@@ -11512,8 +11858,8 @@
             <m:r>
               <w:rPr>
                 <w:rFonts w:ascii="Cambria Math" w:hAnsi="Cambria Math" w:cs="Times New Roman"/>
-                <w:sz w:val="28"/>
-                <w:szCs w:val="28"/>
+                <w:sz w:val="24"/>
+                <w:szCs w:val="24"/>
               </w:rPr>
               <m:t>x</m:t>
             </m:r>
@@ -11522,8 +11868,8 @@
             <m:r>
               <w:rPr>
                 <w:rFonts w:ascii="Cambria Math" w:hAnsi="Cambria Math" w:cs="Times New Roman"/>
-                <w:sz w:val="28"/>
-                <w:szCs w:val="28"/>
+                <w:sz w:val="24"/>
+                <w:szCs w:val="24"/>
               </w:rPr>
               <m:t>3</m:t>
             </m:r>
@@ -11533,8 +11879,8 @@
       <w:r>
         <w:rPr>
           <w:rFonts w:ascii="Times New Roman" w:hAnsi="Times New Roman" w:cs="Times New Roman"/>
-          <w:sz w:val="28"/>
-          <w:szCs w:val="28"/>
+          <w:sz w:val="24"/>
+          <w:szCs w:val="24"/>
         </w:rPr>
         <w:t xml:space="preserve">; </w:t>
       </w:r>
@@ -11548,15 +11894,15 @@
         <w:spacing w:line="240" w:lineRule="auto"/>
         <w:rPr>
           <w:rFonts w:ascii="Times New Roman" w:hAnsi="Times New Roman" w:cs="Times New Roman"/>
-          <w:sz w:val="28"/>
-          <w:szCs w:val="28"/>
-        </w:rPr>
-      </w:pPr>
-      <w:r>
-        <w:rPr>
-          <w:rFonts w:ascii="Times New Roman" w:hAnsi="Times New Roman" w:cs="Times New Roman"/>
-          <w:sz w:val="28"/>
-          <w:szCs w:val="28"/>
+          <w:sz w:val="24"/>
+          <w:szCs w:val="24"/>
+        </w:rPr>
+      </w:pPr>
+      <w:r>
+        <w:rPr>
+          <w:rFonts w:ascii="Times New Roman" w:hAnsi="Times New Roman" w:cs="Times New Roman"/>
+          <w:sz w:val="24"/>
+          <w:szCs w:val="24"/>
         </w:rPr>
         <w:t xml:space="preserve">для каждой выборки учитывается соответствующий вес; </w:t>
       </w:r>
@@ -11570,15 +11916,15 @@
         <w:spacing w:line="240" w:lineRule="auto"/>
         <w:rPr>
           <w:rFonts w:ascii="Times New Roman" w:hAnsi="Times New Roman" w:cs="Times New Roman"/>
-          <w:sz w:val="28"/>
-          <w:szCs w:val="28"/>
-        </w:rPr>
-      </w:pPr>
-      <w:r>
-        <w:rPr>
-          <w:rFonts w:ascii="Times New Roman" w:hAnsi="Times New Roman" w:cs="Times New Roman"/>
-          <w:sz w:val="28"/>
-          <w:szCs w:val="28"/>
+          <w:sz w:val="24"/>
+          <w:szCs w:val="24"/>
+        </w:rPr>
+      </w:pPr>
+      <w:r>
+        <w:rPr>
+          <w:rFonts w:ascii="Times New Roman" w:hAnsi="Times New Roman" w:cs="Times New Roman"/>
+          <w:sz w:val="24"/>
+          <w:szCs w:val="24"/>
         </w:rPr>
         <w:t>итоговая оценка интеграла получается объединением вкладов от двух распределений.</w:t>
       </w:r>
@@ -11586,12 +11932,21 @@
     <w:p>
       <w:pPr>
         <w:spacing w:line="240" w:lineRule="auto"/>
-        <w:rPr>
-          <w:rFonts w:ascii="Times New Roman" w:hAnsi="Times New Roman" w:cs="Times New Roman"/>
-          <w:sz w:val="28"/>
-          <w:szCs w:val="28"/>
-        </w:rPr>
-      </w:pPr>
+        <w:ind w:firstLine="360"/>
+        <w:rPr>
+          <w:rFonts w:ascii="Times New Roman" w:hAnsi="Times New Roman" w:cs="Times New Roman"/>
+          <w:sz w:val="24"/>
+          <w:szCs w:val="24"/>
+        </w:rPr>
+      </w:pPr>
+      <w:r>
+        <w:rPr>
+          <w:rFonts w:ascii="Times New Roman" w:hAnsi="Times New Roman" w:cs="Times New Roman"/>
+          <w:sz w:val="24"/>
+          <w:szCs w:val="24"/>
+        </w:rPr>
+        <w:t>Метод MIS объединяет выборки из двух различных распределений и позволяет использовать преимущества каждого из них. Это делает оценку более устойчивой по сравнению с использованием только одной плотности вероятности.</w:t>
+      </w:r>
     </w:p>
     <w:p>
       <w:pPr>
@@ -11633,15 +11988,15 @@
         <w:ind w:left="360" w:firstLine="348"/>
         <w:rPr>
           <w:rFonts w:ascii="Times New Roman" w:hAnsi="Times New Roman" w:cs="Times New Roman"/>
-          <w:sz w:val="28"/>
-          <w:szCs w:val="28"/>
-        </w:rPr>
-      </w:pPr>
-      <w:r>
-        <w:rPr>
-          <w:rFonts w:ascii="Times New Roman" w:hAnsi="Times New Roman" w:cs="Times New Roman"/>
-          <w:sz w:val="28"/>
-          <w:szCs w:val="28"/>
+          <w:sz w:val="24"/>
+          <w:szCs w:val="24"/>
+        </w:rPr>
+      </w:pPr>
+      <w:r>
+        <w:rPr>
+          <w:rFonts w:ascii="Times New Roman" w:hAnsi="Times New Roman" w:cs="Times New Roman"/>
+          <w:sz w:val="24"/>
+          <w:szCs w:val="24"/>
         </w:rPr>
         <w:t>Метод русской рулетки реализуется с помощью случайного отбора: вклад точки либо сохраняется, либо отбрасывается, а при сохранении корректируется на вероятность прохождения.</w:t>
       </w:r>
@@ -11665,7 +12020,6 @@
           <w:szCs w:val="20"/>
           <w:lang w:val="en-US"/>
         </w:rPr>
-        <w:lastRenderedPageBreak/>
         <w:t xml:space="preserve">def </w:t>
       </w:r>
       <w:proofErr w:type="spellStart"/>
@@ -11962,6 +12316,7 @@
           <w:szCs w:val="20"/>
           <w:lang w:val="en-US"/>
         </w:rPr>
+        <w:lastRenderedPageBreak/>
         <w:t xml:space="preserve">    for _ in range(n):</w:t>
       </w:r>
     </w:p>
@@ -12160,15 +12515,15 @@
         <w:ind w:firstLine="360"/>
         <w:rPr>
           <w:rFonts w:ascii="Times New Roman" w:hAnsi="Times New Roman" w:cs="Times New Roman"/>
-          <w:sz w:val="28"/>
-          <w:szCs w:val="28"/>
-        </w:rPr>
-      </w:pPr>
-      <w:r>
-        <w:rPr>
-          <w:rFonts w:ascii="Times New Roman" w:hAnsi="Times New Roman" w:cs="Times New Roman"/>
-          <w:sz w:val="28"/>
-          <w:szCs w:val="28"/>
+          <w:sz w:val="24"/>
+          <w:szCs w:val="24"/>
+        </w:rPr>
+      </w:pPr>
+      <w:r>
+        <w:rPr>
+          <w:rFonts w:ascii="Times New Roman" w:hAnsi="Times New Roman" w:cs="Times New Roman"/>
+          <w:sz w:val="24"/>
+          <w:szCs w:val="24"/>
         </w:rPr>
         <w:t>Здесь:</w:t>
       </w:r>
@@ -12182,15 +12537,15 @@
         <w:spacing w:line="240" w:lineRule="auto"/>
         <w:rPr>
           <w:rFonts w:ascii="Times New Roman" w:hAnsi="Times New Roman" w:cs="Times New Roman"/>
-          <w:sz w:val="28"/>
-          <w:szCs w:val="28"/>
-        </w:rPr>
-      </w:pPr>
-      <w:r>
-        <w:rPr>
-          <w:rFonts w:ascii="Times New Roman" w:hAnsi="Times New Roman" w:cs="Times New Roman"/>
-          <w:sz w:val="28"/>
-          <w:szCs w:val="28"/>
+          <w:sz w:val="24"/>
+          <w:szCs w:val="24"/>
+        </w:rPr>
+      </w:pPr>
+      <w:r>
+        <w:rPr>
+          <w:rFonts w:ascii="Times New Roman" w:hAnsi="Times New Roman" w:cs="Times New Roman"/>
+          <w:sz w:val="24"/>
+          <w:szCs w:val="24"/>
         </w:rPr>
         <w:t xml:space="preserve">q = 1 - R — вероятность того, что вклад точки будет учтен; </w:t>
       </w:r>
@@ -12204,15 +12559,15 @@
         <w:spacing w:line="240" w:lineRule="auto"/>
         <w:rPr>
           <w:rFonts w:ascii="Times New Roman" w:hAnsi="Times New Roman" w:cs="Times New Roman"/>
-          <w:sz w:val="28"/>
-          <w:szCs w:val="28"/>
-        </w:rPr>
-      </w:pPr>
-      <w:r>
-        <w:rPr>
-          <w:rFonts w:ascii="Times New Roman" w:hAnsi="Times New Roman" w:cs="Times New Roman"/>
-          <w:sz w:val="28"/>
-          <w:szCs w:val="28"/>
+          <w:sz w:val="24"/>
+          <w:szCs w:val="24"/>
+        </w:rPr>
+      </w:pPr>
+      <w:r>
+        <w:rPr>
+          <w:rFonts w:ascii="Times New Roman" w:hAnsi="Times New Roman" w:cs="Times New Roman"/>
+          <w:sz w:val="24"/>
+          <w:szCs w:val="24"/>
         </w:rPr>
         <w:t xml:space="preserve">если случайное число меньше q, значение функции включается в сумму с поправочным множителем 1/q; </w:t>
       </w:r>
@@ -12226,47 +12581,45 @@
         <w:spacing w:line="240" w:lineRule="auto"/>
         <w:rPr>
           <w:rFonts w:ascii="Times New Roman" w:hAnsi="Times New Roman" w:cs="Times New Roman"/>
+          <w:sz w:val="24"/>
+          <w:szCs w:val="24"/>
+        </w:rPr>
+      </w:pPr>
+      <w:r>
+        <w:rPr>
+          <w:rFonts w:ascii="Times New Roman" w:hAnsi="Times New Roman" w:cs="Times New Roman"/>
+          <w:sz w:val="24"/>
+          <w:szCs w:val="24"/>
+        </w:rPr>
+        <w:t xml:space="preserve">если условие не выполняется, вклад считается равным нулю. </w:t>
+      </w:r>
+    </w:p>
+    <w:p>
+      <w:pPr>
+        <w:spacing w:line="240" w:lineRule="auto"/>
+        <w:ind w:left="360" w:firstLine="348"/>
+        <w:rPr>
+          <w:rFonts w:ascii="Times New Roman" w:hAnsi="Times New Roman" w:cs="Times New Roman"/>
+          <w:sz w:val="24"/>
+          <w:szCs w:val="24"/>
+        </w:rPr>
+      </w:pPr>
+      <w:r>
+        <w:rPr>
+          <w:rFonts w:ascii="Times New Roman" w:hAnsi="Times New Roman" w:cs="Times New Roman"/>
+          <w:sz w:val="24"/>
+          <w:szCs w:val="24"/>
+        </w:rPr>
+        <w:t>В программе рассматриваются три точки отсечки: 0.5, 0.75, 0.95.</w:t>
+      </w:r>
+    </w:p>
+    <w:p>
+      <w:pPr>
+        <w:spacing w:line="240" w:lineRule="auto"/>
+        <w:rPr>
+          <w:rFonts w:ascii="Times New Roman" w:hAnsi="Times New Roman" w:cs="Times New Roman"/>
           <w:sz w:val="28"/>
           <w:szCs w:val="28"/>
-        </w:rPr>
-      </w:pPr>
-      <w:r>
-        <w:rPr>
-          <w:rFonts w:ascii="Times New Roman" w:hAnsi="Times New Roman" w:cs="Times New Roman"/>
-          <w:sz w:val="28"/>
-          <w:szCs w:val="28"/>
-        </w:rPr>
-        <w:t xml:space="preserve">если условие не выполняется, вклад считается равным нулю. </w:t>
-      </w:r>
-    </w:p>
-    <w:p>
-      <w:pPr>
-        <w:spacing w:line="240" w:lineRule="auto"/>
-        <w:ind w:left="360" w:firstLine="348"/>
-        <w:rPr>
-          <w:rFonts w:ascii="Times New Roman" w:hAnsi="Times New Roman" w:cs="Times New Roman"/>
-          <w:sz w:val="28"/>
-          <w:szCs w:val="28"/>
-          <w:lang w:val="en-US"/>
-        </w:rPr>
-      </w:pPr>
-      <w:r>
-        <w:rPr>
-          <w:rFonts w:ascii="Times New Roman" w:hAnsi="Times New Roman" w:cs="Times New Roman"/>
-          <w:sz w:val="28"/>
-          <w:szCs w:val="28"/>
-        </w:rPr>
-        <w:t>В программе рассматриваются три точки отсечки: 0.5, 0.75, 0.95.</w:t>
-      </w:r>
-    </w:p>
-    <w:p>
-      <w:pPr>
-        <w:spacing w:line="240" w:lineRule="auto"/>
-        <w:rPr>
-          <w:rFonts w:ascii="Times New Roman" w:hAnsi="Times New Roman" w:cs="Times New Roman"/>
-          <w:sz w:val="28"/>
-          <w:szCs w:val="28"/>
-          <w:lang w:val="en-US"/>
         </w:rPr>
       </w:pPr>
     </w:p>
@@ -12299,15 +12652,15 @@
         <w:ind w:firstLine="360"/>
         <w:rPr>
           <w:rFonts w:ascii="Times New Roman" w:hAnsi="Times New Roman" w:cs="Times New Roman"/>
-          <w:sz w:val="28"/>
-          <w:szCs w:val="28"/>
-        </w:rPr>
-      </w:pPr>
-      <w:r>
-        <w:rPr>
-          <w:rFonts w:ascii="Times New Roman" w:hAnsi="Times New Roman" w:cs="Times New Roman"/>
-          <w:sz w:val="28"/>
-          <w:szCs w:val="28"/>
+          <w:sz w:val="24"/>
+          <w:szCs w:val="24"/>
+        </w:rPr>
+      </w:pPr>
+      <w:r>
+        <w:rPr>
+          <w:rFonts w:ascii="Times New Roman" w:hAnsi="Times New Roman" w:cs="Times New Roman"/>
+          <w:sz w:val="24"/>
+          <w:szCs w:val="24"/>
         </w:rPr>
         <w:t>После вычисления приближенного значения интеграла определяется абсолютная ошибка и оценка погрешности, указанная в задании.</w:t>
       </w:r>
@@ -12565,15 +12918,15 @@
         <w:ind w:left="360"/>
         <w:rPr>
           <w:rFonts w:ascii="Times New Roman" w:hAnsi="Times New Roman" w:cs="Times New Roman"/>
-          <w:sz w:val="28"/>
-          <w:szCs w:val="28"/>
-        </w:rPr>
-      </w:pPr>
-      <w:r>
-        <w:rPr>
-          <w:rFonts w:ascii="Times New Roman" w:hAnsi="Times New Roman" w:cs="Times New Roman"/>
-          <w:sz w:val="28"/>
-          <w:szCs w:val="28"/>
+          <w:sz w:val="24"/>
+          <w:szCs w:val="24"/>
+        </w:rPr>
+      </w:pPr>
+      <w:r>
+        <w:rPr>
+          <w:rFonts w:ascii="Times New Roman" w:hAnsi="Times New Roman" w:cs="Times New Roman"/>
+          <w:sz w:val="24"/>
+          <w:szCs w:val="24"/>
         </w:rPr>
         <w:t xml:space="preserve">Функция </w:t>
       </w:r>
@@ -12581,8 +12934,8 @@
       <w:r>
         <w:rPr>
           <w:rFonts w:ascii="Times New Roman" w:hAnsi="Times New Roman" w:cs="Times New Roman"/>
-          <w:sz w:val="28"/>
-          <w:szCs w:val="28"/>
+          <w:sz w:val="24"/>
+          <w:szCs w:val="24"/>
         </w:rPr>
         <w:t>error_abs</w:t>
       </w:r>
@@ -12590,16 +12943,16 @@
       <w:r>
         <w:rPr>
           <w:rFonts w:ascii="Times New Roman" w:hAnsi="Times New Roman" w:cs="Times New Roman"/>
-          <w:sz w:val="28"/>
-          <w:szCs w:val="28"/>
+          <w:sz w:val="24"/>
+          <w:szCs w:val="24"/>
         </w:rPr>
         <w:t xml:space="preserve"> вычисляет модуль разности между точным и приближенным значениями интеграла.</w:t>
       </w:r>
       <w:r>
         <w:rPr>
           <w:rFonts w:ascii="Times New Roman" w:hAnsi="Times New Roman" w:cs="Times New Roman"/>
-          <w:sz w:val="28"/>
-          <w:szCs w:val="28"/>
+          <w:sz w:val="24"/>
+          <w:szCs w:val="24"/>
         </w:rPr>
         <w:br/>
         <w:t xml:space="preserve">Функция </w:t>
@@ -12608,8 +12961,8 @@
       <w:r>
         <w:rPr>
           <w:rFonts w:ascii="Times New Roman" w:hAnsi="Times New Roman" w:cs="Times New Roman"/>
-          <w:sz w:val="28"/>
-          <w:szCs w:val="28"/>
+          <w:sz w:val="24"/>
+          <w:szCs w:val="24"/>
         </w:rPr>
         <w:t>delta_estimate</w:t>
       </w:r>
@@ -12617,8 +12970,8 @@
       <w:r>
         <w:rPr>
           <w:rFonts w:ascii="Times New Roman" w:hAnsi="Times New Roman" w:cs="Times New Roman"/>
-          <w:sz w:val="28"/>
-          <w:szCs w:val="28"/>
+          <w:sz w:val="24"/>
+          <w:szCs w:val="24"/>
         </w:rPr>
         <w:t xml:space="preserve"> вычисляет величину:</w:t>
       </w:r>
@@ -12628,8 +12981,8 @@
         <w:spacing w:line="240" w:lineRule="auto"/>
         <w:rPr>
           <w:rFonts w:ascii="Times New Roman" w:hAnsi="Times New Roman" w:cs="Times New Roman"/>
-          <w:sz w:val="28"/>
-          <w:szCs w:val="28"/>
+          <w:sz w:val="24"/>
+          <w:szCs w:val="24"/>
         </w:rPr>
       </w:pPr>
       <m:oMathPara>
@@ -12640,17 +12993,16 @@
             </m:rPr>
             <w:rPr>
               <w:rFonts w:ascii="Cambria Math" w:hAnsi="Cambria Math" w:cs="Times New Roman"/>
-              <w:sz w:val="28"/>
-              <w:szCs w:val="28"/>
+              <w:sz w:val="24"/>
+              <w:szCs w:val="24"/>
             </w:rPr>
-            <w:lastRenderedPageBreak/>
             <m:t>Δ</m:t>
           </m:r>
           <m:r>
             <w:rPr>
               <w:rFonts w:ascii="Cambria Math" w:hAnsi="Cambria Math" w:cs="Times New Roman"/>
-              <w:sz w:val="28"/>
-              <w:szCs w:val="28"/>
+              <w:sz w:val="24"/>
+              <w:szCs w:val="24"/>
             </w:rPr>
             <m:t>I=</m:t>
           </m:r>
@@ -12659,8 +13011,8 @@
               <m:ctrlPr>
                 <w:rPr>
                   <w:rFonts w:ascii="Cambria Math" w:hAnsi="Cambria Math" w:cs="Times New Roman"/>
-                  <w:sz w:val="28"/>
-                  <w:szCs w:val="28"/>
+                  <w:sz w:val="24"/>
+                  <w:szCs w:val="24"/>
                 </w:rPr>
               </m:ctrlPr>
             </m:fPr>
@@ -12670,8 +13022,8 @@
                   <m:ctrlPr>
                     <w:rPr>
                       <w:rFonts w:ascii="Cambria Math" w:hAnsi="Cambria Math" w:cs="Times New Roman"/>
-                      <w:sz w:val="28"/>
-                      <w:szCs w:val="28"/>
+                      <w:sz w:val="24"/>
+                      <w:szCs w:val="24"/>
                     </w:rPr>
                   </m:ctrlPr>
                 </m:sSubPr>
@@ -12679,8 +13031,8 @@
                   <m:r>
                     <w:rPr>
                       <w:rFonts w:ascii="Cambria Math" w:hAnsi="Cambria Math" w:cs="Times New Roman"/>
-                      <w:sz w:val="28"/>
-                      <w:szCs w:val="28"/>
+                      <w:sz w:val="24"/>
+                      <w:szCs w:val="24"/>
                     </w:rPr>
                     <m:t>I</m:t>
                   </m:r>
@@ -12689,8 +13041,8 @@
                   <m:r>
                     <w:rPr>
                       <w:rFonts w:ascii="Cambria Math" w:hAnsi="Cambria Math" w:cs="Times New Roman"/>
-                      <w:sz w:val="28"/>
-                      <w:szCs w:val="28"/>
+                      <w:sz w:val="24"/>
+                      <w:szCs w:val="24"/>
                     </w:rPr>
                     <m:t>true</m:t>
                   </m:r>
@@ -12704,8 +13056,8 @@
                   <m:ctrlPr>
                     <w:rPr>
                       <w:rFonts w:ascii="Cambria Math" w:hAnsi="Cambria Math" w:cs="Times New Roman"/>
-                      <w:sz w:val="28"/>
-                      <w:szCs w:val="28"/>
+                      <w:sz w:val="24"/>
+                      <w:szCs w:val="24"/>
                     </w:rPr>
                   </m:ctrlPr>
                 </m:radPr>
@@ -12714,8 +13066,8 @@
                   <m:r>
                     <w:rPr>
                       <w:rFonts w:ascii="Cambria Math" w:hAnsi="Cambria Math" w:cs="Times New Roman"/>
-                      <w:sz w:val="28"/>
-                      <w:szCs w:val="28"/>
+                      <w:sz w:val="24"/>
+                      <w:szCs w:val="24"/>
                     </w:rPr>
                     <m:t>N</m:t>
                   </m:r>
@@ -12724,10 +13076,13 @@
             </m:den>
           </m:f>
           <m:r>
+            <m:rPr>
+              <m:sty m:val="p"/>
+            </m:rPr>
             <w:rPr>
               <w:rFonts w:ascii="Times New Roman" w:hAnsi="Times New Roman" w:cs="Times New Roman"/>
-              <w:sz w:val="28"/>
-              <w:szCs w:val="28"/>
+              <w:sz w:val="24"/>
+              <w:szCs w:val="24"/>
             </w:rPr>
             <w:br/>
           </m:r>
@@ -12740,15 +13095,15 @@
         <w:ind w:firstLine="708"/>
         <w:rPr>
           <w:rFonts w:ascii="Consolas" w:hAnsi="Consolas" w:cs="Times New Roman"/>
-          <w:sz w:val="20"/>
-          <w:szCs w:val="20"/>
-        </w:rPr>
-      </w:pPr>
-      <w:r>
-        <w:rPr>
-          <w:rFonts w:ascii="Times New Roman" w:hAnsi="Times New Roman" w:cs="Times New Roman"/>
-          <w:sz w:val="28"/>
-          <w:szCs w:val="28"/>
+          <w:sz w:val="24"/>
+          <w:szCs w:val="24"/>
+        </w:rPr>
+      </w:pPr>
+      <w:r>
+        <w:rPr>
+          <w:rFonts w:ascii="Times New Roman" w:hAnsi="Times New Roman" w:cs="Times New Roman"/>
+          <w:sz w:val="24"/>
+          <w:szCs w:val="24"/>
         </w:rPr>
         <w:t>которая используется в таблицах результатов.</w:t>
       </w:r>
@@ -12798,15 +13153,15 @@
         <w:ind w:left="360" w:firstLine="348"/>
         <w:rPr>
           <w:rFonts w:ascii="Times New Roman" w:hAnsi="Times New Roman" w:cs="Times New Roman"/>
-          <w:sz w:val="28"/>
-          <w:szCs w:val="28"/>
-        </w:rPr>
-      </w:pPr>
-      <w:r>
-        <w:rPr>
-          <w:rFonts w:ascii="Times New Roman" w:hAnsi="Times New Roman" w:cs="Times New Roman"/>
-          <w:sz w:val="28"/>
-          <w:szCs w:val="28"/>
+          <w:sz w:val="24"/>
+          <w:szCs w:val="24"/>
+        </w:rPr>
+      </w:pPr>
+      <w:r>
+        <w:rPr>
+          <w:rFonts w:ascii="Times New Roman" w:hAnsi="Times New Roman" w:cs="Times New Roman"/>
+          <w:sz w:val="24"/>
+          <w:szCs w:val="24"/>
         </w:rPr>
         <w:t>Для удобного представления результатов в программе используется отдельная функция печати таблиц.</w:t>
       </w:r>
@@ -12934,6 +13289,7 @@
           <w:szCs w:val="20"/>
           <w:lang w:val="en-US"/>
         </w:rPr>
+        <w:lastRenderedPageBreak/>
         <w:t xml:space="preserve">    print(title)</w:t>
       </w:r>
     </w:p>
@@ -14075,50 +14431,33 @@
           <w:rFonts w:ascii="Courier New" w:hAnsi="Courier New" w:cs="Courier New"/>
           <w:sz w:val="20"/>
           <w:szCs w:val="20"/>
-        </w:rPr>
-        <w:t xml:space="preserve">        )</w:t>
-      </w:r>
-    </w:p>
-    <w:p>
-      <w:pPr>
-        <w:spacing w:line="240" w:lineRule="auto"/>
-        <w:ind w:left="360" w:firstLine="348"/>
-        <w:rPr>
-          <w:rFonts w:ascii="Times New Roman" w:eastAsiaTheme="majorEastAsia" w:hAnsi="Times New Roman" w:cs="Times New Roman"/>
-          <w:color w:val="000000" w:themeColor="text1"/>
-          <w:sz w:val="28"/>
-          <w:szCs w:val="28"/>
-          <w:lang w:val="en-US"/>
-        </w:rPr>
-      </w:pPr>
-    </w:p>
-    <w:p>
-      <w:pPr>
-        <w:spacing w:line="240" w:lineRule="auto"/>
-        <w:ind w:left="360" w:firstLine="348"/>
-        <w:rPr>
-          <w:rFonts w:ascii="Times New Roman" w:eastAsiaTheme="majorEastAsia" w:hAnsi="Times New Roman" w:cs="Times New Roman"/>
-          <w:color w:val="000000" w:themeColor="text1"/>
-          <w:sz w:val="28"/>
-          <w:szCs w:val="28"/>
-          <w:lang w:val="en-US"/>
-        </w:rPr>
-      </w:pPr>
+          <w:lang w:val="en-US"/>
+        </w:rPr>
+        <w:t xml:space="preserve">        </w:t>
+      </w:r>
+      <w:r>
+        <w:rPr>
+          <w:rFonts w:ascii="Courier New" w:hAnsi="Courier New" w:cs="Courier New"/>
+          <w:sz w:val="20"/>
+          <w:szCs w:val="20"/>
+        </w:rPr>
+        <w:t>)</w:t>
+      </w:r>
     </w:p>
     <w:p>
       <w:pPr>
         <w:ind w:firstLine="360"/>
         <w:rPr>
           <w:rFonts w:ascii="Times New Roman" w:hAnsi="Times New Roman" w:cs="Times New Roman"/>
-          <w:sz w:val="28"/>
-          <w:szCs w:val="28"/>
-        </w:rPr>
-      </w:pPr>
-      <w:r>
-        <w:rPr>
-          <w:rFonts w:ascii="Times New Roman" w:hAnsi="Times New Roman" w:cs="Times New Roman"/>
-          <w:sz w:val="28"/>
-          <w:szCs w:val="28"/>
+          <w:sz w:val="24"/>
+          <w:szCs w:val="24"/>
+        </w:rPr>
+      </w:pPr>
+      <w:r>
+        <w:rPr>
+          <w:rFonts w:ascii="Times New Roman" w:hAnsi="Times New Roman" w:cs="Times New Roman"/>
+          <w:sz w:val="24"/>
+          <w:szCs w:val="24"/>
         </w:rPr>
         <w:t>Данная функция выводит таблицу со следующими столбцами:</w:t>
       </w:r>
@@ -14131,17 +14470,16 @@
         </w:numPr>
         <w:rPr>
           <w:rFonts w:ascii="Times New Roman" w:hAnsi="Times New Roman" w:cs="Times New Roman"/>
-          <w:sz w:val="28"/>
-          <w:szCs w:val="28"/>
-        </w:rPr>
-      </w:pPr>
-      <w:r>
-        <w:rPr>
-          <w:rFonts w:ascii="Times New Roman" w:hAnsi="Times New Roman" w:cs="Times New Roman"/>
-          <w:sz w:val="28"/>
-          <w:szCs w:val="28"/>
-        </w:rPr>
-        <w:lastRenderedPageBreak/>
+          <w:sz w:val="24"/>
+          <w:szCs w:val="24"/>
+        </w:rPr>
+      </w:pPr>
+      <w:r>
+        <w:rPr>
+          <w:rFonts w:ascii="Times New Roman" w:hAnsi="Times New Roman" w:cs="Times New Roman"/>
+          <w:sz w:val="24"/>
+          <w:szCs w:val="24"/>
+        </w:rPr>
         <w:t xml:space="preserve">параметр метода; </w:t>
       </w:r>
     </w:p>
@@ -14153,15 +14491,15 @@
         </w:numPr>
         <w:rPr>
           <w:rFonts w:ascii="Times New Roman" w:hAnsi="Times New Roman" w:cs="Times New Roman"/>
-          <w:sz w:val="28"/>
-          <w:szCs w:val="28"/>
-        </w:rPr>
-      </w:pPr>
-      <w:r>
-        <w:rPr>
-          <w:rFonts w:ascii="Times New Roman" w:hAnsi="Times New Roman" w:cs="Times New Roman"/>
-          <w:sz w:val="28"/>
-          <w:szCs w:val="28"/>
+          <w:sz w:val="24"/>
+          <w:szCs w:val="24"/>
+        </w:rPr>
+      </w:pPr>
+      <w:r>
+        <w:rPr>
+          <w:rFonts w:ascii="Times New Roman" w:hAnsi="Times New Roman" w:cs="Times New Roman"/>
+          <w:sz w:val="24"/>
+          <w:szCs w:val="24"/>
         </w:rPr>
         <w:t xml:space="preserve">число выборок; </w:t>
       </w:r>
@@ -14174,15 +14512,15 @@
         </w:numPr>
         <w:rPr>
           <w:rFonts w:ascii="Times New Roman" w:hAnsi="Times New Roman" w:cs="Times New Roman"/>
-          <w:sz w:val="28"/>
-          <w:szCs w:val="28"/>
-        </w:rPr>
-      </w:pPr>
-      <w:r>
-        <w:rPr>
-          <w:rFonts w:ascii="Times New Roman" w:hAnsi="Times New Roman" w:cs="Times New Roman"/>
-          <w:sz w:val="28"/>
-          <w:szCs w:val="28"/>
+          <w:sz w:val="24"/>
+          <w:szCs w:val="24"/>
+        </w:rPr>
+      </w:pPr>
+      <w:r>
+        <w:rPr>
+          <w:rFonts w:ascii="Times New Roman" w:hAnsi="Times New Roman" w:cs="Times New Roman"/>
+          <w:sz w:val="24"/>
+          <w:szCs w:val="24"/>
         </w:rPr>
         <w:t xml:space="preserve">точное значение интеграла; </w:t>
       </w:r>
@@ -14195,15 +14533,15 @@
         </w:numPr>
         <w:rPr>
           <w:rFonts w:ascii="Times New Roman" w:hAnsi="Times New Roman" w:cs="Times New Roman"/>
-          <w:sz w:val="28"/>
-          <w:szCs w:val="28"/>
-        </w:rPr>
-      </w:pPr>
-      <w:r>
-        <w:rPr>
-          <w:rFonts w:ascii="Times New Roman" w:hAnsi="Times New Roman" w:cs="Times New Roman"/>
-          <w:sz w:val="28"/>
-          <w:szCs w:val="28"/>
+          <w:sz w:val="24"/>
+          <w:szCs w:val="24"/>
+        </w:rPr>
+      </w:pPr>
+      <w:r>
+        <w:rPr>
+          <w:rFonts w:ascii="Times New Roman" w:hAnsi="Times New Roman" w:cs="Times New Roman"/>
+          <w:sz w:val="24"/>
+          <w:szCs w:val="24"/>
         </w:rPr>
         <w:t xml:space="preserve">вычисленное значение; </w:t>
       </w:r>
@@ -14216,15 +14554,15 @@
         </w:numPr>
         <w:rPr>
           <w:rFonts w:ascii="Times New Roman" w:hAnsi="Times New Roman" w:cs="Times New Roman"/>
-          <w:sz w:val="28"/>
-          <w:szCs w:val="28"/>
-        </w:rPr>
-      </w:pPr>
-      <w:r>
-        <w:rPr>
-          <w:rFonts w:ascii="Times New Roman" w:hAnsi="Times New Roman" w:cs="Times New Roman"/>
-          <w:sz w:val="28"/>
-          <w:szCs w:val="28"/>
+          <w:sz w:val="24"/>
+          <w:szCs w:val="24"/>
+        </w:rPr>
+      </w:pPr>
+      <w:r>
+        <w:rPr>
+          <w:rFonts w:ascii="Times New Roman" w:hAnsi="Times New Roman" w:cs="Times New Roman"/>
+          <w:sz w:val="24"/>
+          <w:szCs w:val="24"/>
         </w:rPr>
         <w:t xml:space="preserve">абсолютная ошибка; </w:t>
       </w:r>
@@ -14237,15 +14575,15 @@
         </w:numPr>
         <w:rPr>
           <w:rFonts w:ascii="Times New Roman" w:hAnsi="Times New Roman" w:cs="Times New Roman"/>
-          <w:sz w:val="28"/>
-          <w:szCs w:val="28"/>
-        </w:rPr>
-      </w:pPr>
-      <w:r>
-        <w:rPr>
-          <w:rFonts w:ascii="Times New Roman" w:hAnsi="Times New Roman" w:cs="Times New Roman"/>
-          <w:sz w:val="28"/>
-          <w:szCs w:val="28"/>
+          <w:sz w:val="24"/>
+          <w:szCs w:val="24"/>
+        </w:rPr>
+      </w:pPr>
+      <w:r>
+        <w:rPr>
+          <w:rFonts w:ascii="Times New Roman" w:hAnsi="Times New Roman" w:cs="Times New Roman"/>
+          <w:sz w:val="24"/>
+          <w:szCs w:val="24"/>
         </w:rPr>
         <w:t xml:space="preserve">оценка погрешности. </w:t>
       </w:r>
@@ -14253,7 +14591,32 @@
     <w:p>
       <w:pPr>
         <w:rPr>
-          <w:lang w:val="en-US"/>
+          <w:sz w:val="24"/>
+          <w:szCs w:val="24"/>
+        </w:rPr>
+      </w:pPr>
+    </w:p>
+    <w:p>
+      <w:pPr>
+        <w:rPr>
+          <w:sz w:val="24"/>
+          <w:szCs w:val="24"/>
+        </w:rPr>
+      </w:pPr>
+    </w:p>
+    <w:p>
+      <w:pPr>
+        <w:rPr>
+          <w:sz w:val="24"/>
+          <w:szCs w:val="24"/>
+        </w:rPr>
+      </w:pPr>
+    </w:p>
+    <w:p>
+      <w:pPr>
+        <w:rPr>
+          <w:sz w:val="24"/>
+          <w:szCs w:val="24"/>
         </w:rPr>
       </w:pPr>
     </w:p>
@@ -14277,6 +14640,7 @@
           <w:sz w:val="28"/>
           <w:szCs w:val="28"/>
         </w:rPr>
+        <w:lastRenderedPageBreak/>
         <w:t>Основная функция программы</w:t>
       </w:r>
     </w:p>
@@ -14285,16 +14649,15 @@
         <w:ind w:firstLine="360"/>
         <w:rPr>
           <w:rFonts w:ascii="Times New Roman" w:hAnsi="Times New Roman" w:cs="Times New Roman"/>
-          <w:sz w:val="28"/>
-          <w:szCs w:val="28"/>
-          <w:lang w:val="en-US"/>
-        </w:rPr>
-      </w:pPr>
-      <w:r>
-        <w:rPr>
-          <w:rFonts w:ascii="Times New Roman" w:hAnsi="Times New Roman" w:cs="Times New Roman"/>
-          <w:sz w:val="28"/>
-          <w:szCs w:val="28"/>
+          <w:sz w:val="24"/>
+          <w:szCs w:val="24"/>
+        </w:rPr>
+      </w:pPr>
+      <w:r>
+        <w:rPr>
+          <w:rFonts w:ascii="Times New Roman" w:hAnsi="Times New Roman" w:cs="Times New Roman"/>
+          <w:sz w:val="24"/>
+          <w:szCs w:val="24"/>
         </w:rPr>
         <w:t xml:space="preserve">Основная функция </w:t>
       </w:r>
@@ -14303,8 +14666,8 @@
       <w:r>
         <w:rPr>
           <w:rFonts w:ascii="Times New Roman" w:hAnsi="Times New Roman" w:cs="Times New Roman"/>
-          <w:sz w:val="28"/>
-          <w:szCs w:val="28"/>
+          <w:sz w:val="24"/>
+          <w:szCs w:val="24"/>
         </w:rPr>
         <w:t>main</w:t>
       </w:r>
@@ -14312,8 +14675,8 @@
       <w:r>
         <w:rPr>
           <w:rFonts w:ascii="Times New Roman" w:hAnsi="Times New Roman" w:cs="Times New Roman"/>
-          <w:sz w:val="28"/>
-          <w:szCs w:val="28"/>
+          <w:sz w:val="24"/>
+          <w:szCs w:val="24"/>
         </w:rPr>
         <w:t>(</w:t>
       </w:r>
@@ -14321,8 +14684,8 @@
       <w:r>
         <w:rPr>
           <w:rFonts w:ascii="Times New Roman" w:hAnsi="Times New Roman" w:cs="Times New Roman"/>
-          <w:sz w:val="28"/>
-          <w:szCs w:val="28"/>
+          <w:sz w:val="24"/>
+          <w:szCs w:val="24"/>
         </w:rPr>
         <w:t>) последовательно вызывает все рассмотренные методы, собирает результаты и выводит их на экран.</w:t>
       </w:r>
@@ -15080,7 +15443,6 @@
           <w:rFonts w:ascii="Courier New" w:hAnsi="Courier New" w:cs="Courier New"/>
           <w:sz w:val="20"/>
           <w:szCs w:val="20"/>
-          <w:lang w:val="en-US"/>
         </w:rPr>
       </w:pPr>
       <w:r>
@@ -15099,7 +15461,15 @@
           <w:szCs w:val="20"/>
           <w:lang w:val="en-US"/>
         </w:rPr>
-        <w:t>print(</w:t>
+        <w:t>print</w:t>
+      </w:r>
+      <w:r>
+        <w:rPr>
+          <w:rFonts w:ascii="Courier New" w:hAnsi="Courier New" w:cs="Courier New"/>
+          <w:sz w:val="20"/>
+          <w:szCs w:val="20"/>
+        </w:rPr>
+        <w:t>(</w:t>
       </w:r>
       <w:proofErr w:type="gramEnd"/>
       <w:r>
@@ -15107,7 +15477,6 @@
           <w:rFonts w:ascii="Courier New" w:hAnsi="Courier New" w:cs="Courier New"/>
           <w:sz w:val="20"/>
           <w:szCs w:val="20"/>
-          <w:lang w:val="en-US"/>
         </w:rPr>
         <w:t>"</w:t>
       </w:r>
@@ -15117,7 +15486,6 @@
           <w:rFonts w:ascii="Courier New" w:hAnsi="Courier New" w:cs="Courier New"/>
           <w:sz w:val="20"/>
           <w:szCs w:val="20"/>
-          <w:lang w:val="en-US"/>
         </w:rPr>
         <w:t>∫[</w:t>
       </w:r>
@@ -15127,9 +15495,42 @@
           <w:rFonts w:ascii="Courier New" w:hAnsi="Courier New" w:cs="Courier New"/>
           <w:sz w:val="20"/>
           <w:szCs w:val="20"/>
-          <w:lang w:val="en-US"/>
-        </w:rPr>
-        <w:t>2,5] x^2 dx = (5^3 - 2^3) / 3 = 39.0")</w:t>
+        </w:rPr>
+        <w:t xml:space="preserve">2,5] </w:t>
+      </w:r>
+      <w:r>
+        <w:rPr>
+          <w:rFonts w:ascii="Courier New" w:hAnsi="Courier New" w:cs="Courier New"/>
+          <w:sz w:val="20"/>
+          <w:szCs w:val="20"/>
+          <w:lang w:val="en-US"/>
+        </w:rPr>
+        <w:t>x</w:t>
+      </w:r>
+      <w:r>
+        <w:rPr>
+          <w:rFonts w:ascii="Courier New" w:hAnsi="Courier New" w:cs="Courier New"/>
+          <w:sz w:val="20"/>
+          <w:szCs w:val="20"/>
+        </w:rPr>
+        <w:t xml:space="preserve">^2 </w:t>
+      </w:r>
+      <w:r>
+        <w:rPr>
+          <w:rFonts w:ascii="Courier New" w:hAnsi="Courier New" w:cs="Courier New"/>
+          <w:sz w:val="20"/>
+          <w:szCs w:val="20"/>
+          <w:lang w:val="en-US"/>
+        </w:rPr>
+        <w:t>dx</w:t>
+      </w:r>
+      <w:r>
+        <w:rPr>
+          <w:rFonts w:ascii="Courier New" w:hAnsi="Courier New" w:cs="Courier New"/>
+          <w:sz w:val="20"/>
+          <w:szCs w:val="20"/>
+        </w:rPr>
+        <w:t xml:space="preserve"> = (5^3 - 2^3) / 3 = 39.0")</w:t>
       </w:r>
     </w:p>
     <w:p>
@@ -15137,16 +15538,15 @@
         <w:ind w:firstLine="360"/>
         <w:rPr>
           <w:rFonts w:ascii="Times New Roman" w:hAnsi="Times New Roman" w:cs="Times New Roman"/>
-          <w:sz w:val="28"/>
-          <w:szCs w:val="28"/>
-          <w:lang w:val="en-US"/>
-        </w:rPr>
-      </w:pPr>
-      <w:r>
-        <w:rPr>
-          <w:rFonts w:ascii="Times New Roman" w:hAnsi="Times New Roman" w:cs="Times New Roman"/>
-          <w:sz w:val="28"/>
-          <w:szCs w:val="28"/>
+          <w:sz w:val="24"/>
+          <w:szCs w:val="24"/>
+        </w:rPr>
+      </w:pPr>
+      <w:r>
+        <w:rPr>
+          <w:rFonts w:ascii="Times New Roman" w:hAnsi="Times New Roman" w:cs="Times New Roman"/>
+          <w:sz w:val="24"/>
+          <w:szCs w:val="24"/>
         </w:rPr>
         <w:t>Далее в функции формируются таблицы для каждого метода. Например, для простого Монте-Карло:</w:t>
       </w:r>
@@ -15168,7 +15568,6 @@
           <w:rFonts w:ascii="Consolas" w:hAnsi="Consolas" w:cs="Times New Roman"/>
           <w:sz w:val="20"/>
           <w:szCs w:val="20"/>
-          <w:lang w:val="en-US"/>
         </w:rPr>
         <w:t xml:space="preserve">       </w:t>
       </w:r>
@@ -15327,27 +15726,7 @@
           <w:szCs w:val="20"/>
           <w:lang w:val="en-US"/>
         </w:rPr>
-        <w:t xml:space="preserve">n, </w:t>
-      </w:r>
-      <w:proofErr w:type="spellStart"/>
-      <w:r>
-        <w:rPr>
-          <w:rFonts w:ascii="Courier New" w:hAnsi="Courier New" w:cs="Courier New"/>
-          <w:sz w:val="20"/>
-          <w:szCs w:val="20"/>
-          <w:lang w:val="en-US"/>
-        </w:rPr>
-        <w:t>rng</w:t>
-      </w:r>
-      <w:proofErr w:type="spellEnd"/>
-      <w:r>
-        <w:rPr>
-          <w:rFonts w:ascii="Courier New" w:hAnsi="Courier New" w:cs="Courier New"/>
-          <w:sz w:val="20"/>
-          <w:szCs w:val="20"/>
-          <w:lang w:val="en-US"/>
-        </w:rPr>
-        <w:t>)</w:t>
+        <w:t>n, rng)</w:t>
       </w:r>
     </w:p>
     <w:p>
@@ -15604,16 +15983,14 @@
           <w:rFonts w:ascii="Courier New" w:hAnsi="Courier New" w:cs="Courier New"/>
           <w:sz w:val="20"/>
           <w:szCs w:val="20"/>
-          <w:lang w:val="en-US"/>
-        </w:rPr>
-      </w:pPr>
-      <w:r>
-        <w:rPr>
-          <w:rFonts w:ascii="Courier New" w:hAnsi="Courier New" w:cs="Courier New"/>
-          <w:sz w:val="20"/>
-          <w:szCs w:val="20"/>
-        </w:rPr>
-        <w:lastRenderedPageBreak/>
+        </w:rPr>
+      </w:pPr>
+      <w:r>
+        <w:rPr>
+          <w:rFonts w:ascii="Courier New" w:hAnsi="Courier New" w:cs="Courier New"/>
+          <w:sz w:val="20"/>
+          <w:szCs w:val="20"/>
+        </w:rPr>
         <w:t xml:space="preserve">    </w:t>
       </w:r>
       <w:r>
@@ -15682,14 +16059,16 @@
       <w:pPr>
         <w:ind w:firstLine="360"/>
         <w:rPr>
-          <w:sz w:val="28"/>
-          <w:szCs w:val="28"/>
-        </w:rPr>
-      </w:pPr>
-      <w:r>
-        <w:rPr>
-          <w:sz w:val="28"/>
-          <w:szCs w:val="28"/>
+          <w:rFonts w:ascii="Times New Roman" w:hAnsi="Times New Roman" w:cs="Times New Roman"/>
+          <w:sz w:val="24"/>
+          <w:szCs w:val="24"/>
+        </w:rPr>
+      </w:pPr>
+      <w:r>
+        <w:rPr>
+          <w:rFonts w:ascii="Times New Roman" w:hAnsi="Times New Roman" w:cs="Times New Roman"/>
+          <w:sz w:val="24"/>
+          <w:szCs w:val="24"/>
         </w:rPr>
         <w:t>Аналогично строятся таблицы для:</w:t>
       </w:r>
@@ -15702,15 +16081,15 @@
         </w:numPr>
         <w:rPr>
           <w:rFonts w:ascii="Times New Roman" w:hAnsi="Times New Roman" w:cs="Times New Roman"/>
-          <w:sz w:val="28"/>
-          <w:szCs w:val="28"/>
-        </w:rPr>
-      </w:pPr>
-      <w:r>
-        <w:rPr>
-          <w:rFonts w:ascii="Times New Roman" w:hAnsi="Times New Roman" w:cs="Times New Roman"/>
-          <w:sz w:val="28"/>
-          <w:szCs w:val="28"/>
+          <w:sz w:val="24"/>
+          <w:szCs w:val="24"/>
+        </w:rPr>
+      </w:pPr>
+      <w:r>
+        <w:rPr>
+          <w:rFonts w:ascii="Times New Roman" w:hAnsi="Times New Roman" w:cs="Times New Roman"/>
+          <w:sz w:val="24"/>
+          <w:szCs w:val="24"/>
         </w:rPr>
         <w:t xml:space="preserve">стратифицированного метода; </w:t>
       </w:r>
@@ -15723,15 +16102,15 @@
         </w:numPr>
         <w:rPr>
           <w:rFonts w:ascii="Times New Roman" w:hAnsi="Times New Roman" w:cs="Times New Roman"/>
-          <w:sz w:val="28"/>
-          <w:szCs w:val="28"/>
-        </w:rPr>
-      </w:pPr>
-      <w:r>
-        <w:rPr>
-          <w:rFonts w:ascii="Times New Roman" w:hAnsi="Times New Roman" w:cs="Times New Roman"/>
-          <w:sz w:val="28"/>
-          <w:szCs w:val="28"/>
+          <w:sz w:val="24"/>
+          <w:szCs w:val="24"/>
+        </w:rPr>
+      </w:pPr>
+      <w:r>
+        <w:rPr>
+          <w:rFonts w:ascii="Times New Roman" w:hAnsi="Times New Roman" w:cs="Times New Roman"/>
+          <w:sz w:val="24"/>
+          <w:szCs w:val="24"/>
         </w:rPr>
         <w:t xml:space="preserve">выборки по значимости; </w:t>
       </w:r>
@@ -15744,15 +16123,15 @@
         </w:numPr>
         <w:rPr>
           <w:rFonts w:ascii="Times New Roman" w:hAnsi="Times New Roman" w:cs="Times New Roman"/>
-          <w:sz w:val="28"/>
-          <w:szCs w:val="28"/>
-        </w:rPr>
-      </w:pPr>
-      <w:r>
-        <w:rPr>
-          <w:rFonts w:ascii="Times New Roman" w:hAnsi="Times New Roman" w:cs="Times New Roman"/>
-          <w:sz w:val="28"/>
-          <w:szCs w:val="28"/>
+          <w:sz w:val="24"/>
+          <w:szCs w:val="24"/>
+        </w:rPr>
+      </w:pPr>
+      <w:r>
+        <w:rPr>
+          <w:rFonts w:ascii="Times New Roman" w:hAnsi="Times New Roman" w:cs="Times New Roman"/>
+          <w:sz w:val="24"/>
+          <w:szCs w:val="24"/>
         </w:rPr>
         <w:t xml:space="preserve">многократной выборки по значимости; </w:t>
       </w:r>
@@ -15765,26 +16144,26 @@
         </w:numPr>
         <w:rPr>
           <w:rFonts w:ascii="Times New Roman" w:hAnsi="Times New Roman" w:cs="Times New Roman"/>
+          <w:sz w:val="24"/>
+          <w:szCs w:val="24"/>
+        </w:rPr>
+      </w:pPr>
+      <w:r>
+        <w:rPr>
+          <w:rFonts w:ascii="Times New Roman" w:hAnsi="Times New Roman" w:cs="Times New Roman"/>
+          <w:sz w:val="24"/>
+          <w:szCs w:val="24"/>
+        </w:rPr>
+        <w:t>метода русской рулетки.</w:t>
+      </w:r>
+    </w:p>
+    <w:p>
+      <w:pPr>
+        <w:ind w:firstLine="360"/>
+        <w:rPr>
+          <w:rFonts w:ascii="Times New Roman" w:hAnsi="Times New Roman" w:cs="Times New Roman"/>
           <w:sz w:val="28"/>
           <w:szCs w:val="28"/>
-        </w:rPr>
-      </w:pPr>
-      <w:r>
-        <w:rPr>
-          <w:rFonts w:ascii="Times New Roman" w:hAnsi="Times New Roman" w:cs="Times New Roman"/>
-          <w:sz w:val="28"/>
-          <w:szCs w:val="28"/>
-        </w:rPr>
-        <w:t>метода русской рулетки.</w:t>
-      </w:r>
-    </w:p>
-    <w:p>
-      <w:pPr>
-        <w:ind w:firstLine="360"/>
-        <w:rPr>
-          <w:rFonts w:ascii="Times New Roman" w:hAnsi="Times New Roman" w:cs="Times New Roman"/>
-          <w:sz w:val="28"/>
-          <w:szCs w:val="28"/>
           <w:lang w:val="en-US"/>
         </w:rPr>
       </w:pPr>
@@ -15802,6 +16181,7 @@
         <w:rPr>
           <w:color w:val="000000" w:themeColor="text1"/>
         </w:rPr>
+        <w:lastRenderedPageBreak/>
         <w:t>П</w:t>
       </w:r>
       <w:r>
@@ -16608,7 +16988,6 @@
           <m:r>
             <w:rPr>
               <w:rFonts w:ascii="Times New Roman" w:hAnsi="Times New Roman" w:cs="Times New Roman"/>
-              <w:i/>
               <w:sz w:val="28"/>
               <w:szCs w:val="28"/>
             </w:rPr>
@@ -16622,7 +17001,6 @@
         <w:pStyle w:val="2"/>
         <w:rPr>
           <w:color w:val="000000" w:themeColor="text1"/>
-          <w:lang w:val="en-US"/>
         </w:rPr>
       </w:pPr>
       <w:bookmarkStart w:id="4" w:name="_Toc226280761"/>
@@ -16882,7 +17260,6 @@
           <m:r>
             <w:rPr>
               <w:rFonts w:ascii="Times New Roman" w:hAnsi="Times New Roman" w:cs="Times New Roman"/>
-              <w:i/>
               <w:sz w:val="28"/>
               <w:szCs w:val="28"/>
             </w:rPr>
@@ -16906,7 +17283,6 @@
           <w:sz w:val="28"/>
           <w:szCs w:val="28"/>
         </w:rPr>
-        <w:lastRenderedPageBreak/>
         <w:t>Далее были выполнены вычисления методом Монте-Карло и его модификациями при числе выборок</w:t>
       </w:r>
     </w:p>
@@ -16988,7 +17364,6 @@
           <m:r>
             <w:rPr>
               <w:rFonts w:ascii="Times New Roman" w:hAnsi="Times New Roman" w:cs="Times New Roman"/>
-              <w:i/>
               <w:sz w:val="28"/>
               <w:szCs w:val="28"/>
             </w:rPr>
@@ -17280,6 +17655,7 @@
           <w:sz w:val="28"/>
           <w:szCs w:val="28"/>
         </w:rPr>
+        <w:lastRenderedPageBreak/>
         <w:t xml:space="preserve">оценка погрешности </w:t>
       </w:r>
     </w:p>
@@ -17380,6 +17756,9 @@
             </m:den>
           </m:f>
           <m:r>
+            <m:rPr>
+              <m:sty m:val="p"/>
+            </m:rPr>
             <w:br/>
           </m:r>
         </m:oMath>
@@ -19698,7 +20077,6 @@
           <w:color w:val="auto"/>
           <w:sz w:val="26"/>
         </w:rPr>
-        <w:lastRenderedPageBreak/>
         <w:t>4. Выборка по значимости</w:t>
       </w:r>
       <w:bookmarkEnd w:id="8"/>
@@ -21154,6 +21532,7 @@
           <w:color w:val="auto"/>
           <w:sz w:val="24"/>
         </w:rPr>
+        <w:lastRenderedPageBreak/>
         <w:t>Плотность p(x) ~ x^3</w:t>
       </w:r>
     </w:p>
@@ -24085,7 +24464,6 @@
           <w:color w:val="auto"/>
           <w:sz w:val="24"/>
         </w:rPr>
-        <w:lastRenderedPageBreak/>
         <w:t>Точка отсечки R = 0.75</w:t>
       </w:r>
     </w:p>
@@ -25524,6 +25902,7 @@
         <w:rPr>
           <w:color w:val="000000" w:themeColor="text1"/>
         </w:rPr>
+        <w:lastRenderedPageBreak/>
         <w:t xml:space="preserve">Анализ </w:t>
       </w:r>
       <w:r>
@@ -25539,15 +25918,15 @@
         <w:ind w:firstLine="708"/>
         <w:rPr>
           <w:rFonts w:ascii="Times New Roman" w:hAnsi="Times New Roman" w:cs="Times New Roman"/>
-          <w:sz w:val="28"/>
-          <w:szCs w:val="28"/>
-        </w:rPr>
-      </w:pPr>
-      <w:r>
-        <w:rPr>
-          <w:rFonts w:ascii="Times New Roman" w:hAnsi="Times New Roman" w:cs="Times New Roman"/>
-          <w:sz w:val="28"/>
-          <w:szCs w:val="28"/>
+          <w:sz w:val="24"/>
+          <w:szCs w:val="24"/>
+        </w:rPr>
+      </w:pPr>
+      <w:r>
+        <w:rPr>
+          <w:rFonts w:ascii="Times New Roman" w:hAnsi="Times New Roman" w:cs="Times New Roman"/>
+          <w:sz w:val="24"/>
+          <w:szCs w:val="24"/>
         </w:rPr>
         <w:t>По полученным результатам можно сделать следующие выводы.</w:t>
       </w:r>
@@ -25557,42 +25936,60 @@
         <w:ind w:firstLine="708"/>
         <w:rPr>
           <w:rFonts w:ascii="Times New Roman" w:hAnsi="Times New Roman" w:cs="Times New Roman"/>
-          <w:sz w:val="28"/>
-          <w:szCs w:val="28"/>
-        </w:rPr>
-      </w:pPr>
-      <w:r>
-        <w:rPr>
-          <w:rFonts w:ascii="Times New Roman" w:hAnsi="Times New Roman" w:cs="Times New Roman"/>
-          <w:sz w:val="28"/>
-          <w:szCs w:val="28"/>
-        </w:rPr>
-        <w:t>Простое Монте-Карло демонстрирует обычную для этого метода сходимость: при увеличении числа выборок приближенное значение интеграла постепенно приближается к точному, а абсолютная ошибка уменьшается.</w:t>
-      </w:r>
-    </w:p>
-    <w:p>
-      <w:pPr>
-        <w:ind w:firstLine="708"/>
-        <w:rPr>
-          <w:rFonts w:ascii="Times New Roman" w:hAnsi="Times New Roman" w:cs="Times New Roman"/>
-          <w:sz w:val="28"/>
-          <w:szCs w:val="28"/>
-        </w:rPr>
-      </w:pPr>
-      <w:r>
-        <w:rPr>
-          <w:rFonts w:ascii="Times New Roman" w:hAnsi="Times New Roman" w:cs="Times New Roman"/>
-          <w:sz w:val="28"/>
-          <w:szCs w:val="28"/>
-        </w:rPr>
-        <w:t xml:space="preserve">Метод Монте-Карло со стратификацией показал более высокую точность по сравнению с простым методом. Особенно удачным оказался вариант с шагом стратификации </w:t>
+          <w:sz w:val="24"/>
+          <w:szCs w:val="24"/>
+        </w:rPr>
+      </w:pPr>
+      <w:r>
+        <w:rPr>
+          <w:rFonts w:ascii="Times New Roman" w:hAnsi="Times New Roman" w:cs="Times New Roman"/>
+          <w:sz w:val="24"/>
+          <w:szCs w:val="24"/>
+        </w:rPr>
+        <w:t xml:space="preserve">Простое Монте-Карло демонстрирует стандартную для этого метода сходимость: при увеличении числа выборок приближённое значение интеграла в среднем приближается к точному, а абсолютная ошибка уменьшается. Однако при малых значениях </w:t>
       </w:r>
       <m:oMath>
         <m:r>
           <w:rPr>
             <w:rFonts w:ascii="Cambria Math" w:hAnsi="Cambria Math" w:cs="Times New Roman"/>
-            <w:sz w:val="28"/>
-            <w:szCs w:val="28"/>
+            <w:sz w:val="24"/>
+            <w:szCs w:val="24"/>
+          </w:rPr>
+          <m:t>N</m:t>
+        </m:r>
+      </m:oMath>
+      <w:r>
+        <w:rPr>
+          <w:rFonts w:ascii="Times New Roman" w:hAnsi="Times New Roman" w:cs="Times New Roman"/>
+          <w:sz w:val="24"/>
+          <w:szCs w:val="24"/>
+        </w:rPr>
+        <w:t>разброс результатов остаётся заметным.</w:t>
+      </w:r>
+    </w:p>
+    <w:p>
+      <w:pPr>
+        <w:ind w:firstLine="708"/>
+        <w:rPr>
+          <w:rFonts w:ascii="Times New Roman" w:hAnsi="Times New Roman" w:cs="Times New Roman"/>
+          <w:sz w:val="24"/>
+          <w:szCs w:val="24"/>
+        </w:rPr>
+      </w:pPr>
+      <w:r>
+        <w:rPr>
+          <w:rFonts w:ascii="Times New Roman" w:hAnsi="Times New Roman" w:cs="Times New Roman"/>
+          <w:sz w:val="24"/>
+          <w:szCs w:val="24"/>
+        </w:rPr>
+        <w:t xml:space="preserve">Метод Монте-Карло со стратификацией показал более высокую точность по сравнению с простым методом. Особенно эффективным оказался вариант с шагом стратификации </w:t>
+      </w:r>
+      <m:oMath>
+        <m:r>
+          <w:rPr>
+            <w:rFonts w:ascii="Cambria Math" w:hAnsi="Cambria Math" w:cs="Times New Roman"/>
+            <w:sz w:val="24"/>
+            <w:szCs w:val="24"/>
           </w:rPr>
           <m:t>h=0.5</m:t>
         </m:r>
@@ -25600,10 +25997,10 @@
       <w:r>
         <w:rPr>
           <w:rFonts w:ascii="Times New Roman" w:hAnsi="Times New Roman" w:cs="Times New Roman"/>
-          <w:sz w:val="28"/>
-          <w:szCs w:val="28"/>
-        </w:rPr>
-        <w:t>, для которого даже при относительно небольшом числе выборок ошибка получилась очень малой.</w:t>
+          <w:sz w:val="24"/>
+          <w:szCs w:val="24"/>
+        </w:rPr>
+        <w:t>, поскольку более мелкое разбиение интервала позволяет лучше учитывать изменение функции на разных участках.</w:t>
       </w:r>
     </w:p>
     <w:p>
@@ -25611,24 +26008,24 @@
         <w:ind w:firstLine="708"/>
         <w:rPr>
           <w:rFonts w:ascii="Times New Roman" w:hAnsi="Times New Roman" w:cs="Times New Roman"/>
-          <w:sz w:val="28"/>
-          <w:szCs w:val="28"/>
-        </w:rPr>
-      </w:pPr>
-      <w:r>
-        <w:rPr>
-          <w:rFonts w:ascii="Times New Roman" w:hAnsi="Times New Roman" w:cs="Times New Roman"/>
-          <w:sz w:val="28"/>
-          <w:szCs w:val="28"/>
-        </w:rPr>
-        <w:t xml:space="preserve">Метод выборки по значимости дал наилучший результат при использовании плотности </w:t>
+          <w:sz w:val="24"/>
+          <w:szCs w:val="24"/>
+        </w:rPr>
+      </w:pPr>
+      <w:r>
+        <w:rPr>
+          <w:rFonts w:ascii="Times New Roman" w:hAnsi="Times New Roman" w:cs="Times New Roman"/>
+          <w:sz w:val="24"/>
+          <w:szCs w:val="24"/>
+        </w:rPr>
+        <w:t xml:space="preserve">Метод выборки по значимости продемонстрировал различную эффективность в зависимости от выбора плотности вероятности. Наилучший результат был получен при использовании плотности </w:t>
       </w:r>
       <m:oMath>
         <m:r>
           <w:rPr>
             <w:rFonts w:ascii="Cambria Math" w:hAnsi="Cambria Math" w:cs="Times New Roman"/>
-            <w:sz w:val="28"/>
-            <w:szCs w:val="28"/>
+            <w:sz w:val="24"/>
+            <w:szCs w:val="24"/>
           </w:rPr>
           <m:t>p(x)∼</m:t>
         </m:r>
@@ -25637,8 +26034,8 @@
             <m:ctrlPr>
               <w:rPr>
                 <w:rFonts w:ascii="Cambria Math" w:hAnsi="Cambria Math" w:cs="Times New Roman"/>
-                <w:sz w:val="28"/>
-                <w:szCs w:val="28"/>
+                <w:sz w:val="24"/>
+                <w:szCs w:val="24"/>
               </w:rPr>
             </m:ctrlPr>
           </m:sSupPr>
@@ -25646,8 +26043,8 @@
             <m:r>
               <w:rPr>
                 <w:rFonts w:ascii="Cambria Math" w:hAnsi="Cambria Math" w:cs="Times New Roman"/>
-                <w:sz w:val="28"/>
-                <w:szCs w:val="28"/>
+                <w:sz w:val="24"/>
+                <w:szCs w:val="24"/>
               </w:rPr>
               <m:t>x</m:t>
             </m:r>
@@ -25656,8 +26053,8 @@
             <m:r>
               <w:rPr>
                 <w:rFonts w:ascii="Cambria Math" w:hAnsi="Cambria Math" w:cs="Times New Roman"/>
-                <w:sz w:val="28"/>
-                <w:szCs w:val="28"/>
+                <w:sz w:val="24"/>
+                <w:szCs w:val="24"/>
               </w:rPr>
               <m:t>2</m:t>
             </m:r>
@@ -25667,151 +26064,17 @@
       <w:r>
         <w:rPr>
           <w:rFonts w:ascii="Times New Roman" w:hAnsi="Times New Roman" w:cs="Times New Roman"/>
-          <w:sz w:val="28"/>
-          <w:szCs w:val="28"/>
-        </w:rPr>
-        <w:t>. В этом случае приближенное значение интеграла во всех экспериментах совпало с точным значением. Это объясняется тем, что выбранная плотность совпадает по форме с подынтегральной функцией.</w:t>
-      </w:r>
-    </w:p>
-    <w:p>
-      <w:pPr>
-        <w:ind w:firstLine="708"/>
-        <w:rPr>
-          <w:rFonts w:ascii="Times New Roman" w:hAnsi="Times New Roman" w:cs="Times New Roman"/>
-          <w:sz w:val="28"/>
-          <w:szCs w:val="28"/>
-        </w:rPr>
-      </w:pPr>
-      <w:r>
-        <w:rPr>
-          <w:rFonts w:ascii="Times New Roman" w:hAnsi="Times New Roman" w:cs="Times New Roman"/>
-          <w:sz w:val="28"/>
-          <w:szCs w:val="28"/>
-        </w:rPr>
-        <w:t xml:space="preserve">Метод многократной выборки по значимости также показал хорошую точность. Среди двух использованных схем весов немного лучше проявила себя схема </w:t>
-      </w:r>
-      <w:proofErr w:type="spellStart"/>
-      <w:r>
-        <w:rPr>
-          <w:rFonts w:ascii="Times New Roman" w:hAnsi="Times New Roman" w:cs="Times New Roman"/>
-          <w:sz w:val="28"/>
-          <w:szCs w:val="28"/>
-        </w:rPr>
-        <w:t>balance</w:t>
-      </w:r>
-      <w:proofErr w:type="spellEnd"/>
-      <w:r>
-        <w:rPr>
-          <w:rFonts w:ascii="Times New Roman" w:hAnsi="Times New Roman" w:cs="Times New Roman"/>
-          <w:sz w:val="28"/>
-          <w:szCs w:val="28"/>
-        </w:rPr>
-        <w:t xml:space="preserve">, особенно при больших значениях </w:t>
+          <w:sz w:val="24"/>
+          <w:szCs w:val="24"/>
+        </w:rPr>
+        <w:t xml:space="preserve">. В этом случае приближённое значение интеграла во всех экспериментах совпало с точным значением. Это объясняется тем, что при </w:t>
       </w:r>
       <m:oMath>
         <m:r>
           <w:rPr>
             <w:rFonts w:ascii="Cambria Math" w:hAnsi="Cambria Math" w:cs="Times New Roman"/>
-            <w:sz w:val="28"/>
-            <w:szCs w:val="28"/>
-          </w:rPr>
-          <m:t>N</m:t>
-        </m:r>
-      </m:oMath>
-      <w:r>
-        <w:rPr>
-          <w:rFonts w:ascii="Times New Roman" w:hAnsi="Times New Roman" w:cs="Times New Roman"/>
-          <w:sz w:val="28"/>
-          <w:szCs w:val="28"/>
-        </w:rPr>
-        <w:t>.</w:t>
-      </w:r>
-    </w:p>
-    <w:p>
-      <w:pPr>
-        <w:ind w:firstLine="708"/>
-        <w:rPr>
-          <w:rFonts w:ascii="Times New Roman" w:hAnsi="Times New Roman" w:cs="Times New Roman"/>
-          <w:sz w:val="28"/>
-          <w:szCs w:val="28"/>
-        </w:rPr>
-      </w:pPr>
-      <w:r>
-        <w:rPr>
-          <w:rFonts w:ascii="Times New Roman" w:hAnsi="Times New Roman" w:cs="Times New Roman"/>
-          <w:sz w:val="28"/>
-          <w:szCs w:val="28"/>
-        </w:rPr>
-        <w:t xml:space="preserve">Метод русской рулетки оказался наименее устойчивым при малом числе выборок. Для небольших </w:t>
-      </w:r>
-      <m:oMath>
-        <m:r>
-          <w:rPr>
-            <w:rFonts w:ascii="Cambria Math" w:hAnsi="Cambria Math" w:cs="Times New Roman"/>
-            <w:sz w:val="28"/>
-            <w:szCs w:val="28"/>
-          </w:rPr>
-          <m:t>N</m:t>
-        </m:r>
-      </m:oMath>
-      <w:r>
-        <w:rPr>
-          <w:rFonts w:ascii="Times New Roman" w:hAnsi="Times New Roman" w:cs="Times New Roman"/>
-          <w:sz w:val="28"/>
-          <w:szCs w:val="28"/>
-        </w:rPr>
-        <w:t>ошибка могла быть достаточно большой, однако при увеличении числа выборок результаты также начали приближаться к точному значению.</w:t>
-      </w:r>
-    </w:p>
-    <w:p>
-      <w:pPr>
-        <w:rPr>
-          <w:rFonts w:ascii="Times New Roman" w:hAnsi="Times New Roman" w:cs="Times New Roman"/>
-          <w:sz w:val="28"/>
-          <w:szCs w:val="28"/>
-        </w:rPr>
-      </w:pPr>
-    </w:p>
-    <w:p>
-      <w:pPr>
-        <w:pStyle w:val="2"/>
-        <w:rPr>
-          <w:color w:val="000000" w:themeColor="text1"/>
-        </w:rPr>
-      </w:pPr>
-      <w:bookmarkStart w:id="12" w:name="_Toc226280769"/>
-      <w:r>
-        <w:rPr>
-          <w:color w:val="000000" w:themeColor="text1"/>
-        </w:rPr>
-        <w:lastRenderedPageBreak/>
-        <w:t>Вывод</w:t>
-      </w:r>
-      <w:bookmarkEnd w:id="12"/>
-    </w:p>
-    <w:p>
-      <w:pPr>
-        <w:ind w:firstLine="708"/>
-        <w:rPr>
-          <w:rFonts w:ascii="Times New Roman" w:hAnsi="Times New Roman" w:cs="Times New Roman"/>
-          <w:sz w:val="28"/>
-          <w:szCs w:val="28"/>
-        </w:rPr>
-      </w:pPr>
-      <w:r>
-        <w:rPr>
-          <w:rFonts w:ascii="Times New Roman" w:hAnsi="Times New Roman" w:cs="Times New Roman"/>
-          <w:sz w:val="28"/>
-          <w:szCs w:val="28"/>
-        </w:rPr>
-        <w:t xml:space="preserve">В ходе выполнения лабораторной работы были изучены базовые методы Монте-Карло, применяемые для численного интегрирования функций на заданном интервале. Для функции </w:t>
-      </w:r>
-      <m:oMath>
-        <m:r>
-          <w:rPr>
-            <w:rFonts w:ascii="Cambria Math" w:hAnsi="Cambria Math" w:cs="Times New Roman"/>
-            <w:sz w:val="28"/>
-            <w:szCs w:val="28"/>
+            <w:sz w:val="24"/>
+            <w:szCs w:val="24"/>
           </w:rPr>
           <m:t>f(x)=</m:t>
         </m:r>
@@ -25820,8 +26083,8 @@
             <m:ctrlPr>
               <w:rPr>
                 <w:rFonts w:ascii="Cambria Math" w:hAnsi="Cambria Math" w:cs="Times New Roman"/>
-                <w:sz w:val="28"/>
-                <w:szCs w:val="28"/>
+                <w:sz w:val="24"/>
+                <w:szCs w:val="24"/>
               </w:rPr>
             </m:ctrlPr>
           </m:sSupPr>
@@ -25829,8 +26092,8 @@
             <m:r>
               <w:rPr>
                 <w:rFonts w:ascii="Cambria Math" w:hAnsi="Cambria Math" w:cs="Times New Roman"/>
-                <w:sz w:val="28"/>
-                <w:szCs w:val="28"/>
+                <w:sz w:val="24"/>
+                <w:szCs w:val="24"/>
               </w:rPr>
               <m:t>x</m:t>
             </m:r>
@@ -25839,8 +26102,8 @@
             <m:r>
               <w:rPr>
                 <w:rFonts w:ascii="Cambria Math" w:hAnsi="Cambria Math" w:cs="Times New Roman"/>
-                <w:sz w:val="28"/>
-                <w:szCs w:val="28"/>
+                <w:sz w:val="24"/>
+                <w:szCs w:val="24"/>
               </w:rPr>
               <m:t>2</m:t>
             </m:r>
@@ -25850,10 +26113,437 @@
       <w:r>
         <w:rPr>
           <w:rFonts w:ascii="Times New Roman" w:hAnsi="Times New Roman" w:cs="Times New Roman"/>
+          <w:sz w:val="24"/>
+          <w:szCs w:val="24"/>
+        </w:rPr>
+        <w:t xml:space="preserve">и выборе плотности, пропорциональной </w:t>
+      </w:r>
+      <m:oMath>
+        <m:sSup>
+          <m:sSupPr>
+            <m:ctrlPr>
+              <w:rPr>
+                <w:rFonts w:ascii="Cambria Math" w:hAnsi="Cambria Math" w:cs="Times New Roman"/>
+                <w:sz w:val="24"/>
+                <w:szCs w:val="24"/>
+              </w:rPr>
+            </m:ctrlPr>
+          </m:sSupPr>
+          <m:e>
+            <m:r>
+              <w:rPr>
+                <w:rFonts w:ascii="Cambria Math" w:hAnsi="Cambria Math" w:cs="Times New Roman"/>
+                <w:sz w:val="24"/>
+                <w:szCs w:val="24"/>
+              </w:rPr>
+              <m:t>x</m:t>
+            </m:r>
+          </m:e>
+          <m:sup>
+            <m:r>
+              <w:rPr>
+                <w:rFonts w:ascii="Cambria Math" w:hAnsi="Cambria Math" w:cs="Times New Roman"/>
+                <w:sz w:val="24"/>
+                <w:szCs w:val="24"/>
+              </w:rPr>
+              <m:t>2</m:t>
+            </m:r>
+          </m:sup>
+        </m:sSup>
+      </m:oMath>
+      <w:r>
+        <w:rPr>
+          <w:rFonts w:ascii="Times New Roman" w:hAnsi="Times New Roman" w:cs="Times New Roman"/>
+          <w:sz w:val="24"/>
+          <w:szCs w:val="24"/>
+        </w:rPr>
+        <w:t xml:space="preserve">, отношение </w:t>
+      </w:r>
+      <m:oMath>
+        <m:f>
+          <m:fPr>
+            <m:ctrlPr>
+              <w:rPr>
+                <w:rFonts w:ascii="Cambria Math" w:hAnsi="Cambria Math" w:cs="Times New Roman"/>
+                <w:sz w:val="24"/>
+                <w:szCs w:val="24"/>
+              </w:rPr>
+            </m:ctrlPr>
+          </m:fPr>
+          <m:num>
+            <m:r>
+              <w:rPr>
+                <w:rFonts w:ascii="Cambria Math" w:hAnsi="Cambria Math" w:cs="Times New Roman"/>
+                <w:sz w:val="24"/>
+                <w:szCs w:val="24"/>
+              </w:rPr>
+              <m:t>f(x)</m:t>
+            </m:r>
+          </m:num>
+          <m:den>
+            <m:r>
+              <w:rPr>
+                <w:rFonts w:ascii="Cambria Math" w:hAnsi="Cambria Math" w:cs="Times New Roman"/>
+                <w:sz w:val="24"/>
+                <w:szCs w:val="24"/>
+              </w:rPr>
+              <m:t>p(x)</m:t>
+            </m:r>
+          </m:den>
+        </m:f>
+      </m:oMath>
+      <w:r>
+        <w:rPr>
+          <w:rFonts w:ascii="Times New Roman" w:hAnsi="Times New Roman" w:cs="Times New Roman"/>
+          <w:sz w:val="24"/>
+          <w:szCs w:val="24"/>
+        </w:rPr>
+        <w:t>становится постоянным. Поэтому дисперсия оценки обращается в нуль.</w:t>
+      </w:r>
+    </w:p>
+    <w:p>
+      <w:pPr>
+        <w:ind w:firstLine="708"/>
+        <w:rPr>
+          <w:rFonts w:ascii="Times New Roman" w:hAnsi="Times New Roman" w:cs="Times New Roman"/>
+          <w:sz w:val="24"/>
+          <w:szCs w:val="24"/>
+        </w:rPr>
+      </w:pPr>
+      <w:r>
+        <w:rPr>
+          <w:rFonts w:ascii="Times New Roman" w:hAnsi="Times New Roman" w:cs="Times New Roman"/>
+          <w:sz w:val="24"/>
+          <w:szCs w:val="24"/>
+        </w:rPr>
+        <w:t xml:space="preserve">При использовании плотностей </w:t>
+      </w:r>
+      <m:oMath>
+        <m:r>
+          <w:rPr>
+            <w:rFonts w:ascii="Cambria Math" w:hAnsi="Cambria Math" w:cs="Times New Roman"/>
+            <w:sz w:val="24"/>
+            <w:szCs w:val="24"/>
+          </w:rPr>
+          <m:t>p(x)∼x</m:t>
+        </m:r>
+      </m:oMath>
+      <w:r>
+        <w:rPr>
+          <w:rFonts w:ascii="Times New Roman" w:eastAsiaTheme="minorEastAsia" w:hAnsi="Times New Roman" w:cs="Times New Roman"/>
+          <w:sz w:val="24"/>
+          <w:szCs w:val="24"/>
+        </w:rPr>
+        <w:t xml:space="preserve"> </w:t>
+      </w:r>
+      <w:r>
+        <w:rPr>
+          <w:rFonts w:ascii="Times New Roman" w:hAnsi="Times New Roman" w:cs="Times New Roman"/>
+          <w:sz w:val="24"/>
+          <w:szCs w:val="24"/>
+        </w:rPr>
+        <w:t xml:space="preserve">и </w:t>
+      </w:r>
+      <m:oMath>
+        <m:r>
+          <w:rPr>
+            <w:rFonts w:ascii="Cambria Math" w:hAnsi="Cambria Math" w:cs="Times New Roman"/>
+            <w:sz w:val="24"/>
+            <w:szCs w:val="24"/>
+          </w:rPr>
+          <m:t>p(x)∼</m:t>
+        </m:r>
+        <m:sSup>
+          <m:sSupPr>
+            <m:ctrlPr>
+              <w:rPr>
+                <w:rFonts w:ascii="Cambria Math" w:hAnsi="Cambria Math" w:cs="Times New Roman"/>
+                <w:sz w:val="24"/>
+                <w:szCs w:val="24"/>
+              </w:rPr>
+            </m:ctrlPr>
+          </m:sSupPr>
+          <m:e>
+            <m:r>
+              <w:rPr>
+                <w:rFonts w:ascii="Cambria Math" w:hAnsi="Cambria Math" w:cs="Times New Roman"/>
+                <w:sz w:val="24"/>
+                <w:szCs w:val="24"/>
+              </w:rPr>
+              <m:t>x</m:t>
+            </m:r>
+          </m:e>
+          <m:sup>
+            <m:r>
+              <w:rPr>
+                <w:rFonts w:ascii="Cambria Math" w:hAnsi="Cambria Math" w:cs="Times New Roman"/>
+                <w:sz w:val="24"/>
+                <w:szCs w:val="24"/>
+              </w:rPr>
+              <m:t>3</m:t>
+            </m:r>
+          </m:sup>
+        </m:sSup>
+      </m:oMath>
+      <w:r>
+        <w:rPr>
+          <w:rFonts w:ascii="Times New Roman" w:hAnsi="Times New Roman" w:cs="Times New Roman"/>
+          <w:sz w:val="24"/>
+          <w:szCs w:val="24"/>
+        </w:rPr>
+        <w:t>метод также показал хорошую точность, но результаты уже зависели от случайной выборки, поэтому абсолютная ошибка оставалась ненулевой.</w:t>
+      </w:r>
+    </w:p>
+    <w:p>
+      <w:pPr>
+        <w:ind w:firstLine="708"/>
+        <w:rPr>
+          <w:rFonts w:ascii="Times New Roman" w:hAnsi="Times New Roman" w:cs="Times New Roman"/>
+          <w:sz w:val="24"/>
+          <w:szCs w:val="24"/>
+        </w:rPr>
+      </w:pPr>
+      <w:r>
+        <w:rPr>
+          <w:rFonts w:ascii="Times New Roman" w:hAnsi="Times New Roman" w:cs="Times New Roman"/>
+          <w:sz w:val="24"/>
+          <w:szCs w:val="24"/>
+        </w:rPr>
+        <w:t xml:space="preserve">Метод многократной выборки по значимости также показал высокую точность. Среди двух использованных схем весов несколько лучшей оказалась схема </w:t>
+      </w:r>
+      <w:proofErr w:type="spellStart"/>
+      <w:r>
+        <w:rPr>
+          <w:rFonts w:ascii="Times New Roman" w:hAnsi="Times New Roman" w:cs="Times New Roman"/>
+          <w:sz w:val="24"/>
+          <w:szCs w:val="24"/>
+        </w:rPr>
+        <w:t>balance</w:t>
+      </w:r>
+      <w:proofErr w:type="spellEnd"/>
+      <w:r>
+        <w:rPr>
+          <w:rFonts w:ascii="Times New Roman" w:hAnsi="Times New Roman" w:cs="Times New Roman"/>
+          <w:sz w:val="24"/>
+          <w:szCs w:val="24"/>
+        </w:rPr>
+        <w:t xml:space="preserve">, особенно при больших значениях </w:t>
+      </w:r>
+      <m:oMath>
+        <m:r>
+          <w:rPr>
+            <w:rFonts w:ascii="Cambria Math" w:hAnsi="Cambria Math" w:cs="Times New Roman"/>
+            <w:sz w:val="24"/>
+            <w:szCs w:val="24"/>
+          </w:rPr>
+          <m:t>N</m:t>
+        </m:r>
+      </m:oMath>
+      <w:r>
+        <w:rPr>
+          <w:rFonts w:ascii="Times New Roman" w:hAnsi="Times New Roman" w:cs="Times New Roman"/>
+          <w:sz w:val="24"/>
+          <w:szCs w:val="24"/>
+        </w:rPr>
+        <w:t>. Это говорит о том, что объединение выборок из двух распределений позволяет получать устойчивую оценку интеграла.</w:t>
+      </w:r>
+    </w:p>
+    <w:p>
+      <w:pPr>
+        <w:ind w:firstLine="708"/>
+        <w:rPr>
+          <w:rFonts w:ascii="Times New Roman" w:hAnsi="Times New Roman" w:cs="Times New Roman"/>
+          <w:sz w:val="24"/>
+          <w:szCs w:val="24"/>
+        </w:rPr>
+      </w:pPr>
+      <w:r>
+        <w:rPr>
+          <w:rFonts w:ascii="Times New Roman" w:hAnsi="Times New Roman" w:cs="Times New Roman"/>
+          <w:sz w:val="24"/>
+          <w:szCs w:val="24"/>
+        </w:rPr>
+        <w:t xml:space="preserve">Метод русской рулетки оказался наименее устойчивым при малом числе выборок. Для небольших значений </w:t>
+      </w:r>
+      <m:oMath>
+        <m:r>
+          <w:rPr>
+            <w:rFonts w:ascii="Cambria Math" w:hAnsi="Cambria Math" w:cs="Times New Roman"/>
+            <w:sz w:val="24"/>
+            <w:szCs w:val="24"/>
+          </w:rPr>
+          <m:t>N</m:t>
+        </m:r>
+      </m:oMath>
+      <w:r>
+        <w:rPr>
+          <w:rFonts w:ascii="Times New Roman" w:hAnsi="Times New Roman" w:cs="Times New Roman"/>
+          <w:sz w:val="24"/>
+          <w:szCs w:val="24"/>
+        </w:rPr>
+        <w:t>ошибка могла быть достаточно большой из-за дополнительной случайности, связанной с отбрасыванием части вкладов. Однако при увеличении числа выборок результаты также начинали приближаться к точному значению интеграла.</w:t>
+      </w:r>
+    </w:p>
+    <w:p>
+      <w:pPr>
+        <w:ind w:firstLine="708"/>
+        <w:rPr>
+          <w:rFonts w:ascii="Times New Roman" w:hAnsi="Times New Roman" w:cs="Times New Roman"/>
+          <w:sz w:val="24"/>
+          <w:szCs w:val="24"/>
+        </w:rPr>
+      </w:pPr>
+      <w:r>
+        <w:rPr>
+          <w:rFonts w:ascii="Times New Roman" w:hAnsi="Times New Roman" w:cs="Times New Roman"/>
+          <w:sz w:val="24"/>
+          <w:szCs w:val="24"/>
+        </w:rPr>
+        <w:t>В целом результаты вычислительного эксперимента показывают, что модификации базового метода Монте-Карло позволяют существенно повысить точность интегрирования при удачном выборе параметров метода.</w:t>
+      </w:r>
+    </w:p>
+    <w:p>
+      <w:pPr>
+        <w:ind w:firstLine="708"/>
+        <w:rPr>
+          <w:rFonts w:ascii="Times New Roman" w:hAnsi="Times New Roman" w:cs="Times New Roman"/>
           <w:sz w:val="28"/>
           <w:szCs w:val="28"/>
         </w:rPr>
-        <w:t xml:space="preserve">на отрезке </w:t>
+      </w:pPr>
+    </w:p>
+    <w:p>
+      <w:pPr>
+        <w:rPr>
+          <w:rFonts w:ascii="Times New Roman" w:hAnsi="Times New Roman" w:cs="Times New Roman"/>
+          <w:sz w:val="28"/>
+          <w:szCs w:val="28"/>
+          <w:lang w:val="en-US"/>
+        </w:rPr>
+      </w:pPr>
+    </w:p>
+    <w:p>
+      <w:pPr>
+        <w:rPr>
+          <w:rFonts w:ascii="Times New Roman" w:hAnsi="Times New Roman" w:cs="Times New Roman"/>
+          <w:sz w:val="28"/>
+          <w:szCs w:val="28"/>
+          <w:lang w:val="en-US"/>
+        </w:rPr>
+      </w:pPr>
+    </w:p>
+    <w:p>
+      <w:pPr>
+        <w:rPr>
+          <w:rFonts w:ascii="Times New Roman" w:hAnsi="Times New Roman" w:cs="Times New Roman"/>
+          <w:sz w:val="28"/>
+          <w:szCs w:val="28"/>
+          <w:lang w:val="en-US"/>
+        </w:rPr>
+      </w:pPr>
+    </w:p>
+    <w:p>
+      <w:pPr>
+        <w:rPr>
+          <w:rFonts w:ascii="Times New Roman" w:hAnsi="Times New Roman" w:cs="Times New Roman"/>
+          <w:sz w:val="28"/>
+          <w:szCs w:val="28"/>
+          <w:lang w:val="en-US"/>
+        </w:rPr>
+      </w:pPr>
+    </w:p>
+    <w:p>
+      <w:pPr>
+        <w:rPr>
+          <w:rFonts w:ascii="Times New Roman" w:hAnsi="Times New Roman" w:cs="Times New Roman"/>
+          <w:sz w:val="28"/>
+          <w:szCs w:val="28"/>
+          <w:lang w:val="en-US"/>
+        </w:rPr>
+      </w:pPr>
+    </w:p>
+    <w:p>
+      <w:pPr>
+        <w:pStyle w:val="2"/>
+        <w:rPr>
+          <w:color w:val="000000" w:themeColor="text1"/>
+        </w:rPr>
+      </w:pPr>
+      <w:bookmarkStart w:id="12" w:name="_Toc226280769"/>
+      <w:r>
+        <w:rPr>
+          <w:color w:val="000000" w:themeColor="text1"/>
+        </w:rPr>
+        <w:lastRenderedPageBreak/>
+        <w:t>Вывод</w:t>
+      </w:r>
+      <w:bookmarkEnd w:id="12"/>
+    </w:p>
+    <w:p>
+      <w:pPr>
+        <w:ind w:firstLine="708"/>
+        <w:rPr>
+          <w:rFonts w:ascii="Times New Roman" w:hAnsi="Times New Roman" w:cs="Times New Roman"/>
+          <w:sz w:val="24"/>
+          <w:szCs w:val="24"/>
+        </w:rPr>
+      </w:pPr>
+      <w:r>
+        <w:rPr>
+          <w:rFonts w:ascii="Times New Roman" w:hAnsi="Times New Roman" w:cs="Times New Roman"/>
+          <w:sz w:val="24"/>
+          <w:szCs w:val="24"/>
+        </w:rPr>
+        <w:t xml:space="preserve">В ходе выполнения лабораторной работы были изучены и реализованы основные методы Монте-Карло для численного интегрирования функции </w:t>
+      </w:r>
+      <m:oMath>
+        <m:r>
+          <w:rPr>
+            <w:rFonts w:ascii="Cambria Math" w:hAnsi="Cambria Math" w:cs="Times New Roman"/>
+            <w:sz w:val="24"/>
+            <w:szCs w:val="24"/>
+          </w:rPr>
+          <m:t>f(x)=</m:t>
+        </m:r>
+        <m:sSup>
+          <m:sSupPr>
+            <m:ctrlPr>
+              <w:rPr>
+                <w:rFonts w:ascii="Cambria Math" w:hAnsi="Cambria Math" w:cs="Times New Roman"/>
+                <w:sz w:val="24"/>
+                <w:szCs w:val="24"/>
+              </w:rPr>
+            </m:ctrlPr>
+          </m:sSupPr>
+          <m:e>
+            <m:r>
+              <w:rPr>
+                <w:rFonts w:ascii="Cambria Math" w:hAnsi="Cambria Math" w:cs="Times New Roman"/>
+                <w:sz w:val="24"/>
+                <w:szCs w:val="24"/>
+              </w:rPr>
+              <m:t>x</m:t>
+            </m:r>
+          </m:e>
+          <m:sup>
+            <m:r>
+              <w:rPr>
+                <w:rFonts w:ascii="Cambria Math" w:hAnsi="Cambria Math" w:cs="Times New Roman"/>
+                <w:sz w:val="24"/>
+                <w:szCs w:val="24"/>
+              </w:rPr>
+              <m:t>2</m:t>
+            </m:r>
+          </m:sup>
+        </m:sSup>
+      </m:oMath>
+      <w:r>
+        <w:rPr>
+          <w:rFonts w:ascii="Times New Roman" w:hAnsi="Times New Roman" w:cs="Times New Roman"/>
+          <w:sz w:val="24"/>
+          <w:szCs w:val="24"/>
+        </w:rPr>
+        <w:t xml:space="preserve">на интервале </w:t>
       </w:r>
       <m:oMath>
         <m:d>
@@ -25864,8 +26554,8 @@
             <m:ctrlPr>
               <w:rPr>
                 <w:rFonts w:ascii="Cambria Math" w:hAnsi="Cambria Math" w:cs="Times New Roman"/>
-                <w:sz w:val="28"/>
-                <w:szCs w:val="28"/>
+                <w:sz w:val="24"/>
+                <w:szCs w:val="24"/>
               </w:rPr>
             </m:ctrlPr>
           </m:dPr>
@@ -25873,8 +26563,8 @@
             <m:r>
               <w:rPr>
                 <w:rFonts w:ascii="Cambria Math" w:hAnsi="Cambria Math" w:cs="Times New Roman"/>
-                <w:sz w:val="28"/>
-                <w:szCs w:val="28"/>
+                <w:sz w:val="24"/>
+                <w:szCs w:val="24"/>
               </w:rPr>
               <m:t>2</m:t>
             </m:r>
@@ -25883,8 +26573,8 @@
             <m:r>
               <w:rPr>
                 <w:rFonts w:ascii="Cambria Math" w:hAnsi="Cambria Math" w:cs="Times New Roman"/>
-                <w:sz w:val="28"/>
-                <w:szCs w:val="28"/>
+                <w:sz w:val="24"/>
+                <w:szCs w:val="24"/>
               </w:rPr>
               <m:t>5</m:t>
             </m:r>
@@ -25894,10 +26584,10 @@
       <w:r>
         <w:rPr>
           <w:rFonts w:ascii="Times New Roman" w:hAnsi="Times New Roman" w:cs="Times New Roman"/>
-          <w:sz w:val="28"/>
-          <w:szCs w:val="28"/>
-        </w:rPr>
-        <w:t xml:space="preserve">было получено точное аналитическое значение интеграла, равное 39, и выполнено его численное вычисление несколькими методами Монте-Карло. </w:t>
+          <w:sz w:val="24"/>
+          <w:szCs w:val="24"/>
+        </w:rPr>
+        <w:t>. Аналитическое значение интеграла составило 39, после чего были проведены вычисления методом простого Монте-Карло, методом со стратификацией, методом выборки по значимости, методом многократной выборки по значимости и методом русской рулетки.</w:t>
       </w:r>
     </w:p>
     <w:p>
@@ -25905,17 +26595,17 @@
         <w:ind w:firstLine="708"/>
         <w:rPr>
           <w:rFonts w:ascii="Times New Roman" w:hAnsi="Times New Roman" w:cs="Times New Roman"/>
-          <w:sz w:val="28"/>
-          <w:szCs w:val="28"/>
-        </w:rPr>
-      </w:pPr>
-      <w:r>
-        <w:rPr>
-          <w:rFonts w:ascii="Times New Roman" w:hAnsi="Times New Roman" w:cs="Times New Roman"/>
-          <w:sz w:val="28"/>
-          <w:szCs w:val="28"/>
-        </w:rPr>
-        <w:t xml:space="preserve">В работе были реализованы и исследованы следующие методы: простое Монте-Карло, Монте-Карло со стратификацией, выборка по значимости, многократная выборка по значимости и метод русской рулетки. Для каждого метода были рассчитаны приближенные значения интеграла при различных числах выборок, абсолютные ошибки и оценки погрешности. Это позволило сравнить методы между собой и оценить их точность и устойчивость. </w:t>
+          <w:sz w:val="24"/>
+          <w:szCs w:val="24"/>
+        </w:rPr>
+      </w:pPr>
+      <w:r>
+        <w:rPr>
+          <w:rFonts w:ascii="Times New Roman" w:hAnsi="Times New Roman" w:cs="Times New Roman"/>
+          <w:sz w:val="24"/>
+          <w:szCs w:val="24"/>
+        </w:rPr>
+        <w:t>Для каждого метода были получены приближённые значения интеграла при различных объёмах выборки, вычислены абсолютные ошибки и оценки погрешности. Это позволило сравнить методы между собой и оценить их точность и устойчивость.</w:t>
       </w:r>
     </w:p>
     <w:p>
@@ -25923,24 +26613,24 @@
         <w:ind w:firstLine="708"/>
         <w:rPr>
           <w:rFonts w:ascii="Times New Roman" w:hAnsi="Times New Roman" w:cs="Times New Roman"/>
-          <w:sz w:val="28"/>
-          <w:szCs w:val="28"/>
-        </w:rPr>
-      </w:pPr>
-      <w:r>
-        <w:rPr>
-          <w:rFonts w:ascii="Times New Roman" w:hAnsi="Times New Roman" w:cs="Times New Roman"/>
-          <w:sz w:val="28"/>
-          <w:szCs w:val="28"/>
-        </w:rPr>
-        <w:t xml:space="preserve">По результатам экспериментов можно сделать вывод, что при увеличении числа выборок точность вычисления интеграла в целом возрастает, а ошибка уменьшается. Простое Монте-Карло показало ожидаемую сходимость, однако более совершенные модификации в ряде случаев дали более точные результаты. Особенно эффективными оказались метод стратификации и метод выборки по значимости. Наилучший результат был получен при использовании плотности </w:t>
+          <w:sz w:val="24"/>
+          <w:szCs w:val="24"/>
+        </w:rPr>
+      </w:pPr>
+      <w:r>
+        <w:rPr>
+          <w:rFonts w:ascii="Times New Roman" w:hAnsi="Times New Roman" w:cs="Times New Roman"/>
+          <w:sz w:val="24"/>
+          <w:szCs w:val="24"/>
+        </w:rPr>
+        <w:t xml:space="preserve">По результатам экспериментов установлено, что при увеличении числа выборок точность вычисления в целом возрастает. Простое Монте-Карло показало ожидаемую сходимость, однако более сложные модификации в ряде случаев обеспечили более точный результат. Особенно эффективными оказались метод стратификации и метод выборки по значимости. Наилучший результат был получен при использовании плотности </w:t>
       </w:r>
       <m:oMath>
         <m:r>
           <w:rPr>
             <w:rFonts w:ascii="Cambria Math" w:hAnsi="Cambria Math" w:cs="Times New Roman"/>
-            <w:sz w:val="28"/>
-            <w:szCs w:val="28"/>
+            <w:sz w:val="24"/>
+            <w:szCs w:val="24"/>
           </w:rPr>
           <m:t>p(x)∼</m:t>
         </m:r>
@@ -25949,8 +26639,8 @@
             <m:ctrlPr>
               <w:rPr>
                 <w:rFonts w:ascii="Cambria Math" w:hAnsi="Cambria Math" w:cs="Times New Roman"/>
-                <w:sz w:val="28"/>
-                <w:szCs w:val="28"/>
+                <w:sz w:val="24"/>
+                <w:szCs w:val="24"/>
               </w:rPr>
             </m:ctrlPr>
           </m:sSupPr>
@@ -25958,8 +26648,8 @@
             <m:r>
               <w:rPr>
                 <w:rFonts w:ascii="Cambria Math" w:hAnsi="Cambria Math" w:cs="Times New Roman"/>
-                <w:sz w:val="28"/>
-                <w:szCs w:val="28"/>
+                <w:sz w:val="24"/>
+                <w:szCs w:val="24"/>
               </w:rPr>
               <m:t>x</m:t>
             </m:r>
@@ -25968,8 +26658,8 @@
             <m:r>
               <w:rPr>
                 <w:rFonts w:ascii="Cambria Math" w:hAnsi="Cambria Math" w:cs="Times New Roman"/>
-                <w:sz w:val="28"/>
-                <w:szCs w:val="28"/>
+                <w:sz w:val="24"/>
+                <w:szCs w:val="24"/>
               </w:rPr>
               <m:t>2</m:t>
             </m:r>
@@ -25979,10 +26669,59 @@
       <w:r>
         <w:rPr>
           <w:rFonts w:ascii="Times New Roman" w:hAnsi="Times New Roman" w:cs="Times New Roman"/>
-          <w:sz w:val="28"/>
-          <w:szCs w:val="28"/>
-        </w:rPr>
-        <w:t xml:space="preserve">, так как она согласована с видом подынтегральной функции, и в этом случае приближенное значение интеграла совпало с точным. </w:t>
+          <w:sz w:val="24"/>
+          <w:szCs w:val="24"/>
+        </w:rPr>
+        <w:t xml:space="preserve">, поскольку в этом случае отношение </w:t>
+      </w:r>
+      <m:oMath>
+        <m:f>
+          <m:fPr>
+            <m:ctrlPr>
+              <w:rPr>
+                <w:rFonts w:ascii="Cambria Math" w:hAnsi="Cambria Math" w:cs="Times New Roman"/>
+                <w:sz w:val="24"/>
+                <w:szCs w:val="24"/>
+              </w:rPr>
+            </m:ctrlPr>
+          </m:fPr>
+          <m:num>
+            <m:r>
+              <w:rPr>
+                <w:rFonts w:ascii="Cambria Math" w:hAnsi="Cambria Math" w:cs="Times New Roman"/>
+                <w:sz w:val="24"/>
+                <w:szCs w:val="24"/>
+              </w:rPr>
+              <m:t>f(x)</m:t>
+            </m:r>
+          </m:num>
+          <m:den>
+            <m:r>
+              <w:rPr>
+                <w:rFonts w:ascii="Cambria Math" w:hAnsi="Cambria Math" w:cs="Times New Roman"/>
+                <w:sz w:val="24"/>
+                <w:szCs w:val="24"/>
+              </w:rPr>
+              <m:t>p(x)</m:t>
+            </m:r>
+          </m:den>
+        </m:f>
+      </m:oMath>
+      <w:r>
+        <w:rPr>
+          <w:rFonts w:ascii="Times New Roman" w:eastAsiaTheme="minorEastAsia" w:hAnsi="Times New Roman" w:cs="Times New Roman"/>
+          <w:sz w:val="24"/>
+          <w:szCs w:val="24"/>
+        </w:rPr>
+        <w:t xml:space="preserve"> </w:t>
+      </w:r>
+      <w:r>
+        <w:rPr>
+          <w:rFonts w:ascii="Times New Roman" w:hAnsi="Times New Roman" w:cs="Times New Roman"/>
+          <w:sz w:val="24"/>
+          <w:szCs w:val="24"/>
+        </w:rPr>
+        <w:t>является постоянным, а оценка интеграла становится точной.</w:t>
       </w:r>
     </w:p>
     <w:p>
@@ -25990,24 +26729,24 @@
         <w:ind w:firstLine="708"/>
         <w:rPr>
           <w:rFonts w:ascii="Times New Roman" w:hAnsi="Times New Roman" w:cs="Times New Roman"/>
-          <w:sz w:val="28"/>
-          <w:szCs w:val="28"/>
-        </w:rPr>
-      </w:pPr>
-      <w:r>
-        <w:rPr>
-          <w:rFonts w:ascii="Times New Roman" w:hAnsi="Times New Roman" w:cs="Times New Roman"/>
-          <w:sz w:val="28"/>
-          <w:szCs w:val="28"/>
-        </w:rPr>
-        <w:t xml:space="preserve">Метод многократной выборки по значимости также показал высокую точность и хорошую сходимость, особенно при использовании весовой схемы </w:t>
+          <w:sz w:val="24"/>
+          <w:szCs w:val="24"/>
+        </w:rPr>
+      </w:pPr>
+      <w:r>
+        <w:rPr>
+          <w:rFonts w:ascii="Times New Roman" w:hAnsi="Times New Roman" w:cs="Times New Roman"/>
+          <w:sz w:val="24"/>
+          <w:szCs w:val="24"/>
+        </w:rPr>
+        <w:t xml:space="preserve">Метод многократной выборки по значимости также продемонстрировал хорошую точность и устойчивость, особенно при использовании весовой схемы </w:t>
       </w:r>
       <w:proofErr w:type="spellStart"/>
       <w:r>
         <w:rPr>
           <w:rFonts w:ascii="Times New Roman" w:hAnsi="Times New Roman" w:cs="Times New Roman"/>
-          <w:sz w:val="28"/>
-          <w:szCs w:val="28"/>
+          <w:sz w:val="24"/>
+          <w:szCs w:val="24"/>
         </w:rPr>
         <w:t>balance</w:t>
       </w:r>
@@ -26015,17 +26754,17 @@
       <w:r>
         <w:rPr>
           <w:rFonts w:ascii="Times New Roman" w:hAnsi="Times New Roman" w:cs="Times New Roman"/>
-          <w:sz w:val="28"/>
-          <w:szCs w:val="28"/>
-        </w:rPr>
-        <w:t xml:space="preserve">. Метод русской рулетки, напротив, продемонстрировал более высокий разброс результатов при малом числе выборок, но при больших значениях </w:t>
+          <w:sz w:val="24"/>
+          <w:szCs w:val="24"/>
+        </w:rPr>
+        <w:t xml:space="preserve">. Метод русской рулетки показал больший разброс результатов при малых значениях </w:t>
       </w:r>
       <m:oMath>
         <m:r>
           <w:rPr>
             <w:rFonts w:ascii="Cambria Math" w:hAnsi="Cambria Math" w:cs="Times New Roman"/>
-            <w:sz w:val="28"/>
-            <w:szCs w:val="28"/>
+            <w:sz w:val="24"/>
+            <w:szCs w:val="24"/>
           </w:rPr>
           <m:t>N</m:t>
         </m:r>
@@ -26033,28 +26772,46 @@
       <w:r>
         <w:rPr>
           <w:rFonts w:ascii="Times New Roman" w:hAnsi="Times New Roman" w:cs="Times New Roman"/>
+          <w:sz w:val="24"/>
+          <w:szCs w:val="24"/>
+        </w:rPr>
+        <w:t>, но при увеличении числа выборок также приближался к точному значению.</w:t>
+      </w:r>
+    </w:p>
+    <w:p>
+      <w:pPr>
+        <w:ind w:firstLine="708"/>
+        <w:rPr>
+          <w:rFonts w:ascii="Times New Roman" w:hAnsi="Times New Roman" w:cs="Times New Roman"/>
+          <w:sz w:val="24"/>
+          <w:szCs w:val="24"/>
+        </w:rPr>
+      </w:pPr>
+      <w:r>
+        <w:rPr>
+          <w:rFonts w:ascii="Times New Roman" w:hAnsi="Times New Roman" w:cs="Times New Roman"/>
+          <w:sz w:val="24"/>
+          <w:szCs w:val="24"/>
+        </w:rPr>
+        <w:t>Таким образом, цель лабораторной работы была достигнута: были изучены, реализованы и сравнены основные методы Монте-Карло, а также показано, как выбор способа случайной выборки влияет на точность численного интегрирования.</w:t>
+      </w:r>
+    </w:p>
+    <w:p>
+      <w:pPr>
+        <w:ind w:firstLine="708"/>
+        <w:rPr>
+          <w:rFonts w:ascii="Times New Roman" w:hAnsi="Times New Roman" w:cs="Times New Roman"/>
           <w:sz w:val="28"/>
           <w:szCs w:val="28"/>
         </w:rPr>
-        <w:t xml:space="preserve">также приближался к точному значению интеграла. </w:t>
-      </w:r>
-    </w:p>
-    <w:p>
-      <w:pPr>
-        <w:ind w:firstLine="708"/>
+      </w:pPr>
+      <w:r>
         <w:rPr>
           <w:rFonts w:ascii="Times New Roman" w:hAnsi="Times New Roman" w:cs="Times New Roman"/>
           <w:sz w:val="28"/>
           <w:szCs w:val="28"/>
         </w:rPr>
-      </w:pPr>
-      <w:r>
-        <w:rPr>
-          <w:rFonts w:ascii="Times New Roman" w:hAnsi="Times New Roman" w:cs="Times New Roman"/>
-          <w:sz w:val="28"/>
-          <w:szCs w:val="28"/>
-        </w:rPr>
-        <w:t xml:space="preserve">Таким образом, цель лабораторной работы была достигнута: были изучены и практически реализованы основные методы Монте-Карло для вычисления интеграла, а также проведено сравнение их точности, особенностей и эффективности на конкретном примере. </w:t>
+        <w:t xml:space="preserve"> </w:t>
       </w:r>
     </w:p>
     <w:p/>
@@ -27559,6 +28316,92 @@
     </w:lvl>
   </w:abstractNum>
   <w:abstractNum w:abstractNumId="12" w15:restartNumberingAfterBreak="0">
+    <w:nsid w:val="3ADD7023"/>
+    <w:multiLevelType w:val="hybridMultilevel"/>
+    <w:tmpl w:val="A4C81A32"/>
+    <w:lvl w:ilvl="0" w:tplc="0419000F">
+      <w:start w:val="1"/>
+      <w:numFmt w:val="decimal"/>
+      <w:lvlText w:val="%1."/>
+      <w:lvlJc w:val="left"/>
+      <w:pPr>
+        <w:ind w:left="720" w:hanging="360"/>
+      </w:pPr>
+    </w:lvl>
+    <w:lvl w:ilvl="1" w:tplc="04190019" w:tentative="1">
+      <w:start w:val="1"/>
+      <w:numFmt w:val="lowerLetter"/>
+      <w:lvlText w:val="%2."/>
+      <w:lvlJc w:val="left"/>
+      <w:pPr>
+        <w:ind w:left="1440" w:hanging="360"/>
+      </w:pPr>
+    </w:lvl>
+    <w:lvl w:ilvl="2" w:tplc="0419001B" w:tentative="1">
+      <w:start w:val="1"/>
+      <w:numFmt w:val="lowerRoman"/>
+      <w:lvlText w:val="%3."/>
+      <w:lvlJc w:val="right"/>
+      <w:pPr>
+        <w:ind w:left="2160" w:hanging="180"/>
+      </w:pPr>
+    </w:lvl>
+    <w:lvl w:ilvl="3" w:tplc="0419000F" w:tentative="1">
+      <w:start w:val="1"/>
+      <w:numFmt w:val="decimal"/>
+      <w:lvlText w:val="%4."/>
+      <w:lvlJc w:val="left"/>
+      <w:pPr>
+        <w:ind w:left="2880" w:hanging="360"/>
+      </w:pPr>
+    </w:lvl>
+    <w:lvl w:ilvl="4" w:tplc="04190019" w:tentative="1">
+      <w:start w:val="1"/>
+      <w:numFmt w:val="lowerLetter"/>
+      <w:lvlText w:val="%5."/>
+      <w:lvlJc w:val="left"/>
+      <w:pPr>
+        <w:ind w:left="3600" w:hanging="360"/>
+      </w:pPr>
+    </w:lvl>
+    <w:lvl w:ilvl="5" w:tplc="0419001B" w:tentative="1">
+      <w:start w:val="1"/>
+      <w:numFmt w:val="lowerRoman"/>
+      <w:lvlText w:val="%6."/>
+      <w:lvlJc w:val="right"/>
+      <w:pPr>
+        <w:ind w:left="4320" w:hanging="180"/>
+      </w:pPr>
+    </w:lvl>
+    <w:lvl w:ilvl="6" w:tplc="0419000F" w:tentative="1">
+      <w:start w:val="1"/>
+      <w:numFmt w:val="decimal"/>
+      <w:lvlText w:val="%7."/>
+      <w:lvlJc w:val="left"/>
+      <w:pPr>
+        <w:ind w:left="5040" w:hanging="360"/>
+      </w:pPr>
+    </w:lvl>
+    <w:lvl w:ilvl="7" w:tplc="04190019" w:tentative="1">
+      <w:start w:val="1"/>
+      <w:numFmt w:val="lowerLetter"/>
+      <w:lvlText w:val="%8."/>
+      <w:lvlJc w:val="left"/>
+      <w:pPr>
+        <w:ind w:left="5760" w:hanging="360"/>
+      </w:pPr>
+    </w:lvl>
+    <w:lvl w:ilvl="8" w:tplc="0419001B" w:tentative="1">
+      <w:start w:val="1"/>
+      <w:numFmt w:val="lowerRoman"/>
+      <w:lvlText w:val="%9."/>
+      <w:lvlJc w:val="right"/>
+      <w:pPr>
+        <w:ind w:left="6480" w:hanging="180"/>
+      </w:pPr>
+    </w:lvl>
+  </w:abstractNum>
+  <w:abstractNum w:abstractNumId="13" w15:restartNumberingAfterBreak="0">
     <w:nsid w:val="467835F5"/>
     <w:multiLevelType w:val="multilevel"/>
     <w:tmpl w:val="6A8C07FE"/>
@@ -27707,7 +28550,7 @@
       </w:rPr>
     </w:lvl>
   </w:abstractNum>
-  <w:abstractNum w:abstractNumId="13" w15:restartNumberingAfterBreak="0">
+  <w:abstractNum w:abstractNumId="14" w15:restartNumberingAfterBreak="0">
     <w:nsid w:val="59073936"/>
     <w:multiLevelType w:val="multilevel"/>
     <w:tmpl w:val="018836BC"/>
@@ -27820,7 +28663,7 @@
       </w:pPr>
     </w:lvl>
   </w:abstractNum>
-  <w:abstractNum w:abstractNumId="14" w15:restartNumberingAfterBreak="0">
+  <w:abstractNum w:abstractNumId="15" w15:restartNumberingAfterBreak="0">
     <w:nsid w:val="597107DC"/>
     <w:multiLevelType w:val="multilevel"/>
     <w:tmpl w:val="6C3CBBF2"/>
@@ -27933,7 +28776,7 @@
       </w:pPr>
     </w:lvl>
   </w:abstractNum>
-  <w:abstractNum w:abstractNumId="15" w15:restartNumberingAfterBreak="0">
+  <w:abstractNum w:abstractNumId="16" w15:restartNumberingAfterBreak="0">
     <w:nsid w:val="5A233A3E"/>
     <w:multiLevelType w:val="multilevel"/>
     <w:tmpl w:val="48D46FAC"/>
@@ -28082,7 +28925,7 @@
       </w:rPr>
     </w:lvl>
   </w:abstractNum>
-  <w:abstractNum w:abstractNumId="16" w15:restartNumberingAfterBreak="0">
+  <w:abstractNum w:abstractNumId="17" w15:restartNumberingAfterBreak="0">
     <w:nsid w:val="5BA93BD1"/>
     <w:multiLevelType w:val="multilevel"/>
     <w:tmpl w:val="EF960B50"/>
@@ -28195,7 +29038,7 @@
       </w:pPr>
     </w:lvl>
   </w:abstractNum>
-  <w:abstractNum w:abstractNumId="17" w15:restartNumberingAfterBreak="0">
+  <w:abstractNum w:abstractNumId="18" w15:restartNumberingAfterBreak="0">
     <w:nsid w:val="5F2301D8"/>
     <w:multiLevelType w:val="multilevel"/>
     <w:tmpl w:val="E9B0AC42"/>
@@ -28344,7 +29187,7 @@
       </w:rPr>
     </w:lvl>
   </w:abstractNum>
-  <w:abstractNum w:abstractNumId="18" w15:restartNumberingAfterBreak="0">
+  <w:abstractNum w:abstractNumId="19" w15:restartNumberingAfterBreak="0">
     <w:nsid w:val="5FA04737"/>
     <w:multiLevelType w:val="multilevel"/>
     <w:tmpl w:val="8E1A193E"/>
@@ -28493,7 +29336,7 @@
       </w:rPr>
     </w:lvl>
   </w:abstractNum>
-  <w:abstractNum w:abstractNumId="19" w15:restartNumberingAfterBreak="0">
+  <w:abstractNum w:abstractNumId="20" w15:restartNumberingAfterBreak="0">
     <w:nsid w:val="6A3D75F9"/>
     <w:multiLevelType w:val="hybridMultilevel"/>
     <w:tmpl w:val="36D4EA5C"/>
@@ -28582,7 +29425,7 @@
       </w:pPr>
     </w:lvl>
   </w:abstractNum>
-  <w:abstractNum w:abstractNumId="20" w15:restartNumberingAfterBreak="0">
+  <w:abstractNum w:abstractNumId="21" w15:restartNumberingAfterBreak="0">
     <w:nsid w:val="6B4912C9"/>
     <w:multiLevelType w:val="hybridMultilevel"/>
     <w:tmpl w:val="A8B24B58"/>
@@ -28668,7 +29511,7 @@
       </w:pPr>
     </w:lvl>
   </w:abstractNum>
-  <w:abstractNum w:abstractNumId="21" w15:restartNumberingAfterBreak="0">
+  <w:abstractNum w:abstractNumId="22" w15:restartNumberingAfterBreak="0">
     <w:nsid w:val="6BB665CD"/>
     <w:multiLevelType w:val="hybridMultilevel"/>
     <w:tmpl w:val="6AF0DAF2"/>
@@ -28757,7 +29600,7 @@
       </w:pPr>
     </w:lvl>
   </w:abstractNum>
-  <w:abstractNum w:abstractNumId="22" w15:restartNumberingAfterBreak="0">
+  <w:abstractNum w:abstractNumId="23" w15:restartNumberingAfterBreak="0">
     <w:nsid w:val="7DB267FA"/>
     <w:multiLevelType w:val="multilevel"/>
     <w:tmpl w:val="67128374"/>
@@ -28913,13 +29756,13 @@
     <w:abstractNumId w:val="3"/>
   </w:num>
   <w:num w:numId="3" w16cid:durableId="1318995633">
-    <w:abstractNumId w:val="21"/>
+    <w:abstractNumId w:val="22"/>
   </w:num>
   <w:num w:numId="4" w16cid:durableId="542524260">
-    <w:abstractNumId w:val="19"/>
+    <w:abstractNumId w:val="20"/>
   </w:num>
   <w:num w:numId="5" w16cid:durableId="713233555">
-    <w:abstractNumId w:val="13"/>
+    <w:abstractNumId w:val="14"/>
   </w:num>
   <w:num w:numId="6" w16cid:durableId="1880507513">
     <w:abstractNumId w:val="8"/>
@@ -28934,46 +29777,49 @@
     <w:abstractNumId w:val="6"/>
   </w:num>
   <w:num w:numId="10" w16cid:durableId="579868079">
-    <w:abstractNumId w:val="16"/>
+    <w:abstractNumId w:val="17"/>
   </w:num>
   <w:num w:numId="11" w16cid:durableId="1942757710">
-    <w:abstractNumId w:val="14"/>
+    <w:abstractNumId w:val="15"/>
   </w:num>
   <w:num w:numId="12" w16cid:durableId="779449441">
-    <w:abstractNumId w:val="20"/>
+    <w:abstractNumId w:val="21"/>
   </w:num>
   <w:num w:numId="13" w16cid:durableId="1161579091">
     <w:abstractNumId w:val="2"/>
   </w:num>
   <w:num w:numId="14" w16cid:durableId="2146313542">
-    <w:abstractNumId w:val="12"/>
+    <w:abstractNumId w:val="13"/>
   </w:num>
   <w:num w:numId="15" w16cid:durableId="631667750">
     <w:abstractNumId w:val="0"/>
   </w:num>
   <w:num w:numId="16" w16cid:durableId="182480468">
-    <w:abstractNumId w:val="17"/>
+    <w:abstractNumId w:val="18"/>
   </w:num>
   <w:num w:numId="17" w16cid:durableId="1272785821">
-    <w:abstractNumId w:val="15"/>
+    <w:abstractNumId w:val="16"/>
   </w:num>
   <w:num w:numId="18" w16cid:durableId="226720320">
     <w:abstractNumId w:val="9"/>
   </w:num>
   <w:num w:numId="19" w16cid:durableId="1013334776">
-    <w:abstractNumId w:val="22"/>
+    <w:abstractNumId w:val="23"/>
   </w:num>
   <w:num w:numId="20" w16cid:durableId="37821147">
     <w:abstractNumId w:val="5"/>
   </w:num>
   <w:num w:numId="21" w16cid:durableId="1324117290">
-    <w:abstractNumId w:val="18"/>
+    <w:abstractNumId w:val="19"/>
   </w:num>
   <w:num w:numId="22" w16cid:durableId="309751943">
     <w:abstractNumId w:val="1"/>
   </w:num>
   <w:num w:numId="23" w16cid:durableId="1385569553">
     <w:abstractNumId w:val="7"/>
+  </w:num>
+  <w:num w:numId="24" w16cid:durableId="1504127373">
+    <w:abstractNumId w:val="12"/>
   </w:num>
 </w:numbering>
 </file>
@@ -30259,4 +31105,16 @@
     </a:ext>
   </a:extLst>
 </a:theme>
+</file>
+
+<file path=customXml/item1.xml><?xml version="1.0" encoding="utf-8"?>
+<b:Sources xmlns:b="http://schemas.openxmlformats.org/officeDocument/2006/bibliography" xmlns="http://schemas.openxmlformats.org/officeDocument/2006/bibliography" SelectedStyle="\APASixthEditionOfficeOnline.xsl" StyleName="APA" Version="6"/>
+</file>
+
+<file path=customXml/itemProps1.xml><?xml version="1.0" encoding="utf-8"?>
+<ds:datastoreItem xmlns:ds="http://schemas.openxmlformats.org/officeDocument/2006/customXml" ds:itemID="{F2BB3184-0749-470E-A5A6-A3F07DE65683}">
+  <ds:schemaRefs>
+    <ds:schemaRef ds:uri="http://schemas.openxmlformats.org/officeDocument/2006/bibliography"/>
+  </ds:schemaRefs>
+</ds:datastoreItem>
 </file>